--- a/supplementary/Online_Resource_1.docx
+++ b/supplementary/Online_Resource_1.docx
@@ -16932,6 +16932,63 @@
       <w:r>
         <w:t xml:space="preserve">) | With 10 seeds, MCP novel coverage on this dataset was 0.84–0.88, apparently contradicting Proposition 3 | Confirms that it was sampling noise: MCP novel coverage 0.909 (95% CI 0.899–0.918) for LightGBM and 0.907 (0.896–0.917) for ridge; SCP novel coverage 0.78 and 0.77. Per-split SD ≈ 0.07 with about 36 novel calibration rows. Reported as a verification and a stated limitation (high split-to-split variability when novel calibration sets are small) |</w:t>
       </w:r>
+      <w:r>
+        <w:br/>
+      </w:r>
+      <w:r>
+        <w:t xml:space="preserve">4 | After review round 1 (Reviews 1 and 5: suites are curated, and CTR23 excludes grouped data),</w:t>
+      </w:r>
+      <w:r>
+        <w:t xml:space="preserve"> </w:t>
+      </w:r>
+      <w:r>
+        <w:rPr>
+          <w:bCs/>
+          <w:b/>
+        </w:rPr>
+        <w:t xml:space="preserve">before any outcome on these data</w:t>
+      </w:r>
+      <w:r>
+        <w:t xml:space="preserve"> </w:t>
+      </w:r>
+      <w:r>
+        <w:t xml:space="preserve">|</w:t>
+      </w:r>
+      <w:r>
+        <w:t xml:space="preserve"> </w:t>
+      </w:r>
+      <w:r>
+        <w:rPr>
+          <w:bCs/>
+          <w:b/>
+        </w:rPr>
+        <w:t xml:space="preserve">External validation set</w:t>
+      </w:r>
+      <w:r>
+        <w:t xml:space="preserve">, specified in advance: every NASA MDP defect dataset on OpenML not in CC18 with ≥ 300 rows (mc1 #1056, pc2 #1069, kc3 #1065, mw1 #1071), plus KDDCup99 (10% version, #1113; documented heavy redundancy, Tavallaee et al. 2009). Same configuration as the main grid (10 seeds, 5 learners, both protocols). KDDCup99 (494,020 rows) is</w:t>
+      </w:r>
+      <w:r>
+        <w:t xml:space="preserve"> </w:t>
+      </w:r>
+      <w:r>
+        <w:rPr>
+          <w:bCs/>
+          <w:b/>
+        </w:rPr>
+        <w:t xml:space="preserve">uniformly row-subsampled</w:t>
+      </w:r>
+      <w:r>
+        <w:t xml:space="preserve"> </w:t>
+      </w:r>
+      <w:r>
+        <w:t xml:space="preserve">to 30,000 rows (seed 2026), because group-preserving subsampling cannot keep groups larger than the cap. Pre-specified test: novel-record gap of SCP-R per dataset and learner (LAC, α = 0.1), with seed-level 95% t-intervals; and the MCP-R novel gap | Tests whether the mechanism appears where duplication is known to be common | Additional evidence only; the confirmatory suite analysis is unchanged |</w:t>
+      </w:r>
+      <w:r>
+        <w:br/>
+      </w:r>
+      <w:r>
+        <w:t xml:space="preserve">5 | Review round 1 (Review 7) | Experiment G (computational cost of the audit and of MCP vs SCP), pre-registered but not yet run, is run now | Omission | None |</w:t>
+      </w:r>
     </w:p>
     <w:p>
       <w:pPr>
@@ -34842,19 +34899,19 @@
               <w:jc w:val="left"/>
             </w:pPr>
             <w:r>
-              <w:t xml:space="preserve">0.0478</w:t>
-            </w:r>
-          </w:p>
-        </w:tc>
-        <w:tc>
-          <w:tcPr/>
-          <w:p>
-            <w:pPr>
-              <w:pStyle w:val="Compact"/>
-              <w:jc w:val="left"/>
-            </w:pPr>
-            <w:r>
-              <w:t xml:space="preserve">0.0478</w:t>
+              <w:t xml:space="preserve">0.0471</w:t>
+            </w:r>
+          </w:p>
+        </w:tc>
+        <w:tc>
+          <w:tcPr/>
+          <w:p>
+            <w:pPr>
+              <w:pStyle w:val="Compact"/>
+              <w:jc w:val="left"/>
+            </w:pPr>
+            <w:r>
+              <w:t xml:space="preserve">0.0471</w:t>
             </w:r>
           </w:p>
         </w:tc>
@@ -34924,19 +34981,19 @@
               <w:jc w:val="left"/>
             </w:pPr>
             <w:r>
-              <w:t xml:space="preserve">0.0305</w:t>
-            </w:r>
-          </w:p>
-        </w:tc>
-        <w:tc>
-          <w:tcPr/>
-          <w:p>
-            <w:pPr>
-              <w:pStyle w:val="Compact"/>
-              <w:jc w:val="left"/>
-            </w:pPr>
-            <w:r>
-              <w:t xml:space="preserve">0.0396</w:t>
+              <w:t xml:space="preserve">0.0297</w:t>
+            </w:r>
+          </w:p>
+        </w:tc>
+        <w:tc>
+          <w:tcPr/>
+          <w:p>
+            <w:pPr>
+              <w:pStyle w:val="Compact"/>
+              <w:jc w:val="left"/>
+            </w:pPr>
+            <w:r>
+              <w:t xml:space="preserve">0.0333</w:t>
             </w:r>
           </w:p>
         </w:tc>
@@ -34972,7 +35029,7 @@
               <w:jc w:val="left"/>
             </w:pPr>
             <w:r>
-              <w:t xml:space="preserve">0.9725</w:t>
+              <w:t xml:space="preserve">0.9751</w:t>
             </w:r>
           </w:p>
         </w:tc>
@@ -35010,19 +35067,19 @@
               <w:jc w:val="left"/>
             </w:pPr>
             <w:r>
-              <w:t xml:space="preserve">0.0327</w:t>
-            </w:r>
-          </w:p>
-        </w:tc>
-        <w:tc>
-          <w:tcPr/>
-          <w:p>
-            <w:pPr>
-              <w:pStyle w:val="Compact"/>
-              <w:jc w:val="left"/>
-            </w:pPr>
-            <w:r>
-              <w:t xml:space="preserve">0.0475</w:t>
+              <w:t xml:space="preserve">0.0311</w:t>
+            </w:r>
+          </w:p>
+        </w:tc>
+        <w:tc>
+          <w:tcPr/>
+          <w:p>
+            <w:pPr>
+              <w:pStyle w:val="Compact"/>
+              <w:jc w:val="left"/>
+            </w:pPr>
+            <w:r>
+              <w:t xml:space="preserve">0.0458</w:t>
             </w:r>
           </w:p>
         </w:tc>
@@ -35058,7 +35115,7 @@
               <w:jc w:val="left"/>
             </w:pPr>
             <w:r>
-              <w:t xml:space="preserve">0.9727</w:t>
+              <w:t xml:space="preserve">0.9713</w:t>
             </w:r>
           </w:p>
         </w:tc>
@@ -35096,19 +35153,19 @@
               <w:jc w:val="left"/>
             </w:pPr>
             <w:r>
-              <w:t xml:space="preserve">0.0207</w:t>
-            </w:r>
-          </w:p>
-        </w:tc>
-        <w:tc>
-          <w:tcPr/>
-          <w:p>
-            <w:pPr>
-              <w:pStyle w:val="Compact"/>
-              <w:jc w:val="left"/>
-            </w:pPr>
-            <w:r>
-              <w:t xml:space="preserve">0.0394</w:t>
+              <w:t xml:space="preserve">0.0175</w:t>
+            </w:r>
+          </w:p>
+        </w:tc>
+        <w:tc>
+          <w:tcPr/>
+          <w:p>
+            <w:pPr>
+              <w:pStyle w:val="Compact"/>
+              <w:jc w:val="left"/>
+            </w:pPr>
+            <w:r>
+              <w:t xml:space="preserve">0.0383</w:t>
             </w:r>
           </w:p>
         </w:tc>
@@ -35144,7 +35201,7 @@
               <w:jc w:val="left"/>
             </w:pPr>
             <w:r>
-              <w:t xml:space="preserve">0.9701</w:t>
+              <w:t xml:space="preserve">0.9692</w:t>
             </w:r>
           </w:p>
         </w:tc>
@@ -35182,19 +35239,19 @@
               <w:jc w:val="left"/>
             </w:pPr>
             <w:r>
-              <w:t xml:space="preserve">0.0128</w:t>
-            </w:r>
-          </w:p>
-        </w:tc>
-        <w:tc>
-          <w:tcPr/>
-          <w:p>
-            <w:pPr>
-              <w:pStyle w:val="Compact"/>
-              <w:jc w:val="left"/>
-            </w:pPr>
-            <w:r>
-              <w:t xml:space="preserve">0.0373</w:t>
+              <w:t xml:space="preserve">0.0150</w:t>
+            </w:r>
+          </w:p>
+        </w:tc>
+        <w:tc>
+          <w:tcPr/>
+          <w:p>
+            <w:pPr>
+              <w:pStyle w:val="Compact"/>
+              <w:jc w:val="left"/>
+            </w:pPr>
+            <w:r>
+              <w:t xml:space="preserve">0.0366</w:t>
             </w:r>
           </w:p>
         </w:tc>
@@ -35230,7 +35287,7 @@
               <w:jc w:val="left"/>
             </w:pPr>
             <w:r>
-              <w:t xml:space="preserve">0.9715</w:t>
+              <w:t xml:space="preserve">0.9658</w:t>
             </w:r>
           </w:p>
         </w:tc>
@@ -35268,19 +35325,19 @@
               <w:jc w:val="left"/>
             </w:pPr>
             <w:r>
-              <w:t xml:space="preserve">0.0003</w:t>
-            </w:r>
-          </w:p>
-        </w:tc>
-        <w:tc>
-          <w:tcPr/>
-          <w:p>
-            <w:pPr>
-              <w:pStyle w:val="Compact"/>
-              <w:jc w:val="left"/>
-            </w:pPr>
-            <w:r>
-              <w:t xml:space="preserve">0.0003</w:t>
+              <w:t xml:space="preserve">0.0000</w:t>
+            </w:r>
+          </w:p>
+        </w:tc>
+        <w:tc>
+          <w:tcPr/>
+          <w:p>
+            <w:pPr>
+              <w:pStyle w:val="Compact"/>
+              <w:jc w:val="left"/>
+            </w:pPr>
+            <w:r>
+              <w:t xml:space="preserve">0.0000</w:t>
             </w:r>
           </w:p>
         </w:tc>
@@ -35350,19 +35407,19 @@
               <w:jc w:val="left"/>
             </w:pPr>
             <w:r>
-              <w:t xml:space="preserve">-0.0123</w:t>
-            </w:r>
-          </w:p>
-        </w:tc>
-        <w:tc>
-          <w:tcPr/>
-          <w:p>
-            <w:pPr>
-              <w:pStyle w:val="Compact"/>
-              <w:jc w:val="left"/>
-            </w:pPr>
-            <w:r>
-              <w:t xml:space="preserve">0.0003</w:t>
+              <w:t xml:space="preserve">-0.0128</w:t>
+            </w:r>
+          </w:p>
+        </w:tc>
+        <w:tc>
+          <w:tcPr/>
+          <w:p>
+            <w:pPr>
+              <w:pStyle w:val="Compact"/>
+              <w:jc w:val="left"/>
+            </w:pPr>
+            <w:r>
+              <w:t xml:space="preserve">-0.0004</w:t>
             </w:r>
           </w:p>
         </w:tc>
@@ -35436,19 +35493,19 @@
               <w:jc w:val="left"/>
             </w:pPr>
             <w:r>
-              <w:t xml:space="preserve">-0.0245</w:t>
-            </w:r>
-          </w:p>
-        </w:tc>
-        <w:tc>
-          <w:tcPr/>
-          <w:p>
-            <w:pPr>
-              <w:pStyle w:val="Compact"/>
-              <w:jc w:val="left"/>
-            </w:pPr>
-            <w:r>
-              <w:t xml:space="preserve">0.0010</w:t>
+              <w:t xml:space="preserve">-0.0261</w:t>
+            </w:r>
+          </w:p>
+        </w:tc>
+        <w:tc>
+          <w:tcPr/>
+          <w:p>
+            <w:pPr>
+              <w:pStyle w:val="Compact"/>
+              <w:jc w:val="left"/>
+            </w:pPr>
+            <w:r>
+              <w:t xml:space="preserve">0.0009</w:t>
             </w:r>
           </w:p>
         </w:tc>
@@ -35484,7 +35541,7 @@
               <w:jc w:val="left"/>
             </w:pPr>
             <w:r>
-              <w:t xml:space="preserve">0.9995</w:t>
+              <w:t xml:space="preserve">0.9996</w:t>
             </w:r>
           </w:p>
         </w:tc>
@@ -35522,19 +35579,19 @@
               <w:jc w:val="left"/>
             </w:pPr>
             <w:r>
-              <w:t xml:space="preserve">-0.0545</w:t>
-            </w:r>
-          </w:p>
-        </w:tc>
-        <w:tc>
-          <w:tcPr/>
-          <w:p>
-            <w:pPr>
-              <w:pStyle w:val="Compact"/>
-              <w:jc w:val="left"/>
-            </w:pPr>
-            <w:r>
-              <w:t xml:space="preserve">0.0001</w:t>
+              <w:t xml:space="preserve">-0.0567</w:t>
+            </w:r>
+          </w:p>
+        </w:tc>
+        <w:tc>
+          <w:tcPr/>
+          <w:p>
+            <w:pPr>
+              <w:pStyle w:val="Compact"/>
+              <w:jc w:val="left"/>
+            </w:pPr>
+            <w:r>
+              <w:t xml:space="preserve">0.0002</w:t>
             </w:r>
           </w:p>
         </w:tc>
@@ -35570,7 +35627,7 @@
               <w:jc w:val="left"/>
             </w:pPr>
             <w:r>
-              <w:t xml:space="preserve">0.9922</w:t>
+              <w:t xml:space="preserve">0.9953</w:t>
             </w:r>
           </w:p>
         </w:tc>
@@ -35608,19 +35665,19 @@
               <w:jc w:val="left"/>
             </w:pPr>
             <w:r>
-              <w:t xml:space="preserve">-0.0762</w:t>
-            </w:r>
-          </w:p>
-        </w:tc>
-        <w:tc>
-          <w:tcPr/>
-          <w:p>
-            <w:pPr>
-              <w:pStyle w:val="Compact"/>
-              <w:jc w:val="left"/>
-            </w:pPr>
-            <w:r>
-              <w:t xml:space="preserve">0.0020</w:t>
+              <w:t xml:space="preserve">-0.0791</w:t>
+            </w:r>
+          </w:p>
+        </w:tc>
+        <w:tc>
+          <w:tcPr/>
+          <w:p>
+            <w:pPr>
+              <w:pStyle w:val="Compact"/>
+              <w:jc w:val="left"/>
+            </w:pPr>
+            <w:r>
+              <w:t xml:space="preserve">0.0023</w:t>
             </w:r>
           </w:p>
         </w:tc>
@@ -35656,7 +35713,7 @@
               <w:jc w:val="left"/>
             </w:pPr>
             <w:r>
-              <w:t xml:space="preserve">0.9550</w:t>
+              <w:t xml:space="preserve">0.9610</w:t>
             </w:r>
           </w:p>
         </w:tc>
@@ -35694,19 +35751,19 @@
               <w:jc w:val="left"/>
             </w:pPr>
             <w:r>
-              <w:t xml:space="preserve">-0.0005</w:t>
-            </w:r>
-          </w:p>
-        </w:tc>
-        <w:tc>
-          <w:tcPr/>
-          <w:p>
-            <w:pPr>
-              <w:pStyle w:val="Compact"/>
-              <w:jc w:val="left"/>
-            </w:pPr>
-            <w:r>
-              <w:t xml:space="preserve">-0.0005</w:t>
+              <w:t xml:space="preserve">-0.0006</w:t>
+            </w:r>
+          </w:p>
+        </w:tc>
+        <w:tc>
+          <w:tcPr/>
+          <w:p>
+            <w:pPr>
+              <w:pStyle w:val="Compact"/>
+              <w:jc w:val="left"/>
+            </w:pPr>
+            <w:r>
+              <w:t xml:space="preserve">-0.0006</w:t>
             </w:r>
           </w:p>
         </w:tc>
@@ -35776,19 +35833,19 @@
               <w:jc w:val="left"/>
             </w:pPr>
             <w:r>
-              <w:t xml:space="preserve">-0.0021</w:t>
-            </w:r>
-          </w:p>
-        </w:tc>
-        <w:tc>
-          <w:tcPr/>
-          <w:p>
-            <w:pPr>
-              <w:pStyle w:val="Compact"/>
-              <w:jc w:val="left"/>
-            </w:pPr>
-            <w:r>
-              <w:t xml:space="preserve">0.0014</w:t>
+              <w:t xml:space="preserve">-0.0025</w:t>
+            </w:r>
+          </w:p>
+        </w:tc>
+        <w:tc>
+          <w:tcPr/>
+          <w:p>
+            <w:pPr>
+              <w:pStyle w:val="Compact"/>
+              <w:jc w:val="left"/>
+            </w:pPr>
+            <w:r>
+              <w:t xml:space="preserve">0.0021</w:t>
             </w:r>
           </w:p>
         </w:tc>
@@ -35824,7 +35881,7 @@
               <w:jc w:val="left"/>
             </w:pPr>
             <w:r>
-              <w:t xml:space="preserve">0.9183</w:t>
+              <w:t xml:space="preserve">0.9217</w:t>
             </w:r>
           </w:p>
         </w:tc>
@@ -35862,19 +35919,19 @@
               <w:jc w:val="left"/>
             </w:pPr>
             <w:r>
-              <w:t xml:space="preserve">-0.0040</w:t>
-            </w:r>
-          </w:p>
-        </w:tc>
-        <w:tc>
-          <w:tcPr/>
-          <w:p>
-            <w:pPr>
-              <w:pStyle w:val="Compact"/>
-              <w:jc w:val="left"/>
-            </w:pPr>
-            <w:r>
-              <w:t xml:space="preserve">0.0017</w:t>
+              <w:t xml:space="preserve">-0.0043</w:t>
+            </w:r>
+          </w:p>
+        </w:tc>
+        <w:tc>
+          <w:tcPr/>
+          <w:p>
+            <w:pPr>
+              <w:pStyle w:val="Compact"/>
+              <w:jc w:val="left"/>
+            </w:pPr>
+            <w:r>
+              <w:t xml:space="preserve">0.0011</w:t>
             </w:r>
           </w:p>
         </w:tc>
@@ -35910,7 +35967,7 @@
               <w:jc w:val="left"/>
             </w:pPr>
             <w:r>
-              <w:t xml:space="preserve">0.9109</w:t>
+              <w:t xml:space="preserve">0.9112</w:t>
             </w:r>
           </w:p>
         </w:tc>
@@ -35948,19 +36005,19 @@
               <w:jc w:val="left"/>
             </w:pPr>
             <w:r>
-              <w:t xml:space="preserve">-0.0047</w:t>
-            </w:r>
-          </w:p>
-        </w:tc>
-        <w:tc>
-          <w:tcPr/>
-          <w:p>
-            <w:pPr>
-              <w:pStyle w:val="Compact"/>
-              <w:jc w:val="left"/>
-            </w:pPr>
-            <w:r>
-              <w:t xml:space="preserve">0.0020</w:t>
+              <w:t xml:space="preserve">-0.0054</w:t>
+            </w:r>
+          </w:p>
+        </w:tc>
+        <w:tc>
+          <w:tcPr/>
+          <w:p>
+            <w:pPr>
+              <w:pStyle w:val="Compact"/>
+              <w:jc w:val="left"/>
+            </w:pPr>
+            <w:r>
+              <w:t xml:space="preserve">0.0021</w:t>
             </w:r>
           </w:p>
         </w:tc>
@@ -35996,7 +36053,7 @@
               <w:jc w:val="left"/>
             </w:pPr>
             <w:r>
-              <w:t xml:space="preserve">0.9081</w:t>
+              <w:t xml:space="preserve">0.9100</w:t>
             </w:r>
           </w:p>
         </w:tc>
@@ -36034,19 +36091,19 @@
               <w:jc w:val="left"/>
             </w:pPr>
             <w:r>
-              <w:t xml:space="preserve">-0.0076</w:t>
-            </w:r>
-          </w:p>
-        </w:tc>
-        <w:tc>
-          <w:tcPr/>
-          <w:p>
-            <w:pPr>
-              <w:pStyle w:val="Compact"/>
-              <w:jc w:val="left"/>
-            </w:pPr>
-            <w:r>
-              <w:t xml:space="preserve">0.0008</w:t>
+              <w:t xml:space="preserve">-0.0084</w:t>
+            </w:r>
+          </w:p>
+        </w:tc>
+        <w:tc>
+          <w:tcPr/>
+          <w:p>
+            <w:pPr>
+              <w:pStyle w:val="Compact"/>
+              <w:jc w:val="left"/>
+            </w:pPr>
+            <w:r>
+              <w:t xml:space="preserve">0.0007</w:t>
             </w:r>
           </w:p>
         </w:tc>
@@ -36082,7 +36139,7 @@
               <w:jc w:val="left"/>
             </w:pPr>
             <w:r>
-              <w:t xml:space="preserve">0.9043</w:t>
+              <w:t xml:space="preserve">0.9049</w:t>
             </w:r>
           </w:p>
         </w:tc>
@@ -36120,19 +36177,19 @@
               <w:jc w:val="left"/>
             </w:pPr>
             <w:r>
-              <w:t xml:space="preserve">0.0012</w:t>
-            </w:r>
-          </w:p>
-        </w:tc>
-        <w:tc>
-          <w:tcPr/>
-          <w:p>
-            <w:pPr>
-              <w:pStyle w:val="Compact"/>
-              <w:jc w:val="left"/>
-            </w:pPr>
-            <w:r>
-              <w:t xml:space="preserve">0.0012</w:t>
+              <w:t xml:space="preserve">0.0013</w:t>
+            </w:r>
+          </w:p>
+        </w:tc>
+        <w:tc>
+          <w:tcPr/>
+          <w:p>
+            <w:pPr>
+              <w:pStyle w:val="Compact"/>
+              <w:jc w:val="left"/>
+            </w:pPr>
+            <w:r>
+              <w:t xml:space="preserve">0.0013</w:t>
             </w:r>
           </w:p>
         </w:tc>
@@ -36202,19 +36259,19 @@
               <w:jc w:val="left"/>
             </w:pPr>
             <w:r>
-              <w:t xml:space="preserve">-0.0121</w:t>
-            </w:r>
-          </w:p>
-        </w:tc>
-        <w:tc>
-          <w:tcPr/>
-          <w:p>
-            <w:pPr>
-              <w:pStyle w:val="Compact"/>
-              <w:jc w:val="left"/>
-            </w:pPr>
-            <w:r>
-              <w:t xml:space="preserve">-0.0004</w:t>
+              <w:t xml:space="preserve">-0.0117</w:t>
+            </w:r>
+          </w:p>
+        </w:tc>
+        <w:tc>
+          <w:tcPr/>
+          <w:p>
+            <w:pPr>
+              <w:pStyle w:val="Compact"/>
+              <w:jc w:val="left"/>
+            </w:pPr>
+            <w:r>
+              <w:t xml:space="preserve">-0.0002</w:t>
             </w:r>
           </w:p>
         </w:tc>
@@ -36288,19 +36345,19 @@
               <w:jc w:val="left"/>
             </w:pPr>
             <w:r>
-              <w:t xml:space="preserve">-0.0265</w:t>
-            </w:r>
-          </w:p>
-        </w:tc>
-        <w:tc>
-          <w:tcPr/>
-          <w:p>
-            <w:pPr>
-              <w:pStyle w:val="Compact"/>
-              <w:jc w:val="left"/>
-            </w:pPr>
-            <w:r>
-              <w:t xml:space="preserve">0.0033</w:t>
+              <w:t xml:space="preserve">-0.0268</w:t>
+            </w:r>
+          </w:p>
+        </w:tc>
+        <w:tc>
+          <w:tcPr/>
+          <w:p>
+            <w:pPr>
+              <w:pStyle w:val="Compact"/>
+              <w:jc w:val="left"/>
+            </w:pPr>
+            <w:r>
+              <w:t xml:space="preserve">0.0016</w:t>
             </w:r>
           </w:p>
         </w:tc>
@@ -36374,19 +36431,19 @@
               <w:jc w:val="left"/>
             </w:pPr>
             <w:r>
-              <w:t xml:space="preserve">-0.0627</w:t>
-            </w:r>
-          </w:p>
-        </w:tc>
-        <w:tc>
-          <w:tcPr/>
-          <w:p>
-            <w:pPr>
-              <w:pStyle w:val="Compact"/>
-              <w:jc w:val="left"/>
-            </w:pPr>
-            <w:r>
-              <w:t xml:space="preserve">0.0027</w:t>
+              <w:t xml:space="preserve">-0.0614</w:t>
+            </w:r>
+          </w:p>
+        </w:tc>
+        <w:tc>
+          <w:tcPr/>
+          <w:p>
+            <w:pPr>
+              <w:pStyle w:val="Compact"/>
+              <w:jc w:val="left"/>
+            </w:pPr>
+            <w:r>
+              <w:t xml:space="preserve">0.0030</w:t>
             </w:r>
           </w:p>
         </w:tc>
@@ -36460,19 +36517,19 @@
               <w:jc w:val="left"/>
             </w:pPr>
             <w:r>
-              <w:t xml:space="preserve">-0.1236</w:t>
-            </w:r>
-          </w:p>
-        </w:tc>
-        <w:tc>
-          <w:tcPr/>
-          <w:p>
-            <w:pPr>
-              <w:pStyle w:val="Compact"/>
-              <w:jc w:val="left"/>
-            </w:pPr>
-            <w:r>
-              <w:t xml:space="preserve">0.0037</w:t>
+              <w:t xml:space="preserve">-0.1275</w:t>
+            </w:r>
+          </w:p>
+        </w:tc>
+        <w:tc>
+          <w:tcPr/>
+          <w:p>
+            <w:pPr>
+              <w:pStyle w:val="Compact"/>
+              <w:jc w:val="left"/>
+            </w:pPr>
+            <w:r>
+              <w:t xml:space="preserve">0.0035</w:t>
             </w:r>
           </w:p>
         </w:tc>
@@ -36508,7 +36565,7 @@
               <w:jc w:val="left"/>
             </w:pPr>
             <w:r>
-              <w:t xml:space="preserve">0.9971</w:t>
+              <w:t xml:space="preserve">0.9994</w:t>
             </w:r>
           </w:p>
         </w:tc>
@@ -40262,13 +40319,1596 @@
       </w:tr>
     </w:tbl>
     <w:bookmarkEnd w:id="31"/>
-    <w:bookmarkStart w:id="32" w:name="s11-computational-environment"/>
+    <w:bookmarkStart w:id="32" w:name="s11-computational-cost-experiment-g"/>
     <w:p>
       <w:pPr>
         <w:pStyle w:val="Heading1"/>
       </w:pPr>
       <w:r>
-        <w:t xml:space="preserve">S11 Computational environment</w:t>
+        <w:t xml:space="preserve">S11 Computational cost (Experiment G)</w:t>
+      </w:r>
+    </w:p>
+    <w:tbl>
+      <w:tblPr>
+        <w:tblStyle w:val="Table"/>
+        <w:tblW w:type="pct" w:w="5000"/>
+        <w:tblLook w:firstRow="1" w:lastRow="0" w:firstColumn="0" w:lastColumn="0" w:noHBand="0" w:noVBand="0" w:val="0020"/>
+        <w:jc w:val="start"/>
+      </w:tblPr>
+      <w:tblGrid>
+        <w:gridCol w:w="719"/>
+        <w:gridCol w:w="719"/>
+        <w:gridCol w:w="719"/>
+        <w:gridCol w:w="719"/>
+        <w:gridCol w:w="719"/>
+        <w:gridCol w:w="719"/>
+        <w:gridCol w:w="719"/>
+        <w:gridCol w:w="719"/>
+        <w:gridCol w:w="719"/>
+        <w:gridCol w:w="719"/>
+        <w:gridCol w:w="719"/>
+      </w:tblGrid>
+      <w:tr>
+        <w:trPr>
+          <w:tblHeader w:val="true"/>
+        </w:trPr>
+        <w:tc>
+          <w:tcPr/>
+          <w:p>
+            <w:pPr>
+              <w:pStyle w:val="Compact"/>
+              <w:jc w:val="left"/>
+            </w:pPr>
+            <w:r>
+              <w:t xml:space="preserve">task</w:t>
+            </w:r>
+          </w:p>
+        </w:tc>
+        <w:tc>
+          <w:tcPr/>
+          <w:p>
+            <w:pPr>
+              <w:pStyle w:val="Compact"/>
+              <w:jc w:val="left"/>
+            </w:pPr>
+            <w:r>
+              <w:t xml:space="preserve">data_id</w:t>
+            </w:r>
+          </w:p>
+        </w:tc>
+        <w:tc>
+          <w:tcPr/>
+          <w:p>
+            <w:pPr>
+              <w:pStyle w:val="Compact"/>
+              <w:jc w:val="left"/>
+            </w:pPr>
+            <w:r>
+              <w:t xml:space="preserve">name</w:t>
+            </w:r>
+          </w:p>
+        </w:tc>
+        <w:tc>
+          <w:tcPr/>
+          <w:p>
+            <w:pPr>
+              <w:pStyle w:val="Compact"/>
+              <w:jc w:val="left"/>
+            </w:pPr>
+            <w:r>
+              <w:t xml:space="preserve">n_rows</w:t>
+            </w:r>
+          </w:p>
+        </w:tc>
+        <w:tc>
+          <w:tcPr/>
+          <w:p>
+            <w:pPr>
+              <w:pStyle w:val="Compact"/>
+              <w:jc w:val="left"/>
+            </w:pPr>
+            <w:r>
+              <w:t xml:space="preserve">n_features</w:t>
+            </w:r>
+          </w:p>
+        </w:tc>
+        <w:tc>
+          <w:tcPr/>
+          <w:p>
+            <w:pPr>
+              <w:pStyle w:val="Compact"/>
+              <w:jc w:val="left"/>
+            </w:pPr>
+            <w:r>
+              <w:t xml:space="preserve">t_keys_s</w:t>
+            </w:r>
+          </w:p>
+        </w:tc>
+        <w:tc>
+          <w:tcPr/>
+          <w:p>
+            <w:pPr>
+              <w:pStyle w:val="Compact"/>
+              <w:jc w:val="left"/>
+            </w:pPr>
+            <w:r>
+              <w:t xml:space="preserve">t_audit_s</w:t>
+            </w:r>
+          </w:p>
+        </w:tc>
+        <w:tc>
+          <w:tcPr/>
+          <w:p>
+            <w:pPr>
+              <w:pStyle w:val="Compact"/>
+              <w:jc w:val="left"/>
+            </w:pPr>
+            <w:r>
+              <w:t xml:space="preserve">t_taxonomy_s</w:t>
+            </w:r>
+          </w:p>
+        </w:tc>
+        <w:tc>
+          <w:tcPr/>
+          <w:p>
+            <w:pPr>
+              <w:pStyle w:val="Compact"/>
+              <w:jc w:val="left"/>
+            </w:pPr>
+            <w:r>
+              <w:t xml:space="preserve">t_scp_threshold_s</w:t>
+            </w:r>
+          </w:p>
+        </w:tc>
+        <w:tc>
+          <w:tcPr/>
+          <w:p>
+            <w:pPr>
+              <w:pStyle w:val="Compact"/>
+              <w:jc w:val="left"/>
+            </w:pPr>
+            <w:r>
+              <w:t xml:space="preserve">t_mcp_threshold_s</w:t>
+            </w:r>
+          </w:p>
+        </w:tc>
+        <w:tc>
+          <w:tcPr/>
+          <w:p>
+            <w:pPr>
+              <w:pStyle w:val="Compact"/>
+              <w:jc w:val="left"/>
+            </w:pPr>
+            <w:r>
+              <w:t xml:space="preserve">t_lgbm_fit_predict_s</w:t>
+            </w:r>
+          </w:p>
+        </w:tc>
+      </w:tr>
+      <w:tr>
+        <w:tc>
+          <w:tcPr/>
+          <w:p>
+            <w:pPr>
+              <w:pStyle w:val="Compact"/>
+              <w:jc w:val="left"/>
+            </w:pPr>
+            <w:r>
+              <w:t xml:space="preserve">classification</w:t>
+            </w:r>
+          </w:p>
+        </w:tc>
+        <w:tc>
+          <w:tcPr/>
+          <w:p>
+            <w:pPr>
+              <w:pStyle w:val="Compact"/>
+              <w:jc w:val="left"/>
+            </w:pPr>
+            <w:r>
+              <w:t xml:space="preserve">1486</w:t>
+            </w:r>
+          </w:p>
+        </w:tc>
+        <w:tc>
+          <w:tcPr/>
+          <w:p>
+            <w:pPr>
+              <w:pStyle w:val="Compact"/>
+              <w:jc w:val="left"/>
+            </w:pPr>
+            <w:r>
+              <w:t xml:space="preserve">nomao</w:t>
+            </w:r>
+          </w:p>
+        </w:tc>
+        <w:tc>
+          <w:tcPr/>
+          <w:p>
+            <w:pPr>
+              <w:pStyle w:val="Compact"/>
+              <w:jc w:val="left"/>
+            </w:pPr>
+            <w:r>
+              <w:t xml:space="preserve">30000</w:t>
+            </w:r>
+          </w:p>
+        </w:tc>
+        <w:tc>
+          <w:tcPr/>
+          <w:p>
+            <w:pPr>
+              <w:pStyle w:val="Compact"/>
+              <w:jc w:val="left"/>
+            </w:pPr>
+            <w:r>
+              <w:t xml:space="preserve">118</w:t>
+            </w:r>
+          </w:p>
+        </w:tc>
+        <w:tc>
+          <w:tcPr/>
+          <w:p>
+            <w:pPr>
+              <w:pStyle w:val="Compact"/>
+              <w:jc w:val="left"/>
+            </w:pPr>
+            <w:r>
+              <w:t xml:space="preserve">0.1647</w:t>
+            </w:r>
+          </w:p>
+        </w:tc>
+        <w:tc>
+          <w:tcPr/>
+          <w:p>
+            <w:pPr>
+              <w:pStyle w:val="Compact"/>
+              <w:jc w:val="left"/>
+            </w:pPr>
+            <w:r>
+              <w:t xml:space="preserve">0.0073</w:t>
+            </w:r>
+          </w:p>
+        </w:tc>
+        <w:tc>
+          <w:tcPr/>
+          <w:p>
+            <w:pPr>
+              <w:pStyle w:val="Compact"/>
+              <w:jc w:val="left"/>
+            </w:pPr>
+            <w:r>
+              <w:t xml:space="preserve">0.0061</w:t>
+            </w:r>
+          </w:p>
+        </w:tc>
+        <w:tc>
+          <w:tcPr/>
+          <w:p>
+            <w:pPr>
+              <w:pStyle w:val="Compact"/>
+              <w:jc w:val="left"/>
+            </w:pPr>
+            <w:r>
+              <w:t xml:space="preserve">0.0000</w:t>
+            </w:r>
+          </w:p>
+        </w:tc>
+        <w:tc>
+          <w:tcPr/>
+          <w:p>
+            <w:pPr>
+              <w:pStyle w:val="Compact"/>
+              <w:jc w:val="left"/>
+            </w:pPr>
+            <w:r>
+              <w:t xml:space="preserve">0.0001</w:t>
+            </w:r>
+          </w:p>
+        </w:tc>
+        <w:tc>
+          <w:tcPr/>
+          <w:p>
+            <w:pPr>
+              <w:pStyle w:val="Compact"/>
+              <w:jc w:val="left"/>
+            </w:pPr>
+            <w:r>
+              <w:t xml:space="preserve">2.7280</w:t>
+            </w:r>
+          </w:p>
+        </w:tc>
+      </w:tr>
+      <w:tr>
+        <w:tc>
+          <w:tcPr/>
+          <w:p>
+            <w:pPr>
+              <w:pStyle w:val="Compact"/>
+              <w:jc w:val="left"/>
+            </w:pPr>
+            <w:r>
+              <w:t xml:space="preserve">classification</w:t>
+            </w:r>
+          </w:p>
+        </w:tc>
+        <w:tc>
+          <w:tcPr/>
+          <w:p>
+            <w:pPr>
+              <w:pStyle w:val="Compact"/>
+              <w:jc w:val="left"/>
+            </w:pPr>
+            <w:r>
+              <w:t xml:space="preserve">1590</w:t>
+            </w:r>
+          </w:p>
+        </w:tc>
+        <w:tc>
+          <w:tcPr/>
+          <w:p>
+            <w:pPr>
+              <w:pStyle w:val="Compact"/>
+              <w:jc w:val="left"/>
+            </w:pPr>
+            <w:r>
+              <w:t xml:space="preserve">adult</w:t>
+            </w:r>
+          </w:p>
+        </w:tc>
+        <w:tc>
+          <w:tcPr/>
+          <w:p>
+            <w:pPr>
+              <w:pStyle w:val="Compact"/>
+              <w:jc w:val="left"/>
+            </w:pPr>
+            <w:r>
+              <w:t xml:space="preserve">30000</w:t>
+            </w:r>
+          </w:p>
+        </w:tc>
+        <w:tc>
+          <w:tcPr/>
+          <w:p>
+            <w:pPr>
+              <w:pStyle w:val="Compact"/>
+              <w:jc w:val="left"/>
+            </w:pPr>
+            <w:r>
+              <w:t xml:space="preserve">14</w:t>
+            </w:r>
+          </w:p>
+        </w:tc>
+        <w:tc>
+          <w:tcPr/>
+          <w:p>
+            <w:pPr>
+              <w:pStyle w:val="Compact"/>
+              <w:jc w:val="left"/>
+            </w:pPr>
+            <w:r>
+              <w:t xml:space="preserve">0.0673</w:t>
+            </w:r>
+          </w:p>
+        </w:tc>
+        <w:tc>
+          <w:tcPr/>
+          <w:p>
+            <w:pPr>
+              <w:pStyle w:val="Compact"/>
+              <w:jc w:val="left"/>
+            </w:pPr>
+            <w:r>
+              <w:t xml:space="preserve">0.0056</w:t>
+            </w:r>
+          </w:p>
+        </w:tc>
+        <w:tc>
+          <w:tcPr/>
+          <w:p>
+            <w:pPr>
+              <w:pStyle w:val="Compact"/>
+              <w:jc w:val="left"/>
+            </w:pPr>
+            <w:r>
+              <w:t xml:space="preserve">0.0063</w:t>
+            </w:r>
+          </w:p>
+        </w:tc>
+        <w:tc>
+          <w:tcPr/>
+          <w:p>
+            <w:pPr>
+              <w:pStyle w:val="Compact"/>
+              <w:jc w:val="left"/>
+            </w:pPr>
+            <w:r>
+              <w:t xml:space="preserve">0.0000</w:t>
+            </w:r>
+          </w:p>
+        </w:tc>
+        <w:tc>
+          <w:tcPr/>
+          <w:p>
+            <w:pPr>
+              <w:pStyle w:val="Compact"/>
+              <w:jc w:val="left"/>
+            </w:pPr>
+            <w:r>
+              <w:t xml:space="preserve">0.0000</w:t>
+            </w:r>
+          </w:p>
+        </w:tc>
+        <w:tc>
+          <w:tcPr/>
+          <w:p>
+            <w:pPr>
+              <w:pStyle w:val="Compact"/>
+              <w:jc w:val="left"/>
+            </w:pPr>
+            <w:r>
+              <w:t xml:space="preserve">0.9187</w:t>
+            </w:r>
+          </w:p>
+        </w:tc>
+      </w:tr>
+      <w:tr>
+        <w:tc>
+          <w:tcPr/>
+          <w:p>
+            <w:pPr>
+              <w:pStyle w:val="Compact"/>
+              <w:jc w:val="left"/>
+            </w:pPr>
+            <w:r>
+              <w:t xml:space="preserve">classification</w:t>
+            </w:r>
+          </w:p>
+        </w:tc>
+        <w:tc>
+          <w:tcPr/>
+          <w:p>
+            <w:pPr>
+              <w:pStyle w:val="Compact"/>
+              <w:jc w:val="left"/>
+            </w:pPr>
+            <w:r>
+              <w:t xml:space="preserve">23517</w:t>
+            </w:r>
+          </w:p>
+        </w:tc>
+        <w:tc>
+          <w:tcPr/>
+          <w:p>
+            <w:pPr>
+              <w:pStyle w:val="Compact"/>
+              <w:jc w:val="left"/>
+            </w:pPr>
+            <w:r>
+              <w:t xml:space="preserve">numerai28.6</w:t>
+            </w:r>
+          </w:p>
+        </w:tc>
+        <w:tc>
+          <w:tcPr/>
+          <w:p>
+            <w:pPr>
+              <w:pStyle w:val="Compact"/>
+              <w:jc w:val="left"/>
+            </w:pPr>
+            <w:r>
+              <w:t xml:space="preserve">30000</w:t>
+            </w:r>
+          </w:p>
+        </w:tc>
+        <w:tc>
+          <w:tcPr/>
+          <w:p>
+            <w:pPr>
+              <w:pStyle w:val="Compact"/>
+              <w:jc w:val="left"/>
+            </w:pPr>
+            <w:r>
+              <w:t xml:space="preserve">21</w:t>
+            </w:r>
+          </w:p>
+        </w:tc>
+        <w:tc>
+          <w:tcPr/>
+          <w:p>
+            <w:pPr>
+              <w:pStyle w:val="Compact"/>
+              <w:jc w:val="left"/>
+            </w:pPr>
+            <w:r>
+              <w:t xml:space="preserve">0.0086</w:t>
+            </w:r>
+          </w:p>
+        </w:tc>
+        <w:tc>
+          <w:tcPr/>
+          <w:p>
+            <w:pPr>
+              <w:pStyle w:val="Compact"/>
+              <w:jc w:val="left"/>
+            </w:pPr>
+            <w:r>
+              <w:t xml:space="preserve">0.0077</w:t>
+            </w:r>
+          </w:p>
+        </w:tc>
+        <w:tc>
+          <w:tcPr/>
+          <w:p>
+            <w:pPr>
+              <w:pStyle w:val="Compact"/>
+              <w:jc w:val="left"/>
+            </w:pPr>
+            <w:r>
+              <w:t xml:space="preserve">0.0063</w:t>
+            </w:r>
+          </w:p>
+        </w:tc>
+        <w:tc>
+          <w:tcPr/>
+          <w:p>
+            <w:pPr>
+              <w:pStyle w:val="Compact"/>
+              <w:jc w:val="left"/>
+            </w:pPr>
+            <w:r>
+              <w:t xml:space="preserve">0.0000</w:t>
+            </w:r>
+          </w:p>
+        </w:tc>
+        <w:tc>
+          <w:tcPr/>
+          <w:p>
+            <w:pPr>
+              <w:pStyle w:val="Compact"/>
+              <w:jc w:val="left"/>
+            </w:pPr>
+            <w:r>
+              <w:t xml:space="preserve">0.0000</w:t>
+            </w:r>
+          </w:p>
+        </w:tc>
+        <w:tc>
+          <w:tcPr/>
+          <w:p>
+            <w:pPr>
+              <w:pStyle w:val="Compact"/>
+              <w:jc w:val="left"/>
+            </w:pPr>
+            <w:r>
+              <w:t xml:space="preserve">0.8931</w:t>
+            </w:r>
+          </w:p>
+        </w:tc>
+      </w:tr>
+      <w:tr>
+        <w:tc>
+          <w:tcPr/>
+          <w:p>
+            <w:pPr>
+              <w:pStyle w:val="Compact"/>
+              <w:jc w:val="left"/>
+            </w:pPr>
+            <w:r>
+              <w:t xml:space="preserve">classification</w:t>
+            </w:r>
+          </w:p>
+        </w:tc>
+        <w:tc>
+          <w:tcPr/>
+          <w:p>
+            <w:pPr>
+              <w:pStyle w:val="Compact"/>
+              <w:jc w:val="left"/>
+            </w:pPr>
+            <w:r>
+              <w:t xml:space="preserve">41027</w:t>
+            </w:r>
+          </w:p>
+        </w:tc>
+        <w:tc>
+          <w:tcPr/>
+          <w:p>
+            <w:pPr>
+              <w:pStyle w:val="Compact"/>
+              <w:jc w:val="left"/>
+            </w:pPr>
+            <w:r>
+              <w:t xml:space="preserve">jungle_chess_2pcs_raw_endgame_complete</w:t>
+            </w:r>
+          </w:p>
+        </w:tc>
+        <w:tc>
+          <w:tcPr/>
+          <w:p>
+            <w:pPr>
+              <w:pStyle w:val="Compact"/>
+              <w:jc w:val="left"/>
+            </w:pPr>
+            <w:r>
+              <w:t xml:space="preserve">30000</w:t>
+            </w:r>
+          </w:p>
+        </w:tc>
+        <w:tc>
+          <w:tcPr/>
+          <w:p>
+            <w:pPr>
+              <w:pStyle w:val="Compact"/>
+              <w:jc w:val="left"/>
+            </w:pPr>
+            <w:r>
+              <w:t xml:space="preserve">6</w:t>
+            </w:r>
+          </w:p>
+        </w:tc>
+        <w:tc>
+          <w:tcPr/>
+          <w:p>
+            <w:pPr>
+              <w:pStyle w:val="Compact"/>
+              <w:jc w:val="left"/>
+            </w:pPr>
+            <w:r>
+              <w:t xml:space="preserve">0.0029</w:t>
+            </w:r>
+          </w:p>
+        </w:tc>
+        <w:tc>
+          <w:tcPr/>
+          <w:p>
+            <w:pPr>
+              <w:pStyle w:val="Compact"/>
+              <w:jc w:val="left"/>
+            </w:pPr>
+            <w:r>
+              <w:t xml:space="preserve">0.0064</w:t>
+            </w:r>
+          </w:p>
+        </w:tc>
+        <w:tc>
+          <w:tcPr/>
+          <w:p>
+            <w:pPr>
+              <w:pStyle w:val="Compact"/>
+              <w:jc w:val="left"/>
+            </w:pPr>
+            <w:r>
+              <w:t xml:space="preserve">0.0061</w:t>
+            </w:r>
+          </w:p>
+        </w:tc>
+        <w:tc>
+          <w:tcPr/>
+          <w:p>
+            <w:pPr>
+              <w:pStyle w:val="Compact"/>
+              <w:jc w:val="left"/>
+            </w:pPr>
+            <w:r>
+              <w:t xml:space="preserve">0.0000</w:t>
+            </w:r>
+          </w:p>
+        </w:tc>
+        <w:tc>
+          <w:tcPr/>
+          <w:p>
+            <w:pPr>
+              <w:pStyle w:val="Compact"/>
+              <w:jc w:val="left"/>
+            </w:pPr>
+            <w:r>
+              <w:t xml:space="preserve">0.0000</w:t>
+            </w:r>
+          </w:p>
+        </w:tc>
+        <w:tc>
+          <w:tcPr/>
+          <w:p>
+            <w:pPr>
+              <w:pStyle w:val="Compact"/>
+              <w:jc w:val="left"/>
+            </w:pPr>
+            <w:r>
+              <w:t xml:space="preserve">1.7293</w:t>
+            </w:r>
+          </w:p>
+        </w:tc>
+      </w:tr>
+      <w:tr>
+        <w:tc>
+          <w:tcPr/>
+          <w:p>
+            <w:pPr>
+              <w:pStyle w:val="Compact"/>
+              <w:jc w:val="left"/>
+            </w:pPr>
+            <w:r>
+              <w:t xml:space="preserve">classification</w:t>
+            </w:r>
+          </w:p>
+        </w:tc>
+        <w:tc>
+          <w:tcPr/>
+          <w:p>
+            <w:pPr>
+              <w:pStyle w:val="Compact"/>
+              <w:jc w:val="left"/>
+            </w:pPr>
+            <w:r>
+              <w:t xml:space="preserve">40668</w:t>
+            </w:r>
+          </w:p>
+        </w:tc>
+        <w:tc>
+          <w:tcPr/>
+          <w:p>
+            <w:pPr>
+              <w:pStyle w:val="Compact"/>
+              <w:jc w:val="left"/>
+            </w:pPr>
+            <w:r>
+              <w:t xml:space="preserve">connect-4</w:t>
+            </w:r>
+          </w:p>
+        </w:tc>
+        <w:tc>
+          <w:tcPr/>
+          <w:p>
+            <w:pPr>
+              <w:pStyle w:val="Compact"/>
+              <w:jc w:val="left"/>
+            </w:pPr>
+            <w:r>
+              <w:t xml:space="preserve">30000</w:t>
+            </w:r>
+          </w:p>
+        </w:tc>
+        <w:tc>
+          <w:tcPr/>
+          <w:p>
+            <w:pPr>
+              <w:pStyle w:val="Compact"/>
+              <w:jc w:val="left"/>
+            </w:pPr>
+            <w:r>
+              <w:t xml:space="preserve">42</w:t>
+            </w:r>
+          </w:p>
+        </w:tc>
+        <w:tc>
+          <w:tcPr/>
+          <w:p>
+            <w:pPr>
+              <w:pStyle w:val="Compact"/>
+              <w:jc w:val="left"/>
+            </w:pPr>
+            <w:r>
+              <w:t xml:space="preserve">0.1556</w:t>
+            </w:r>
+          </w:p>
+        </w:tc>
+        <w:tc>
+          <w:tcPr/>
+          <w:p>
+            <w:pPr>
+              <w:pStyle w:val="Compact"/>
+              <w:jc w:val="left"/>
+            </w:pPr>
+            <w:r>
+              <w:t xml:space="preserve">0.0063</w:t>
+            </w:r>
+          </w:p>
+        </w:tc>
+        <w:tc>
+          <w:tcPr/>
+          <w:p>
+            <w:pPr>
+              <w:pStyle w:val="Compact"/>
+              <w:jc w:val="left"/>
+            </w:pPr>
+            <w:r>
+              <w:t xml:space="preserve">0.0067</w:t>
+            </w:r>
+          </w:p>
+        </w:tc>
+        <w:tc>
+          <w:tcPr/>
+          <w:p>
+            <w:pPr>
+              <w:pStyle w:val="Compact"/>
+              <w:jc w:val="left"/>
+            </w:pPr>
+            <w:r>
+              <w:t xml:space="preserve">0.0000</w:t>
+            </w:r>
+          </w:p>
+        </w:tc>
+        <w:tc>
+          <w:tcPr/>
+          <w:p>
+            <w:pPr>
+              <w:pStyle w:val="Compact"/>
+              <w:jc w:val="left"/>
+            </w:pPr>
+            <w:r>
+              <w:t xml:space="preserve">0.0000</w:t>
+            </w:r>
+          </w:p>
+        </w:tc>
+        <w:tc>
+          <w:tcPr/>
+          <w:p>
+            <w:pPr>
+              <w:pStyle w:val="Compact"/>
+              <w:jc w:val="left"/>
+            </w:pPr>
+            <w:r>
+              <w:t xml:space="preserve">2.7043</w:t>
+            </w:r>
+          </w:p>
+        </w:tc>
+      </w:tr>
+      <w:tr>
+        <w:tc>
+          <w:tcPr/>
+          <w:p>
+            <w:pPr>
+              <w:pStyle w:val="Compact"/>
+              <w:jc w:val="left"/>
+            </w:pPr>
+            <w:r>
+              <w:t xml:space="preserve">regression</w:t>
+            </w:r>
+          </w:p>
+        </w:tc>
+        <w:tc>
+          <w:tcPr/>
+          <w:p>
+            <w:pPr>
+              <w:pStyle w:val="Compact"/>
+              <w:jc w:val="left"/>
+            </w:pPr>
+            <w:r>
+              <w:t xml:space="preserve">44976</w:t>
+            </w:r>
+          </w:p>
+        </w:tc>
+        <w:tc>
+          <w:tcPr/>
+          <w:p>
+            <w:pPr>
+              <w:pStyle w:val="Compact"/>
+              <w:jc w:val="left"/>
+            </w:pPr>
+            <w:r>
+              <w:t xml:space="preserve">sarcos</w:t>
+            </w:r>
+          </w:p>
+        </w:tc>
+        <w:tc>
+          <w:tcPr/>
+          <w:p>
+            <w:pPr>
+              <w:pStyle w:val="Compact"/>
+              <w:jc w:val="left"/>
+            </w:pPr>
+            <w:r>
+              <w:t xml:space="preserve">30000</w:t>
+            </w:r>
+          </w:p>
+        </w:tc>
+        <w:tc>
+          <w:tcPr/>
+          <w:p>
+            <w:pPr>
+              <w:pStyle w:val="Compact"/>
+              <w:jc w:val="left"/>
+            </w:pPr>
+            <w:r>
+              <w:t xml:space="preserve">21</w:t>
+            </w:r>
+          </w:p>
+        </w:tc>
+        <w:tc>
+          <w:tcPr/>
+          <w:p>
+            <w:pPr>
+              <w:pStyle w:val="Compact"/>
+              <w:jc w:val="left"/>
+            </w:pPr>
+            <w:r>
+              <w:t xml:space="preserve">0.0117</w:t>
+            </w:r>
+          </w:p>
+        </w:tc>
+        <w:tc>
+          <w:tcPr/>
+          <w:p>
+            <w:pPr>
+              <w:pStyle w:val="Compact"/>
+              <w:jc w:val="left"/>
+            </w:pPr>
+            <w:r>
+              <w:t xml:space="preserve">0.0079</w:t>
+            </w:r>
+          </w:p>
+        </w:tc>
+        <w:tc>
+          <w:tcPr/>
+          <w:p>
+            <w:pPr>
+              <w:pStyle w:val="Compact"/>
+              <w:jc w:val="left"/>
+            </w:pPr>
+            <w:r>
+              <w:t xml:space="preserve">0.0060</w:t>
+            </w:r>
+          </w:p>
+        </w:tc>
+        <w:tc>
+          <w:tcPr/>
+          <w:p>
+            <w:pPr>
+              <w:pStyle w:val="Compact"/>
+              <w:jc w:val="left"/>
+            </w:pPr>
+            <w:r>
+              <w:t xml:space="preserve">0.0000</w:t>
+            </w:r>
+          </w:p>
+        </w:tc>
+        <w:tc>
+          <w:tcPr/>
+          <w:p>
+            <w:pPr>
+              <w:pStyle w:val="Compact"/>
+              <w:jc w:val="left"/>
+            </w:pPr>
+            <w:r>
+              <w:t xml:space="preserve">0.0001</w:t>
+            </w:r>
+          </w:p>
+        </w:tc>
+        <w:tc>
+          <w:tcPr/>
+          <w:p>
+            <w:pPr>
+              <w:pStyle w:val="Compact"/>
+              <w:jc w:val="left"/>
+            </w:pPr>
+            <w:r>
+              <w:t xml:space="preserve">1.3192</w:t>
+            </w:r>
+          </w:p>
+        </w:tc>
+      </w:tr>
+      <w:tr>
+        <w:tc>
+          <w:tcPr/>
+          <w:p>
+            <w:pPr>
+              <w:pStyle w:val="Compact"/>
+              <w:jc w:val="left"/>
+            </w:pPr>
+            <w:r>
+              <w:t xml:space="preserve">regression</w:t>
+            </w:r>
+          </w:p>
+        </w:tc>
+        <w:tc>
+          <w:tcPr/>
+          <w:p>
+            <w:pPr>
+              <w:pStyle w:val="Compact"/>
+              <w:jc w:val="left"/>
+            </w:pPr>
+            <w:r>
+              <w:t xml:space="preserve">44963</w:t>
+            </w:r>
+          </w:p>
+        </w:tc>
+        <w:tc>
+          <w:tcPr/>
+          <w:p>
+            <w:pPr>
+              <w:pStyle w:val="Compact"/>
+              <w:jc w:val="left"/>
+            </w:pPr>
+            <w:r>
+              <w:t xml:space="preserve">physiochemical_protein</w:t>
+            </w:r>
+          </w:p>
+        </w:tc>
+        <w:tc>
+          <w:tcPr/>
+          <w:p>
+            <w:pPr>
+              <w:pStyle w:val="Compact"/>
+              <w:jc w:val="left"/>
+            </w:pPr>
+            <w:r>
+              <w:t xml:space="preserve">30000</w:t>
+            </w:r>
+          </w:p>
+        </w:tc>
+        <w:tc>
+          <w:tcPr/>
+          <w:p>
+            <w:pPr>
+              <w:pStyle w:val="Compact"/>
+              <w:jc w:val="left"/>
+            </w:pPr>
+            <w:r>
+              <w:t xml:space="preserve">9</w:t>
+            </w:r>
+          </w:p>
+        </w:tc>
+        <w:tc>
+          <w:tcPr/>
+          <w:p>
+            <w:pPr>
+              <w:pStyle w:val="Compact"/>
+              <w:jc w:val="left"/>
+            </w:pPr>
+            <w:r>
+              <w:t xml:space="preserve">0.0040</w:t>
+            </w:r>
+          </w:p>
+        </w:tc>
+        <w:tc>
+          <w:tcPr/>
+          <w:p>
+            <w:pPr>
+              <w:pStyle w:val="Compact"/>
+              <w:jc w:val="left"/>
+            </w:pPr>
+            <w:r>
+              <w:t xml:space="preserve">0.0072</w:t>
+            </w:r>
+          </w:p>
+        </w:tc>
+        <w:tc>
+          <w:tcPr/>
+          <w:p>
+            <w:pPr>
+              <w:pStyle w:val="Compact"/>
+              <w:jc w:val="left"/>
+            </w:pPr>
+            <w:r>
+              <w:t xml:space="preserve">0.0063</w:t>
+            </w:r>
+          </w:p>
+        </w:tc>
+        <w:tc>
+          <w:tcPr/>
+          <w:p>
+            <w:pPr>
+              <w:pStyle w:val="Compact"/>
+              <w:jc w:val="left"/>
+            </w:pPr>
+            <w:r>
+              <w:t xml:space="preserve">0.0000</w:t>
+            </w:r>
+          </w:p>
+        </w:tc>
+        <w:tc>
+          <w:tcPr/>
+          <w:p>
+            <w:pPr>
+              <w:pStyle w:val="Compact"/>
+              <w:jc w:val="left"/>
+            </w:pPr>
+            <w:r>
+              <w:t xml:space="preserve">0.0001</w:t>
+            </w:r>
+          </w:p>
+        </w:tc>
+        <w:tc>
+          <w:tcPr/>
+          <w:p>
+            <w:pPr>
+              <w:pStyle w:val="Compact"/>
+              <w:jc w:val="left"/>
+            </w:pPr>
+            <w:r>
+              <w:t xml:space="preserve">0.6004</w:t>
+            </w:r>
+          </w:p>
+        </w:tc>
+      </w:tr>
+      <w:tr>
+        <w:tc>
+          <w:tcPr/>
+          <w:p>
+            <w:pPr>
+              <w:pStyle w:val="Compact"/>
+              <w:jc w:val="left"/>
+            </w:pPr>
+            <w:r>
+              <w:t xml:space="preserve">regression</w:t>
+            </w:r>
+          </w:p>
+        </w:tc>
+        <w:tc>
+          <w:tcPr/>
+          <w:p>
+            <w:pPr>
+              <w:pStyle w:val="Compact"/>
+              <w:jc w:val="left"/>
+            </w:pPr>
+            <w:r>
+              <w:t xml:space="preserve">44974</w:t>
+            </w:r>
+          </w:p>
+        </w:tc>
+        <w:tc>
+          <w:tcPr/>
+          <w:p>
+            <w:pPr>
+              <w:pStyle w:val="Compact"/>
+              <w:jc w:val="left"/>
+            </w:pPr>
+            <w:r>
+              <w:t xml:space="preserve">video_transcoding</w:t>
+            </w:r>
+          </w:p>
+        </w:tc>
+        <w:tc>
+          <w:tcPr/>
+          <w:p>
+            <w:pPr>
+              <w:pStyle w:val="Compact"/>
+              <w:jc w:val="left"/>
+            </w:pPr>
+            <w:r>
+              <w:t xml:space="preserve">30000</w:t>
+            </w:r>
+          </w:p>
+        </w:tc>
+        <w:tc>
+          <w:tcPr/>
+          <w:p>
+            <w:pPr>
+              <w:pStyle w:val="Compact"/>
+              <w:jc w:val="left"/>
+            </w:pPr>
+            <w:r>
+              <w:t xml:space="preserve">18</w:t>
+            </w:r>
+          </w:p>
+        </w:tc>
+        <w:tc>
+          <w:tcPr/>
+          <w:p>
+            <w:pPr>
+              <w:pStyle w:val="Compact"/>
+              <w:jc w:val="left"/>
+            </w:pPr>
+            <w:r>
+              <w:t xml:space="preserve">0.0199</w:t>
+            </w:r>
+          </w:p>
+        </w:tc>
+        <w:tc>
+          <w:tcPr/>
+          <w:p>
+            <w:pPr>
+              <w:pStyle w:val="Compact"/>
+              <w:jc w:val="left"/>
+            </w:pPr>
+            <w:r>
+              <w:t xml:space="preserve">0.0064</w:t>
+            </w:r>
+          </w:p>
+        </w:tc>
+        <w:tc>
+          <w:tcPr/>
+          <w:p>
+            <w:pPr>
+              <w:pStyle w:val="Compact"/>
+              <w:jc w:val="left"/>
+            </w:pPr>
+            <w:r>
+              <w:t xml:space="preserve">0.0058</w:t>
+            </w:r>
+          </w:p>
+        </w:tc>
+        <w:tc>
+          <w:tcPr/>
+          <w:p>
+            <w:pPr>
+              <w:pStyle w:val="Compact"/>
+              <w:jc w:val="left"/>
+            </w:pPr>
+            <w:r>
+              <w:t xml:space="preserve">0.0000</w:t>
+            </w:r>
+          </w:p>
+        </w:tc>
+        <w:tc>
+          <w:tcPr/>
+          <w:p>
+            <w:pPr>
+              <w:pStyle w:val="Compact"/>
+              <w:jc w:val="left"/>
+            </w:pPr>
+            <w:r>
+              <w:t xml:space="preserve">0.0000</w:t>
+            </w:r>
+          </w:p>
+        </w:tc>
+        <w:tc>
+          <w:tcPr/>
+          <w:p>
+            <w:pPr>
+              <w:pStyle w:val="Compact"/>
+              <w:jc w:val="left"/>
+            </w:pPr>
+            <w:r>
+              <w:t xml:space="preserve">0.7358</w:t>
+            </w:r>
+          </w:p>
+        </w:tc>
+      </w:tr>
+      <w:tr>
+        <w:tc>
+          <w:tcPr/>
+          <w:p>
+            <w:pPr>
+              <w:pStyle w:val="Compact"/>
+              <w:jc w:val="left"/>
+            </w:pPr>
+            <w:r>
+              <w:t xml:space="preserve">regression</w:t>
+            </w:r>
+          </w:p>
+        </w:tc>
+        <w:tc>
+          <w:tcPr/>
+          <w:p>
+            <w:pPr>
+              <w:pStyle w:val="Compact"/>
+              <w:jc w:val="left"/>
+            </w:pPr>
+            <w:r>
+              <w:t xml:space="preserve">44979</w:t>
+            </w:r>
+          </w:p>
+        </w:tc>
+        <w:tc>
+          <w:tcPr/>
+          <w:p>
+            <w:pPr>
+              <w:pStyle w:val="Compact"/>
+              <w:jc w:val="left"/>
+            </w:pPr>
+            <w:r>
+              <w:t xml:space="preserve">diamonds</w:t>
+            </w:r>
+          </w:p>
+        </w:tc>
+        <w:tc>
+          <w:tcPr/>
+          <w:p>
+            <w:pPr>
+              <w:pStyle w:val="Compact"/>
+              <w:jc w:val="left"/>
+            </w:pPr>
+            <w:r>
+              <w:t xml:space="preserve">30000</w:t>
+            </w:r>
+          </w:p>
+        </w:tc>
+        <w:tc>
+          <w:tcPr/>
+          <w:p>
+            <w:pPr>
+              <w:pStyle w:val="Compact"/>
+              <w:jc w:val="left"/>
+            </w:pPr>
+            <w:r>
+              <w:t xml:space="preserve">9</w:t>
+            </w:r>
+          </w:p>
+        </w:tc>
+        <w:tc>
+          <w:tcPr/>
+          <w:p>
+            <w:pPr>
+              <w:pStyle w:val="Compact"/>
+              <w:jc w:val="left"/>
+            </w:pPr>
+            <w:r>
+              <w:t xml:space="preserve">0.0179</w:t>
+            </w:r>
+          </w:p>
+        </w:tc>
+        <w:tc>
+          <w:tcPr/>
+          <w:p>
+            <w:pPr>
+              <w:pStyle w:val="Compact"/>
+              <w:jc w:val="left"/>
+            </w:pPr>
+            <w:r>
+              <w:t xml:space="preserve">0.0064</w:t>
+            </w:r>
+          </w:p>
+        </w:tc>
+        <w:tc>
+          <w:tcPr/>
+          <w:p>
+            <w:pPr>
+              <w:pStyle w:val="Compact"/>
+              <w:jc w:val="left"/>
+            </w:pPr>
+            <w:r>
+              <w:t xml:space="preserve">0.0056</w:t>
+            </w:r>
+          </w:p>
+        </w:tc>
+        <w:tc>
+          <w:tcPr/>
+          <w:p>
+            <w:pPr>
+              <w:pStyle w:val="Compact"/>
+              <w:jc w:val="left"/>
+            </w:pPr>
+            <w:r>
+              <w:t xml:space="preserve">0.0000</w:t>
+            </w:r>
+          </w:p>
+        </w:tc>
+        <w:tc>
+          <w:tcPr/>
+          <w:p>
+            <w:pPr>
+              <w:pStyle w:val="Compact"/>
+              <w:jc w:val="left"/>
+            </w:pPr>
+            <w:r>
+              <w:t xml:space="preserve">0.0000</w:t>
+            </w:r>
+          </w:p>
+        </w:tc>
+        <w:tc>
+          <w:tcPr/>
+          <w:p>
+            <w:pPr>
+              <w:pStyle w:val="Compact"/>
+              <w:jc w:val="left"/>
+            </w:pPr>
+            <w:r>
+              <w:t xml:space="preserve">0.6299</w:t>
+            </w:r>
+          </w:p>
+        </w:tc>
+      </w:tr>
+      <w:tr>
+        <w:tc>
+          <w:tcPr/>
+          <w:p>
+            <w:pPr>
+              <w:pStyle w:val="Compact"/>
+              <w:jc w:val="left"/>
+            </w:pPr>
+            <w:r>
+              <w:t xml:space="preserve">regression</w:t>
+            </w:r>
+          </w:p>
+        </w:tc>
+        <w:tc>
+          <w:tcPr/>
+          <w:p>
+            <w:pPr>
+              <w:pStyle w:val="Compact"/>
+              <w:jc w:val="left"/>
+            </w:pPr>
+            <w:r>
+              <w:t xml:space="preserve">44975</w:t>
+            </w:r>
+          </w:p>
+        </w:tc>
+        <w:tc>
+          <w:tcPr/>
+          <w:p>
+            <w:pPr>
+              <w:pStyle w:val="Compact"/>
+              <w:jc w:val="left"/>
+            </w:pPr>
+            <w:r>
+              <w:t xml:space="preserve">wave_energy</w:t>
+            </w:r>
+          </w:p>
+        </w:tc>
+        <w:tc>
+          <w:tcPr/>
+          <w:p>
+            <w:pPr>
+              <w:pStyle w:val="Compact"/>
+              <w:jc w:val="left"/>
+            </w:pPr>
+            <w:r>
+              <w:t xml:space="preserve">30000</w:t>
+            </w:r>
+          </w:p>
+        </w:tc>
+        <w:tc>
+          <w:tcPr/>
+          <w:p>
+            <w:pPr>
+              <w:pStyle w:val="Compact"/>
+              <w:jc w:val="left"/>
+            </w:pPr>
+            <w:r>
+              <w:t xml:space="preserve">48</w:t>
+            </w:r>
+          </w:p>
+        </w:tc>
+        <w:tc>
+          <w:tcPr/>
+          <w:p>
+            <w:pPr>
+              <w:pStyle w:val="Compact"/>
+              <w:jc w:val="left"/>
+            </w:pPr>
+            <w:r>
+              <w:t xml:space="preserve">0.0244</w:t>
+            </w:r>
+          </w:p>
+        </w:tc>
+        <w:tc>
+          <w:tcPr/>
+          <w:p>
+            <w:pPr>
+              <w:pStyle w:val="Compact"/>
+              <w:jc w:val="left"/>
+            </w:pPr>
+            <w:r>
+              <w:t xml:space="preserve">0.0074</w:t>
+            </w:r>
+          </w:p>
+        </w:tc>
+        <w:tc>
+          <w:tcPr/>
+          <w:p>
+            <w:pPr>
+              <w:pStyle w:val="Compact"/>
+              <w:jc w:val="left"/>
+            </w:pPr>
+            <w:r>
+              <w:t xml:space="preserve">0.0062</w:t>
+            </w:r>
+          </w:p>
+        </w:tc>
+        <w:tc>
+          <w:tcPr/>
+          <w:p>
+            <w:pPr>
+              <w:pStyle w:val="Compact"/>
+              <w:jc w:val="left"/>
+            </w:pPr>
+            <w:r>
+              <w:t xml:space="preserve">0.0000</w:t>
+            </w:r>
+          </w:p>
+        </w:tc>
+        <w:tc>
+          <w:tcPr/>
+          <w:p>
+            <w:pPr>
+              <w:pStyle w:val="Compact"/>
+              <w:jc w:val="left"/>
+            </w:pPr>
+            <w:r>
+              <w:t xml:space="preserve">0.0000</w:t>
+            </w:r>
+          </w:p>
+        </w:tc>
+        <w:tc>
+          <w:tcPr/>
+          <w:p>
+            <w:pPr>
+              <w:pStyle w:val="Compact"/>
+              <w:jc w:val="left"/>
+            </w:pPr>
+            <w:r>
+              <w:t xml:space="preserve">2.8234</w:t>
+            </w:r>
+          </w:p>
+        </w:tc>
+      </w:tr>
+    </w:tbl>
+    <w:bookmarkEnd w:id="32"/>
+    <w:bookmarkStart w:id="36" w:name="fig.-s1"/>
+    <w:p>
+      <w:pPr>
+        <w:pStyle w:val="Heading1"/>
+      </w:pPr>
+      <w:r>
+        <w:t xml:space="preserve">Fig. S1</w:t>
+      </w:r>
+    </w:p>
+    <w:p>
+      <w:pPr>
+        <w:pStyle w:val="CaptionedFigure"/>
+      </w:pPr>
+      <w:r>
+        <w:drawing>
+          <wp:inline>
+            <wp:extent cx="5334000" cy="2031254"/>
+            <wp:effectExtent b="0" l="0" r="0" t="0"/>
+            <wp:docPr descr="Fig. S1 Novel-record coverage gap per duplicated dataset (dots) and learner, split CP vs novelty-Mondrian CP, alpha = 0.1; bars: medians" title="" id="34" name="Picture"/>
+            <a:graphic>
+              <a:graphicData uri="http://schemas.openxmlformats.org/drawingml/2006/picture">
+                <pic:pic>
+                  <pic:nvPicPr>
+                    <pic:cNvPr descr="FigS1.png" id="35" name="Picture"/>
+                    <pic:cNvPicPr>
+                      <a:picLocks noChangeArrowheads="1" noChangeAspect="1"/>
+                    </pic:cNvPicPr>
+                  </pic:nvPicPr>
+                  <pic:blipFill>
+                    <a:blip r:embed="rId33"/>
+                    <a:stretch>
+                      <a:fillRect/>
+                    </a:stretch>
+                  </pic:blipFill>
+                  <pic:spPr bwMode="auto">
+                    <a:xfrm>
+                      <a:off x="0" y="0"/>
+                      <a:ext cx="5334000" cy="2031254"/>
+                    </a:xfrm>
+                    <a:prstGeom prst="rect">
+                      <a:avLst/>
+                    </a:prstGeom>
+                    <a:noFill/>
+                    <a:ln w="9525">
+                      <a:noFill/>
+                      <a:headEnd/>
+                      <a:tailEnd/>
+                    </a:ln>
+                  </pic:spPr>
+                </pic:pic>
+              </a:graphicData>
+            </a:graphic>
+          </wp:inline>
+        </w:drawing>
+      </w:r>
+    </w:p>
+    <w:p>
+      <w:pPr>
+        <w:pStyle w:val="ImageCaption"/>
+      </w:pPr>
+      <w:r>
+        <w:rPr>
+          <w:bCs/>
+          <w:b/>
+        </w:rPr>
+        <w:t xml:space="preserve">Fig. S1</w:t>
+      </w:r>
+      <w:r>
+        <w:t xml:space="preserve"> </w:t>
+      </w:r>
+      <w:r>
+        <w:t xml:space="preserve">Novel-record coverage gap per duplicated dataset (dots) and learner, split CP vs novelty-Mondrian CP, alpha = 0.1; bars: medians</w:t>
+      </w:r>
+    </w:p>
+    <w:bookmarkEnd w:id="36"/>
+    <w:bookmarkStart w:id="37" w:name="s12-computational-environment"/>
+    <w:p>
+      <w:pPr>
+        <w:pStyle w:val="Heading1"/>
+      </w:pPr>
+      <w:r>
+        <w:t xml:space="preserve">S12 Computational environment</w:t>
       </w:r>
     </w:p>
     <w:tbl>
@@ -40566,13 +42206,13 @@
               <w:jc w:val="left"/>
             </w:pPr>
             <w:r>
-              <w:t xml:space="preserve">2026-10-21 02:25:36</w:t>
+              <w:t xml:space="preserve">2026-10-21 03:12:28</w:t>
             </w:r>
           </w:p>
         </w:tc>
       </w:tr>
     </w:tbl>
-    <w:bookmarkEnd w:id="32"/>
+    <w:bookmarkEnd w:id="37"/>
     <w:sectPr/>
   </w:body>
 </w:document>

--- a/supplementary/Online_Resource_1.docx
+++ b/supplementary/Online_Resource_1.docx
@@ -16989,6 +16989,44 @@
       <w:r>
         <w:t xml:space="preserve">5 | Review round 1 (Review 7) | Experiment G (computational cost of the audit and of MCP vs SCP), pre-registered but not yet run, is run now | Omission | None |</w:t>
       </w:r>
+      <w:r>
+        <w:br/>
+      </w:r>
+      <w:r>
+        <w:t xml:space="preserve">6 | Review round 2 (re-targeting to Pattern Recognition; anticipated baseline request),</w:t>
+      </w:r>
+      <w:r>
+        <w:t xml:space="preserve"> </w:t>
+      </w:r>
+      <w:r>
+        <w:rPr>
+          <w:bCs/>
+          <w:b/>
+        </w:rPr>
+        <w:t xml:space="preserve">before outcomes</w:t>
+      </w:r>
+      <w:r>
+        <w:t xml:space="preserve"> </w:t>
+      </w:r>
+      <w:r>
+        <w:t xml:space="preserve">|</w:t>
+      </w:r>
+      <w:r>
+        <w:t xml:space="preserve"> </w:t>
+      </w:r>
+      <w:r>
+        <w:rPr>
+          <w:bCs/>
+          <w:b/>
+        </w:rPr>
+        <w:t xml:space="preserve">Normalized-residual baseline</w:t>
+      </w:r>
+      <w:r>
+        <w:t xml:space="preserve"> </w:t>
+      </w:r>
+      <w:r>
+        <w:t xml:space="preserve">(Papadopoulos et al. 2011): regression DUP datasets (12), RF and LightGBM, 10 seeds, α = 0.1. Score |y − ŷ| / (σ̂(x) + β), where σ̂(x) is the mean distance to the k = 10 nearest training rows in the standardized feature space and β is the median of σ̂ over calibration rows. Compared as SCP-R and MCP-R with the same score. Pre-specified question: does the adaptive score alone remove the novel-record gap? | A locally adaptive score shrinks intervals near training copies and might absorb the effect | Additional baseline; confirmatory results unchanged |</w:t>
+      </w:r>
     </w:p>
     <w:p>
       <w:pPr>
@@ -40319,7 +40357,6026 @@
       </w:tr>
     </w:tbl>
     <w:bookmarkEnd w:id="31"/>
-    <w:bookmarkStart w:id="32" w:name="s11-computational-cost-experiment-g"/>
+    <w:bookmarkStart w:id="32" w:name="X25844c51f240c2c8b0c0a07cd391e6880adc48f"/>
+    <w:p>
+      <w:pPr>
+        <w:pStyle w:val="Heading1"/>
+      </w:pPr>
+      <w:r>
+        <w:t xml:space="preserve">S10b Normalized-residual baseline (regression DUP datasets, alpha = 0.1)</w:t>
+      </w:r>
+    </w:p>
+    <w:p>
+      <w:pPr>
+        <w:pStyle w:val="FirstParagraph"/>
+      </w:pPr>
+      <w:r>
+        <w:t xml:space="preserve">Mean over 10 splits. Score |y - yhat| / (sigma(x) + beta), sigma = mean distance to 10 nearest training rows.</w:t>
+      </w:r>
+    </w:p>
+    <w:tbl>
+      <w:tblPr>
+        <w:tblStyle w:val="Table"/>
+        <w:tblW w:type="pct" w:w="5000"/>
+        <w:tblLook w:firstRow="1" w:lastRow="0" w:firstColumn="0" w:lastColumn="0" w:noHBand="0" w:noVBand="0" w:val="0020"/>
+        <w:jc w:val="start"/>
+      </w:tblPr>
+      <w:tblGrid>
+        <w:gridCol w:w="792"/>
+        <w:gridCol w:w="792"/>
+        <w:gridCol w:w="792"/>
+        <w:gridCol w:w="792"/>
+        <w:gridCol w:w="792"/>
+        <w:gridCol w:w="792"/>
+        <w:gridCol w:w="792"/>
+        <w:gridCol w:w="792"/>
+        <w:gridCol w:w="792"/>
+        <w:gridCol w:w="792"/>
+      </w:tblGrid>
+      <w:tr>
+        <w:trPr>
+          <w:tblHeader w:val="true"/>
+        </w:trPr>
+        <w:tc>
+          <w:tcPr/>
+          <w:p>
+            <w:pPr>
+              <w:pStyle w:val="Compact"/>
+              <w:jc w:val="left"/>
+            </w:pPr>
+            <w:r>
+              <w:t xml:space="preserve">data_id</w:t>
+            </w:r>
+          </w:p>
+        </w:tc>
+        <w:tc>
+          <w:tcPr/>
+          <w:p>
+            <w:pPr>
+              <w:pStyle w:val="Compact"/>
+              <w:jc w:val="left"/>
+            </w:pPr>
+            <w:r>
+              <w:t xml:space="preserve">name</w:t>
+            </w:r>
+          </w:p>
+        </w:tc>
+        <w:tc>
+          <w:tcPr/>
+          <w:p>
+            <w:pPr>
+              <w:pStyle w:val="Compact"/>
+              <w:jc w:val="left"/>
+            </w:pPr>
+            <w:r>
+              <w:t xml:space="preserve">model</w:t>
+            </w:r>
+          </w:p>
+        </w:tc>
+        <w:tc>
+          <w:tcPr/>
+          <w:p>
+            <w:pPr>
+              <w:pStyle w:val="Compact"/>
+              <w:jc w:val="left"/>
+            </w:pPr>
+            <w:r>
+              <w:t xml:space="preserve">method</w:t>
+            </w:r>
+          </w:p>
+        </w:tc>
+        <w:tc>
+          <w:tcPr/>
+          <w:p>
+            <w:pPr>
+              <w:pStyle w:val="Compact"/>
+              <w:jc w:val="left"/>
+            </w:pPr>
+            <w:r>
+              <w:t xml:space="preserve">cov_novel</w:t>
+            </w:r>
+          </w:p>
+        </w:tc>
+        <w:tc>
+          <w:tcPr/>
+          <w:p>
+            <w:pPr>
+              <w:pStyle w:val="Compact"/>
+              <w:jc w:val="left"/>
+            </w:pPr>
+            <w:r>
+              <w:t xml:space="preserve">cov_seen</w:t>
+            </w:r>
+          </w:p>
+        </w:tc>
+        <w:tc>
+          <w:tcPr/>
+          <w:p>
+            <w:pPr>
+              <w:pStyle w:val="Compact"/>
+              <w:jc w:val="left"/>
+            </w:pPr>
+            <w:r>
+              <w:t xml:space="preserve">cov_all</w:t>
+            </w:r>
+          </w:p>
+        </w:tc>
+        <w:tc>
+          <w:tcPr/>
+          <w:p>
+            <w:pPr>
+              <w:pStyle w:val="Compact"/>
+              <w:jc w:val="left"/>
+            </w:pPr>
+            <w:r>
+              <w:t xml:space="preserve">exposure</w:t>
+            </w:r>
+          </w:p>
+        </w:tc>
+        <w:tc>
+          <w:tcPr/>
+          <w:p>
+            <w:pPr>
+              <w:pStyle w:val="Compact"/>
+              <w:jc w:val="left"/>
+            </w:pPr>
+            <w:r>
+              <w:t xml:space="preserve">size_novel_norm</w:t>
+            </w:r>
+          </w:p>
+        </w:tc>
+        <w:tc>
+          <w:tcPr/>
+          <w:p>
+            <w:pPr>
+              <w:pStyle w:val="Compact"/>
+              <w:jc w:val="left"/>
+            </w:pPr>
+            <w:r>
+              <w:t xml:space="preserve">size_all_norm</w:t>
+            </w:r>
+          </w:p>
+        </w:tc>
+      </w:tr>
+      <w:tr>
+        <w:tc>
+          <w:tcPr/>
+          <w:p>
+            <w:pPr>
+              <w:pStyle w:val="Compact"/>
+              <w:jc w:val="left"/>
+            </w:pPr>
+            <w:r>
+              <w:t xml:space="preserve">44959</w:t>
+            </w:r>
+          </w:p>
+        </w:tc>
+        <w:tc>
+          <w:tcPr/>
+          <w:p>
+            <w:pPr>
+              <w:pStyle w:val="Compact"/>
+              <w:jc w:val="left"/>
+            </w:pPr>
+            <w:r>
+              <w:t xml:space="preserve">concrete_compressive_strength</w:t>
+            </w:r>
+          </w:p>
+        </w:tc>
+        <w:tc>
+          <w:tcPr/>
+          <w:p>
+            <w:pPr>
+              <w:pStyle w:val="Compact"/>
+              <w:jc w:val="left"/>
+            </w:pPr>
+            <w:r>
+              <w:t xml:space="preserve">lgbm</w:t>
+            </w:r>
+          </w:p>
+        </w:tc>
+        <w:tc>
+          <w:tcPr/>
+          <w:p>
+            <w:pPr>
+              <w:pStyle w:val="Compact"/>
+              <w:jc w:val="left"/>
+            </w:pPr>
+            <w:r>
+              <w:t xml:space="preserve">MCP</w:t>
+            </w:r>
+          </w:p>
+        </w:tc>
+        <w:tc>
+          <w:tcPr/>
+          <w:p>
+            <w:pPr>
+              <w:pStyle w:val="Compact"/>
+              <w:jc w:val="left"/>
+            </w:pPr>
+            <w:r>
+              <w:t xml:space="preserve">0.9188</w:t>
+            </w:r>
+          </w:p>
+        </w:tc>
+        <w:tc>
+          <w:tcPr/>
+          <w:p>
+            <w:pPr>
+              <w:pStyle w:val="Compact"/>
+              <w:jc w:val="left"/>
+            </w:pPr>
+            <w:r>
+              <w:t xml:space="preserve">0.9875</w:t>
+            </w:r>
+          </w:p>
+        </w:tc>
+        <w:tc>
+          <w:tcPr/>
+          <w:p>
+            <w:pPr>
+              <w:pStyle w:val="Compact"/>
+              <w:jc w:val="left"/>
+            </w:pPr>
+            <w:r>
+              <w:t xml:space="preserve">0.9214</w:t>
+            </w:r>
+          </w:p>
+        </w:tc>
+        <w:tc>
+          <w:tcPr/>
+          <w:p>
+            <w:pPr>
+              <w:pStyle w:val="Compact"/>
+              <w:jc w:val="left"/>
+            </w:pPr>
+            <w:r>
+              <w:t xml:space="preserve">0.0403</w:t>
+            </w:r>
+          </w:p>
+        </w:tc>
+        <w:tc>
+          <w:tcPr/>
+          <w:p>
+            <w:pPr>
+              <w:pStyle w:val="Compact"/>
+              <w:jc w:val="left"/>
+            </w:pPr>
+            <w:r>
+              <w:t xml:space="preserve">0.9513</w:t>
+            </w:r>
+          </w:p>
+        </w:tc>
+        <w:tc>
+          <w:tcPr/>
+          <w:p>
+            <w:pPr>
+              <w:pStyle w:val="Compact"/>
+              <w:jc w:val="left"/>
+            </w:pPr>
+            <w:r>
+              <w:t xml:space="preserve">inf</w:t>
+            </w:r>
+          </w:p>
+        </w:tc>
+      </w:tr>
+      <w:tr>
+        <w:tc>
+          <w:tcPr/>
+          <w:p>
+            <w:pPr>
+              <w:pStyle w:val="Compact"/>
+              <w:jc w:val="left"/>
+            </w:pPr>
+            <w:r>
+              <w:t xml:space="preserve">44959</w:t>
+            </w:r>
+          </w:p>
+        </w:tc>
+        <w:tc>
+          <w:tcPr/>
+          <w:p>
+            <w:pPr>
+              <w:pStyle w:val="Compact"/>
+              <w:jc w:val="left"/>
+            </w:pPr>
+            <w:r>
+              <w:t xml:space="preserve">concrete_compressive_strength</w:t>
+            </w:r>
+          </w:p>
+        </w:tc>
+        <w:tc>
+          <w:tcPr/>
+          <w:p>
+            <w:pPr>
+              <w:pStyle w:val="Compact"/>
+              <w:jc w:val="left"/>
+            </w:pPr>
+            <w:r>
+              <w:t xml:space="preserve">lgbm</w:t>
+            </w:r>
+          </w:p>
+        </w:tc>
+        <w:tc>
+          <w:tcPr/>
+          <w:p>
+            <w:pPr>
+              <w:pStyle w:val="Compact"/>
+              <w:jc w:val="left"/>
+            </w:pPr>
+            <w:r>
+              <w:t xml:space="preserve">SCP</w:t>
+            </w:r>
+          </w:p>
+        </w:tc>
+        <w:tc>
+          <w:tcPr/>
+          <w:p>
+            <w:pPr>
+              <w:pStyle w:val="Compact"/>
+              <w:jc w:val="left"/>
+            </w:pPr>
+            <w:r>
+              <w:t xml:space="preserve">0.9192</w:t>
+            </w:r>
+          </w:p>
+        </w:tc>
+        <w:tc>
+          <w:tcPr/>
+          <w:p>
+            <w:pPr>
+              <w:pStyle w:val="Compact"/>
+              <w:jc w:val="left"/>
+            </w:pPr>
+            <w:r>
+              <w:t xml:space="preserve">0.9607</w:t>
+            </w:r>
+          </w:p>
+        </w:tc>
+        <w:tc>
+          <w:tcPr/>
+          <w:p>
+            <w:pPr>
+              <w:pStyle w:val="Compact"/>
+              <w:jc w:val="left"/>
+            </w:pPr>
+            <w:r>
+              <w:t xml:space="preserve">0.9209</w:t>
+            </w:r>
+          </w:p>
+        </w:tc>
+        <w:tc>
+          <w:tcPr/>
+          <w:p>
+            <w:pPr>
+              <w:pStyle w:val="Compact"/>
+              <w:jc w:val="left"/>
+            </w:pPr>
+            <w:r>
+              <w:t xml:space="preserve">0.0403</w:t>
+            </w:r>
+          </w:p>
+        </w:tc>
+        <w:tc>
+          <w:tcPr/>
+          <w:p>
+            <w:pPr>
+              <w:pStyle w:val="Compact"/>
+              <w:jc w:val="left"/>
+            </w:pPr>
+            <w:r>
+              <w:t xml:space="preserve">0.9538</w:t>
+            </w:r>
+          </w:p>
+        </w:tc>
+        <w:tc>
+          <w:tcPr/>
+          <w:p>
+            <w:pPr>
+              <w:pStyle w:val="Compact"/>
+              <w:jc w:val="left"/>
+            </w:pPr>
+            <w:r>
+              <w:t xml:space="preserve">0.9437</w:t>
+            </w:r>
+          </w:p>
+        </w:tc>
+      </w:tr>
+      <w:tr>
+        <w:tc>
+          <w:tcPr/>
+          <w:p>
+            <w:pPr>
+              <w:pStyle w:val="Compact"/>
+              <w:jc w:val="left"/>
+            </w:pPr>
+            <w:r>
+              <w:t xml:space="preserve">44959</w:t>
+            </w:r>
+          </w:p>
+        </w:tc>
+        <w:tc>
+          <w:tcPr/>
+          <w:p>
+            <w:pPr>
+              <w:pStyle w:val="Compact"/>
+              <w:jc w:val="left"/>
+            </w:pPr>
+            <w:r>
+              <w:t xml:space="preserve">concrete_compressive_strength</w:t>
+            </w:r>
+          </w:p>
+        </w:tc>
+        <w:tc>
+          <w:tcPr/>
+          <w:p>
+            <w:pPr>
+              <w:pStyle w:val="Compact"/>
+              <w:jc w:val="left"/>
+            </w:pPr>
+            <w:r>
+              <w:t xml:space="preserve">rf</w:t>
+            </w:r>
+          </w:p>
+        </w:tc>
+        <w:tc>
+          <w:tcPr/>
+          <w:p>
+            <w:pPr>
+              <w:pStyle w:val="Compact"/>
+              <w:jc w:val="left"/>
+            </w:pPr>
+            <w:r>
+              <w:t xml:space="preserve">MCP</w:t>
+            </w:r>
+          </w:p>
+        </w:tc>
+        <w:tc>
+          <w:tcPr/>
+          <w:p>
+            <w:pPr>
+              <w:pStyle w:val="Compact"/>
+              <w:jc w:val="left"/>
+            </w:pPr>
+            <w:r>
+              <w:t xml:space="preserve">0.9020</w:t>
+            </w:r>
+          </w:p>
+        </w:tc>
+        <w:tc>
+          <w:tcPr/>
+          <w:p>
+            <w:pPr>
+              <w:pStyle w:val="Compact"/>
+              <w:jc w:val="left"/>
+            </w:pPr>
+            <w:r>
+              <w:t xml:space="preserve">0.9875</w:t>
+            </w:r>
+          </w:p>
+        </w:tc>
+        <w:tc>
+          <w:tcPr/>
+          <w:p>
+            <w:pPr>
+              <w:pStyle w:val="Compact"/>
+              <w:jc w:val="left"/>
+            </w:pPr>
+            <w:r>
+              <w:t xml:space="preserve">0.9053</w:t>
+            </w:r>
+          </w:p>
+        </w:tc>
+        <w:tc>
+          <w:tcPr/>
+          <w:p>
+            <w:pPr>
+              <w:pStyle w:val="Compact"/>
+              <w:jc w:val="left"/>
+            </w:pPr>
+            <w:r>
+              <w:t xml:space="preserve">0.0403</w:t>
+            </w:r>
+          </w:p>
+        </w:tc>
+        <w:tc>
+          <w:tcPr/>
+          <w:p>
+            <w:pPr>
+              <w:pStyle w:val="Compact"/>
+              <w:jc w:val="left"/>
+            </w:pPr>
+            <w:r>
+              <w:t xml:space="preserve">1.0618</w:t>
+            </w:r>
+          </w:p>
+        </w:tc>
+        <w:tc>
+          <w:tcPr/>
+          <w:p>
+            <w:pPr>
+              <w:pStyle w:val="Compact"/>
+              <w:jc w:val="left"/>
+            </w:pPr>
+            <w:r>
+              <w:t xml:space="preserve">inf</w:t>
+            </w:r>
+          </w:p>
+        </w:tc>
+      </w:tr>
+      <w:tr>
+        <w:tc>
+          <w:tcPr/>
+          <w:p>
+            <w:pPr>
+              <w:pStyle w:val="Compact"/>
+              <w:jc w:val="left"/>
+            </w:pPr>
+            <w:r>
+              <w:t xml:space="preserve">44959</w:t>
+            </w:r>
+          </w:p>
+        </w:tc>
+        <w:tc>
+          <w:tcPr/>
+          <w:p>
+            <w:pPr>
+              <w:pStyle w:val="Compact"/>
+              <w:jc w:val="left"/>
+            </w:pPr>
+            <w:r>
+              <w:t xml:space="preserve">concrete_compressive_strength</w:t>
+            </w:r>
+          </w:p>
+        </w:tc>
+        <w:tc>
+          <w:tcPr/>
+          <w:p>
+            <w:pPr>
+              <w:pStyle w:val="Compact"/>
+              <w:jc w:val="left"/>
+            </w:pPr>
+            <w:r>
+              <w:t xml:space="preserve">rf</w:t>
+            </w:r>
+          </w:p>
+        </w:tc>
+        <w:tc>
+          <w:tcPr/>
+          <w:p>
+            <w:pPr>
+              <w:pStyle w:val="Compact"/>
+              <w:jc w:val="left"/>
+            </w:pPr>
+            <w:r>
+              <w:t xml:space="preserve">SCP</w:t>
+            </w:r>
+          </w:p>
+        </w:tc>
+        <w:tc>
+          <w:tcPr/>
+          <w:p>
+            <w:pPr>
+              <w:pStyle w:val="Compact"/>
+              <w:jc w:val="left"/>
+            </w:pPr>
+            <w:r>
+              <w:t xml:space="preserve">0.9056</w:t>
+            </w:r>
+          </w:p>
+        </w:tc>
+        <w:tc>
+          <w:tcPr/>
+          <w:p>
+            <w:pPr>
+              <w:pStyle w:val="Compact"/>
+              <w:jc w:val="left"/>
+            </w:pPr>
+            <w:r>
+              <w:t xml:space="preserve">0.9607</w:t>
+            </w:r>
+          </w:p>
+        </w:tc>
+        <w:tc>
+          <w:tcPr/>
+          <w:p>
+            <w:pPr>
+              <w:pStyle w:val="Compact"/>
+              <w:jc w:val="left"/>
+            </w:pPr>
+            <w:r>
+              <w:t xml:space="preserve">0.9078</w:t>
+            </w:r>
+          </w:p>
+        </w:tc>
+        <w:tc>
+          <w:tcPr/>
+          <w:p>
+            <w:pPr>
+              <w:pStyle w:val="Compact"/>
+              <w:jc w:val="left"/>
+            </w:pPr>
+            <w:r>
+              <w:t xml:space="preserve">0.0403</w:t>
+            </w:r>
+          </w:p>
+        </w:tc>
+        <w:tc>
+          <w:tcPr/>
+          <w:p>
+            <w:pPr>
+              <w:pStyle w:val="Compact"/>
+              <w:jc w:val="left"/>
+            </w:pPr>
+            <w:r>
+              <w:t xml:space="preserve">1.0744</w:t>
+            </w:r>
+          </w:p>
+        </w:tc>
+        <w:tc>
+          <w:tcPr/>
+          <w:p>
+            <w:pPr>
+              <w:pStyle w:val="Compact"/>
+              <w:jc w:val="left"/>
+            </w:pPr>
+            <w:r>
+              <w:t xml:space="preserve">1.0631</w:t>
+            </w:r>
+          </w:p>
+        </w:tc>
+      </w:tr>
+      <w:tr>
+        <w:tc>
+          <w:tcPr/>
+          <w:p>
+            <w:pPr>
+              <w:pStyle w:val="Compact"/>
+              <w:jc w:val="left"/>
+            </w:pPr>
+            <w:r>
+              <w:t xml:space="preserve">44962</w:t>
+            </w:r>
+          </w:p>
+        </w:tc>
+        <w:tc>
+          <w:tcPr/>
+          <w:p>
+            <w:pPr>
+              <w:pStyle w:val="Compact"/>
+              <w:jc w:val="left"/>
+            </w:pPr>
+            <w:r>
+              <w:t xml:space="preserve">forest_fires</w:t>
+            </w:r>
+          </w:p>
+        </w:tc>
+        <w:tc>
+          <w:tcPr/>
+          <w:p>
+            <w:pPr>
+              <w:pStyle w:val="Compact"/>
+              <w:jc w:val="left"/>
+            </w:pPr>
+            <w:r>
+              <w:t xml:space="preserve">lgbm</w:t>
+            </w:r>
+          </w:p>
+        </w:tc>
+        <w:tc>
+          <w:tcPr/>
+          <w:p>
+            <w:pPr>
+              <w:pStyle w:val="Compact"/>
+              <w:jc w:val="left"/>
+            </w:pPr>
+            <w:r>
+              <w:t xml:space="preserve">MCP</w:t>
+            </w:r>
+          </w:p>
+        </w:tc>
+        <w:tc>
+          <w:tcPr/>
+          <w:p>
+            <w:pPr>
+              <w:pStyle w:val="Compact"/>
+              <w:jc w:val="left"/>
+            </w:pPr>
+            <w:r>
+              <w:t xml:space="preserve">0.9325</w:t>
+            </w:r>
+          </w:p>
+        </w:tc>
+        <w:tc>
+          <w:tcPr/>
+          <w:p>
+            <w:pPr>
+              <w:pStyle w:val="Compact"/>
+              <w:jc w:val="left"/>
+            </w:pPr>
+            <w:r>
+              <w:t xml:space="preserve">1.0000</w:t>
+            </w:r>
+          </w:p>
+        </w:tc>
+        <w:tc>
+          <w:tcPr/>
+          <w:p>
+            <w:pPr>
+              <w:pStyle w:val="Compact"/>
+              <w:jc w:val="left"/>
+            </w:pPr>
+            <w:r>
+              <w:t xml:space="preserve">0.9346</w:t>
+            </w:r>
+          </w:p>
+        </w:tc>
+        <w:tc>
+          <w:tcPr/>
+          <w:p>
+            <w:pPr>
+              <w:pStyle w:val="Compact"/>
+              <w:jc w:val="left"/>
+            </w:pPr>
+            <w:r>
+              <w:t xml:space="preserve">0.0298</w:t>
+            </w:r>
+          </w:p>
+        </w:tc>
+        <w:tc>
+          <w:tcPr/>
+          <w:p>
+            <w:pPr>
+              <w:pStyle w:val="Compact"/>
+              <w:jc w:val="left"/>
+            </w:pPr>
+            <w:r>
+              <w:t xml:space="preserve">2.3814</w:t>
+            </w:r>
+          </w:p>
+        </w:tc>
+        <w:tc>
+          <w:tcPr/>
+          <w:p>
+            <w:pPr>
+              <w:pStyle w:val="Compact"/>
+              <w:jc w:val="left"/>
+            </w:pPr>
+            <w:r>
+              <w:t xml:space="preserve">inf</w:t>
+            </w:r>
+          </w:p>
+        </w:tc>
+      </w:tr>
+      <w:tr>
+        <w:tc>
+          <w:tcPr/>
+          <w:p>
+            <w:pPr>
+              <w:pStyle w:val="Compact"/>
+              <w:jc w:val="left"/>
+            </w:pPr>
+            <w:r>
+              <w:t xml:space="preserve">44962</w:t>
+            </w:r>
+          </w:p>
+        </w:tc>
+        <w:tc>
+          <w:tcPr/>
+          <w:p>
+            <w:pPr>
+              <w:pStyle w:val="Compact"/>
+              <w:jc w:val="left"/>
+            </w:pPr>
+            <w:r>
+              <w:t xml:space="preserve">forest_fires</w:t>
+            </w:r>
+          </w:p>
+        </w:tc>
+        <w:tc>
+          <w:tcPr/>
+          <w:p>
+            <w:pPr>
+              <w:pStyle w:val="Compact"/>
+              <w:jc w:val="left"/>
+            </w:pPr>
+            <w:r>
+              <w:t xml:space="preserve">lgbm</w:t>
+            </w:r>
+          </w:p>
+        </w:tc>
+        <w:tc>
+          <w:tcPr/>
+          <w:p>
+            <w:pPr>
+              <w:pStyle w:val="Compact"/>
+              <w:jc w:val="left"/>
+            </w:pPr>
+            <w:r>
+              <w:t xml:space="preserve">SCP</w:t>
+            </w:r>
+          </w:p>
+        </w:tc>
+        <w:tc>
+          <w:tcPr/>
+          <w:p>
+            <w:pPr>
+              <w:pStyle w:val="Compact"/>
+              <w:jc w:val="left"/>
+            </w:pPr>
+            <w:r>
+              <w:t xml:space="preserve">0.9325</w:t>
+            </w:r>
+          </w:p>
+        </w:tc>
+        <w:tc>
+          <w:tcPr/>
+          <w:p>
+            <w:pPr>
+              <w:pStyle w:val="Compact"/>
+              <w:jc w:val="left"/>
+            </w:pPr>
+            <w:r>
+              <w:t xml:space="preserve">1.0000</w:t>
+            </w:r>
+          </w:p>
+        </w:tc>
+        <w:tc>
+          <w:tcPr/>
+          <w:p>
+            <w:pPr>
+              <w:pStyle w:val="Compact"/>
+              <w:jc w:val="left"/>
+            </w:pPr>
+            <w:r>
+              <w:t xml:space="preserve">0.9346</w:t>
+            </w:r>
+          </w:p>
+        </w:tc>
+        <w:tc>
+          <w:tcPr/>
+          <w:p>
+            <w:pPr>
+              <w:pStyle w:val="Compact"/>
+              <w:jc w:val="left"/>
+            </w:pPr>
+            <w:r>
+              <w:t xml:space="preserve">0.0298</w:t>
+            </w:r>
+          </w:p>
+        </w:tc>
+        <w:tc>
+          <w:tcPr/>
+          <w:p>
+            <w:pPr>
+              <w:pStyle w:val="Compact"/>
+              <w:jc w:val="left"/>
+            </w:pPr>
+            <w:r>
+              <w:t xml:space="preserve">2.3673</w:t>
+            </w:r>
+          </w:p>
+        </w:tc>
+        <w:tc>
+          <w:tcPr/>
+          <w:p>
+            <w:pPr>
+              <w:pStyle w:val="Compact"/>
+              <w:jc w:val="left"/>
+            </w:pPr>
+            <w:r>
+              <w:t xml:space="preserve">2.3615</w:t>
+            </w:r>
+          </w:p>
+        </w:tc>
+      </w:tr>
+      <w:tr>
+        <w:tc>
+          <w:tcPr/>
+          <w:p>
+            <w:pPr>
+              <w:pStyle w:val="Compact"/>
+              <w:jc w:val="left"/>
+            </w:pPr>
+            <w:r>
+              <w:t xml:space="preserve">44962</w:t>
+            </w:r>
+          </w:p>
+        </w:tc>
+        <w:tc>
+          <w:tcPr/>
+          <w:p>
+            <w:pPr>
+              <w:pStyle w:val="Compact"/>
+              <w:jc w:val="left"/>
+            </w:pPr>
+            <w:r>
+              <w:t xml:space="preserve">forest_fires</w:t>
+            </w:r>
+          </w:p>
+        </w:tc>
+        <w:tc>
+          <w:tcPr/>
+          <w:p>
+            <w:pPr>
+              <w:pStyle w:val="Compact"/>
+              <w:jc w:val="left"/>
+            </w:pPr>
+            <w:r>
+              <w:t xml:space="preserve">rf</w:t>
+            </w:r>
+          </w:p>
+        </w:tc>
+        <w:tc>
+          <w:tcPr/>
+          <w:p>
+            <w:pPr>
+              <w:pStyle w:val="Compact"/>
+              <w:jc w:val="left"/>
+            </w:pPr>
+            <w:r>
+              <w:t xml:space="preserve">MCP</w:t>
+            </w:r>
+          </w:p>
+        </w:tc>
+        <w:tc>
+          <w:tcPr/>
+          <w:p>
+            <w:pPr>
+              <w:pStyle w:val="Compact"/>
+              <w:jc w:val="left"/>
+            </w:pPr>
+            <w:r>
+              <w:t xml:space="preserve">0.9356</w:t>
+            </w:r>
+          </w:p>
+        </w:tc>
+        <w:tc>
+          <w:tcPr/>
+          <w:p>
+            <w:pPr>
+              <w:pStyle w:val="Compact"/>
+              <w:jc w:val="left"/>
+            </w:pPr>
+            <w:r>
+              <w:t xml:space="preserve">1.0000</w:t>
+            </w:r>
+          </w:p>
+        </w:tc>
+        <w:tc>
+          <w:tcPr/>
+          <w:p>
+            <w:pPr>
+              <w:pStyle w:val="Compact"/>
+              <w:jc w:val="left"/>
+            </w:pPr>
+            <w:r>
+              <w:t xml:space="preserve">0.9375</w:t>
+            </w:r>
+          </w:p>
+        </w:tc>
+        <w:tc>
+          <w:tcPr/>
+          <w:p>
+            <w:pPr>
+              <w:pStyle w:val="Compact"/>
+              <w:jc w:val="left"/>
+            </w:pPr>
+            <w:r>
+              <w:t xml:space="preserve">0.0298</w:t>
+            </w:r>
+          </w:p>
+        </w:tc>
+        <w:tc>
+          <w:tcPr/>
+          <w:p>
+            <w:pPr>
+              <w:pStyle w:val="Compact"/>
+              <w:jc w:val="left"/>
+            </w:pPr>
+            <w:r>
+              <w:t xml:space="preserve">1.9488</w:t>
+            </w:r>
+          </w:p>
+        </w:tc>
+        <w:tc>
+          <w:tcPr/>
+          <w:p>
+            <w:pPr>
+              <w:pStyle w:val="Compact"/>
+              <w:jc w:val="left"/>
+            </w:pPr>
+            <w:r>
+              <w:t xml:space="preserve">inf</w:t>
+            </w:r>
+          </w:p>
+        </w:tc>
+      </w:tr>
+      <w:tr>
+        <w:tc>
+          <w:tcPr/>
+          <w:p>
+            <w:pPr>
+              <w:pStyle w:val="Compact"/>
+              <w:jc w:val="left"/>
+            </w:pPr>
+            <w:r>
+              <w:t xml:space="preserve">44962</w:t>
+            </w:r>
+          </w:p>
+        </w:tc>
+        <w:tc>
+          <w:tcPr/>
+          <w:p>
+            <w:pPr>
+              <w:pStyle w:val="Compact"/>
+              <w:jc w:val="left"/>
+            </w:pPr>
+            <w:r>
+              <w:t xml:space="preserve">forest_fires</w:t>
+            </w:r>
+          </w:p>
+        </w:tc>
+        <w:tc>
+          <w:tcPr/>
+          <w:p>
+            <w:pPr>
+              <w:pStyle w:val="Compact"/>
+              <w:jc w:val="left"/>
+            </w:pPr>
+            <w:r>
+              <w:t xml:space="preserve">rf</w:t>
+            </w:r>
+          </w:p>
+        </w:tc>
+        <w:tc>
+          <w:tcPr/>
+          <w:p>
+            <w:pPr>
+              <w:pStyle w:val="Compact"/>
+              <w:jc w:val="left"/>
+            </w:pPr>
+            <w:r>
+              <w:t xml:space="preserve">SCP</w:t>
+            </w:r>
+          </w:p>
+        </w:tc>
+        <w:tc>
+          <w:tcPr/>
+          <w:p>
+            <w:pPr>
+              <w:pStyle w:val="Compact"/>
+              <w:jc w:val="left"/>
+            </w:pPr>
+            <w:r>
+              <w:t xml:space="preserve">0.9346</w:t>
+            </w:r>
+          </w:p>
+        </w:tc>
+        <w:tc>
+          <w:tcPr/>
+          <w:p>
+            <w:pPr>
+              <w:pStyle w:val="Compact"/>
+              <w:jc w:val="left"/>
+            </w:pPr>
+            <w:r>
+              <w:t xml:space="preserve">1.0000</w:t>
+            </w:r>
+          </w:p>
+        </w:tc>
+        <w:tc>
+          <w:tcPr/>
+          <w:p>
+            <w:pPr>
+              <w:pStyle w:val="Compact"/>
+              <w:jc w:val="left"/>
+            </w:pPr>
+            <w:r>
+              <w:t xml:space="preserve">0.9365</w:t>
+            </w:r>
+          </w:p>
+        </w:tc>
+        <w:tc>
+          <w:tcPr/>
+          <w:p>
+            <w:pPr>
+              <w:pStyle w:val="Compact"/>
+              <w:jc w:val="left"/>
+            </w:pPr>
+            <w:r>
+              <w:t xml:space="preserve">0.0298</w:t>
+            </w:r>
+          </w:p>
+        </w:tc>
+        <w:tc>
+          <w:tcPr/>
+          <w:p>
+            <w:pPr>
+              <w:pStyle w:val="Compact"/>
+              <w:jc w:val="left"/>
+            </w:pPr>
+            <w:r>
+              <w:t xml:space="preserve">1.9335</w:t>
+            </w:r>
+          </w:p>
+        </w:tc>
+        <w:tc>
+          <w:tcPr/>
+          <w:p>
+            <w:pPr>
+              <w:pStyle w:val="Compact"/>
+              <w:jc w:val="left"/>
+            </w:pPr>
+            <w:r>
+              <w:t xml:space="preserve">1.9278</w:t>
+            </w:r>
+          </w:p>
+        </w:tc>
+      </w:tr>
+      <w:tr>
+        <w:tc>
+          <w:tcPr/>
+          <w:p>
+            <w:pPr>
+              <w:pStyle w:val="Compact"/>
+              <w:jc w:val="left"/>
+            </w:pPr>
+            <w:r>
+              <w:t xml:space="preserve">44963</w:t>
+            </w:r>
+          </w:p>
+        </w:tc>
+        <w:tc>
+          <w:tcPr/>
+          <w:p>
+            <w:pPr>
+              <w:pStyle w:val="Compact"/>
+              <w:jc w:val="left"/>
+            </w:pPr>
+            <w:r>
+              <w:t xml:space="preserve">physiochemical_protein</w:t>
+            </w:r>
+          </w:p>
+        </w:tc>
+        <w:tc>
+          <w:tcPr/>
+          <w:p>
+            <w:pPr>
+              <w:pStyle w:val="Compact"/>
+              <w:jc w:val="left"/>
+            </w:pPr>
+            <w:r>
+              <w:t xml:space="preserve">lgbm</w:t>
+            </w:r>
+          </w:p>
+        </w:tc>
+        <w:tc>
+          <w:tcPr/>
+          <w:p>
+            <w:pPr>
+              <w:pStyle w:val="Compact"/>
+              <w:jc w:val="left"/>
+            </w:pPr>
+            <w:r>
+              <w:t xml:space="preserve">MCP</w:t>
+            </w:r>
+          </w:p>
+        </w:tc>
+        <w:tc>
+          <w:tcPr/>
+          <w:p>
+            <w:pPr>
+              <w:pStyle w:val="Compact"/>
+              <w:jc w:val="left"/>
+            </w:pPr>
+            <w:r>
+              <w:t xml:space="preserve">0.8983</w:t>
+            </w:r>
+          </w:p>
+        </w:tc>
+        <w:tc>
+          <w:tcPr/>
+          <w:p>
+            <w:pPr>
+              <w:pStyle w:val="Compact"/>
+              <w:jc w:val="left"/>
+            </w:pPr>
+            <w:r>
+              <w:t xml:space="preserve">0.9026</w:t>
+            </w:r>
+          </w:p>
+        </w:tc>
+        <w:tc>
+          <w:tcPr/>
+          <w:p>
+            <w:pPr>
+              <w:pStyle w:val="Compact"/>
+              <w:jc w:val="left"/>
+            </w:pPr>
+            <w:r>
+              <w:t xml:space="preserve">0.8985</w:t>
+            </w:r>
+          </w:p>
+        </w:tc>
+        <w:tc>
+          <w:tcPr/>
+          <w:p>
+            <w:pPr>
+              <w:pStyle w:val="Compact"/>
+              <w:jc w:val="left"/>
+            </w:pPr>
+            <w:r>
+              <w:t xml:space="preserve">0.0473</w:t>
+            </w:r>
+          </w:p>
+        </w:tc>
+        <w:tc>
+          <w:tcPr/>
+          <w:p>
+            <w:pPr>
+              <w:pStyle w:val="Compact"/>
+              <w:jc w:val="left"/>
+            </w:pPr>
+            <w:r>
+              <w:t xml:space="preserve">2.2672</w:t>
+            </w:r>
+          </w:p>
+        </w:tc>
+        <w:tc>
+          <w:tcPr/>
+          <w:p>
+            <w:pPr>
+              <w:pStyle w:val="Compact"/>
+              <w:jc w:val="left"/>
+            </w:pPr>
+            <w:r>
+              <w:t xml:space="preserve">2.2374</w:t>
+            </w:r>
+          </w:p>
+        </w:tc>
+      </w:tr>
+      <w:tr>
+        <w:tc>
+          <w:tcPr/>
+          <w:p>
+            <w:pPr>
+              <w:pStyle w:val="Compact"/>
+              <w:jc w:val="left"/>
+            </w:pPr>
+            <w:r>
+              <w:t xml:space="preserve">44963</w:t>
+            </w:r>
+          </w:p>
+        </w:tc>
+        <w:tc>
+          <w:tcPr/>
+          <w:p>
+            <w:pPr>
+              <w:pStyle w:val="Compact"/>
+              <w:jc w:val="left"/>
+            </w:pPr>
+            <w:r>
+              <w:t xml:space="preserve">physiochemical_protein</w:t>
+            </w:r>
+          </w:p>
+        </w:tc>
+        <w:tc>
+          <w:tcPr/>
+          <w:p>
+            <w:pPr>
+              <w:pStyle w:val="Compact"/>
+              <w:jc w:val="left"/>
+            </w:pPr>
+            <w:r>
+              <w:t xml:space="preserve">lgbm</w:t>
+            </w:r>
+          </w:p>
+        </w:tc>
+        <w:tc>
+          <w:tcPr/>
+          <w:p>
+            <w:pPr>
+              <w:pStyle w:val="Compact"/>
+              <w:jc w:val="left"/>
+            </w:pPr>
+            <w:r>
+              <w:t xml:space="preserve">SCP</w:t>
+            </w:r>
+          </w:p>
+        </w:tc>
+        <w:tc>
+          <w:tcPr/>
+          <w:p>
+            <w:pPr>
+              <w:pStyle w:val="Compact"/>
+              <w:jc w:val="left"/>
+            </w:pPr>
+            <w:r>
+              <w:t xml:space="preserve">0.8957</w:t>
+            </w:r>
+          </w:p>
+        </w:tc>
+        <w:tc>
+          <w:tcPr/>
+          <w:p>
+            <w:pPr>
+              <w:pStyle w:val="Compact"/>
+              <w:jc w:val="left"/>
+            </w:pPr>
+            <w:r>
+              <w:t xml:space="preserve">0.9527</w:t>
+            </w:r>
+          </w:p>
+        </w:tc>
+        <w:tc>
+          <w:tcPr/>
+          <w:p>
+            <w:pPr>
+              <w:pStyle w:val="Compact"/>
+              <w:jc w:val="left"/>
+            </w:pPr>
+            <w:r>
+              <w:t xml:space="preserve">0.8984</w:t>
+            </w:r>
+          </w:p>
+        </w:tc>
+        <w:tc>
+          <w:tcPr/>
+          <w:p>
+            <w:pPr>
+              <w:pStyle w:val="Compact"/>
+              <w:jc w:val="left"/>
+            </w:pPr>
+            <w:r>
+              <w:t xml:space="preserve">0.0473</w:t>
+            </w:r>
+          </w:p>
+        </w:tc>
+        <w:tc>
+          <w:tcPr/>
+          <w:p>
+            <w:pPr>
+              <w:pStyle w:val="Compact"/>
+              <w:jc w:val="left"/>
+            </w:pPr>
+            <w:r>
+              <w:t xml:space="preserve">2.2488</w:t>
+            </w:r>
+          </w:p>
+        </w:tc>
+        <w:tc>
+          <w:tcPr/>
+          <w:p>
+            <w:pPr>
+              <w:pStyle w:val="Compact"/>
+              <w:jc w:val="left"/>
+            </w:pPr>
+            <w:r>
+              <w:t xml:space="preserve">2.2337</w:t>
+            </w:r>
+          </w:p>
+        </w:tc>
+      </w:tr>
+      <w:tr>
+        <w:tc>
+          <w:tcPr/>
+          <w:p>
+            <w:pPr>
+              <w:pStyle w:val="Compact"/>
+              <w:jc w:val="left"/>
+            </w:pPr>
+            <w:r>
+              <w:t xml:space="preserve">44963</w:t>
+            </w:r>
+          </w:p>
+        </w:tc>
+        <w:tc>
+          <w:tcPr/>
+          <w:p>
+            <w:pPr>
+              <w:pStyle w:val="Compact"/>
+              <w:jc w:val="left"/>
+            </w:pPr>
+            <w:r>
+              <w:t xml:space="preserve">physiochemical_protein</w:t>
+            </w:r>
+          </w:p>
+        </w:tc>
+        <w:tc>
+          <w:tcPr/>
+          <w:p>
+            <w:pPr>
+              <w:pStyle w:val="Compact"/>
+              <w:jc w:val="left"/>
+            </w:pPr>
+            <w:r>
+              <w:t xml:space="preserve">rf</w:t>
+            </w:r>
+          </w:p>
+        </w:tc>
+        <w:tc>
+          <w:tcPr/>
+          <w:p>
+            <w:pPr>
+              <w:pStyle w:val="Compact"/>
+              <w:jc w:val="left"/>
+            </w:pPr>
+            <w:r>
+              <w:t xml:space="preserve">MCP</w:t>
+            </w:r>
+          </w:p>
+        </w:tc>
+        <w:tc>
+          <w:tcPr/>
+          <w:p>
+            <w:pPr>
+              <w:pStyle w:val="Compact"/>
+              <w:jc w:val="left"/>
+            </w:pPr>
+            <w:r>
+              <w:t xml:space="preserve">0.8988</w:t>
+            </w:r>
+          </w:p>
+        </w:tc>
+        <w:tc>
+          <w:tcPr/>
+          <w:p>
+            <w:pPr>
+              <w:pStyle w:val="Compact"/>
+              <w:jc w:val="left"/>
+            </w:pPr>
+            <w:r>
+              <w:t xml:space="preserve">0.9017</w:t>
+            </w:r>
+          </w:p>
+        </w:tc>
+        <w:tc>
+          <w:tcPr/>
+          <w:p>
+            <w:pPr>
+              <w:pStyle w:val="Compact"/>
+              <w:jc w:val="left"/>
+            </w:pPr>
+            <w:r>
+              <w:t xml:space="preserve">0.8990</w:t>
+            </w:r>
+          </w:p>
+        </w:tc>
+        <w:tc>
+          <w:tcPr/>
+          <w:p>
+            <w:pPr>
+              <w:pStyle w:val="Compact"/>
+              <w:jc w:val="left"/>
+            </w:pPr>
+            <w:r>
+              <w:t xml:space="preserve">0.0473</w:t>
+            </w:r>
+          </w:p>
+        </w:tc>
+        <w:tc>
+          <w:tcPr/>
+          <w:p>
+            <w:pPr>
+              <w:pStyle w:val="Compact"/>
+              <w:jc w:val="left"/>
+            </w:pPr>
+            <w:r>
+              <w:t xml:space="preserve">2.1199</w:t>
+            </w:r>
+          </w:p>
+        </w:tc>
+        <w:tc>
+          <w:tcPr/>
+          <w:p>
+            <w:pPr>
+              <w:pStyle w:val="Compact"/>
+              <w:jc w:val="left"/>
+            </w:pPr>
+            <w:r>
+              <w:t xml:space="preserve">2.0499</w:t>
+            </w:r>
+          </w:p>
+        </w:tc>
+      </w:tr>
+      <w:tr>
+        <w:tc>
+          <w:tcPr/>
+          <w:p>
+            <w:pPr>
+              <w:pStyle w:val="Compact"/>
+              <w:jc w:val="left"/>
+            </w:pPr>
+            <w:r>
+              <w:t xml:space="preserve">44963</w:t>
+            </w:r>
+          </w:p>
+        </w:tc>
+        <w:tc>
+          <w:tcPr/>
+          <w:p>
+            <w:pPr>
+              <w:pStyle w:val="Compact"/>
+              <w:jc w:val="left"/>
+            </w:pPr>
+            <w:r>
+              <w:t xml:space="preserve">physiochemical_protein</w:t>
+            </w:r>
+          </w:p>
+        </w:tc>
+        <w:tc>
+          <w:tcPr/>
+          <w:p>
+            <w:pPr>
+              <w:pStyle w:val="Compact"/>
+              <w:jc w:val="left"/>
+            </w:pPr>
+            <w:r>
+              <w:t xml:space="preserve">rf</w:t>
+            </w:r>
+          </w:p>
+        </w:tc>
+        <w:tc>
+          <w:tcPr/>
+          <w:p>
+            <w:pPr>
+              <w:pStyle w:val="Compact"/>
+              <w:jc w:val="left"/>
+            </w:pPr>
+            <w:r>
+              <w:t xml:space="preserve">SCP</w:t>
+            </w:r>
+          </w:p>
+        </w:tc>
+        <w:tc>
+          <w:tcPr/>
+          <w:p>
+            <w:pPr>
+              <w:pStyle w:val="Compact"/>
+              <w:jc w:val="left"/>
+            </w:pPr>
+            <w:r>
+              <w:t xml:space="preserve">0.8939</w:t>
+            </w:r>
+          </w:p>
+        </w:tc>
+        <w:tc>
+          <w:tcPr/>
+          <w:p>
+            <w:pPr>
+              <w:pStyle w:val="Compact"/>
+              <w:jc w:val="left"/>
+            </w:pPr>
+            <w:r>
+              <w:t xml:space="preserve">0.9894</w:t>
+            </w:r>
+          </w:p>
+        </w:tc>
+        <w:tc>
+          <w:tcPr/>
+          <w:p>
+            <w:pPr>
+              <w:pStyle w:val="Compact"/>
+              <w:jc w:val="left"/>
+            </w:pPr>
+            <w:r>
+              <w:t xml:space="preserve">0.8984</w:t>
+            </w:r>
+          </w:p>
+        </w:tc>
+        <w:tc>
+          <w:tcPr/>
+          <w:p>
+            <w:pPr>
+              <w:pStyle w:val="Compact"/>
+              <w:jc w:val="left"/>
+            </w:pPr>
+            <w:r>
+              <w:t xml:space="preserve">0.0473</w:t>
+            </w:r>
+          </w:p>
+        </w:tc>
+        <w:tc>
+          <w:tcPr/>
+          <w:p>
+            <w:pPr>
+              <w:pStyle w:val="Compact"/>
+              <w:jc w:val="left"/>
+            </w:pPr>
+            <w:r>
+              <w:t xml:space="preserve">2.0798</w:t>
+            </w:r>
+          </w:p>
+        </w:tc>
+        <w:tc>
+          <w:tcPr/>
+          <w:p>
+            <w:pPr>
+              <w:pStyle w:val="Compact"/>
+              <w:jc w:val="left"/>
+            </w:pPr>
+            <w:r>
+              <w:t xml:space="preserve">2.0658</w:t>
+            </w:r>
+          </w:p>
+        </w:tc>
+      </w:tr>
+      <w:tr>
+        <w:tc>
+          <w:tcPr/>
+          <w:p>
+            <w:pPr>
+              <w:pStyle w:val="Compact"/>
+              <w:jc w:val="left"/>
+            </w:pPr>
+            <w:r>
+              <w:t xml:space="preserve">44964</w:t>
+            </w:r>
+          </w:p>
+        </w:tc>
+        <w:tc>
+          <w:tcPr/>
+          <w:p>
+            <w:pPr>
+              <w:pStyle w:val="Compact"/>
+              <w:jc w:val="left"/>
+            </w:pPr>
+            <w:r>
+              <w:t xml:space="preserve">superconductivity</w:t>
+            </w:r>
+          </w:p>
+        </w:tc>
+        <w:tc>
+          <w:tcPr/>
+          <w:p>
+            <w:pPr>
+              <w:pStyle w:val="Compact"/>
+              <w:jc w:val="left"/>
+            </w:pPr>
+            <w:r>
+              <w:t xml:space="preserve">lgbm</w:t>
+            </w:r>
+          </w:p>
+        </w:tc>
+        <w:tc>
+          <w:tcPr/>
+          <w:p>
+            <w:pPr>
+              <w:pStyle w:val="Compact"/>
+              <w:jc w:val="left"/>
+            </w:pPr>
+            <w:r>
+              <w:t xml:space="preserve">MCP</w:t>
+            </w:r>
+          </w:p>
+        </w:tc>
+        <w:tc>
+          <w:tcPr/>
+          <w:p>
+            <w:pPr>
+              <w:pStyle w:val="Compact"/>
+              <w:jc w:val="left"/>
+            </w:pPr>
+            <w:r>
+              <w:t xml:space="preserve">0.9009</w:t>
+            </w:r>
+          </w:p>
+        </w:tc>
+        <w:tc>
+          <w:tcPr/>
+          <w:p>
+            <w:pPr>
+              <w:pStyle w:val="Compact"/>
+              <w:jc w:val="left"/>
+            </w:pPr>
+            <w:r>
+              <w:t xml:space="preserve">0.9003</w:t>
+            </w:r>
+          </w:p>
+        </w:tc>
+        <w:tc>
+          <w:tcPr/>
+          <w:p>
+            <w:pPr>
+              <w:pStyle w:val="Compact"/>
+              <w:jc w:val="left"/>
+            </w:pPr>
+            <w:r>
+              <w:t xml:space="preserve">0.9007</w:t>
+            </w:r>
+          </w:p>
+        </w:tc>
+        <w:tc>
+          <w:tcPr/>
+          <w:p>
+            <w:pPr>
+              <w:pStyle w:val="Compact"/>
+              <w:jc w:val="left"/>
+            </w:pPr>
+            <w:r>
+              <w:t xml:space="preserve">0.3335</w:t>
+            </w:r>
+          </w:p>
+        </w:tc>
+        <w:tc>
+          <w:tcPr/>
+          <w:p>
+            <w:pPr>
+              <w:pStyle w:val="Compact"/>
+              <w:jc w:val="left"/>
+            </w:pPr>
+            <w:r>
+              <w:t xml:space="preserve">1.6095</w:t>
+            </w:r>
+          </w:p>
+        </w:tc>
+        <w:tc>
+          <w:tcPr/>
+          <w:p>
+            <w:pPr>
+              <w:pStyle w:val="Compact"/>
+              <w:jc w:val="left"/>
+            </w:pPr>
+            <w:r>
+              <w:t xml:space="preserve">1.4871</w:t>
+            </w:r>
+          </w:p>
+        </w:tc>
+      </w:tr>
+      <w:tr>
+        <w:tc>
+          <w:tcPr/>
+          <w:p>
+            <w:pPr>
+              <w:pStyle w:val="Compact"/>
+              <w:jc w:val="left"/>
+            </w:pPr>
+            <w:r>
+              <w:t xml:space="preserve">44964</w:t>
+            </w:r>
+          </w:p>
+        </w:tc>
+        <w:tc>
+          <w:tcPr/>
+          <w:p>
+            <w:pPr>
+              <w:pStyle w:val="Compact"/>
+              <w:jc w:val="left"/>
+            </w:pPr>
+            <w:r>
+              <w:t xml:space="preserve">superconductivity</w:t>
+            </w:r>
+          </w:p>
+        </w:tc>
+        <w:tc>
+          <w:tcPr/>
+          <w:p>
+            <w:pPr>
+              <w:pStyle w:val="Compact"/>
+              <w:jc w:val="left"/>
+            </w:pPr>
+            <w:r>
+              <w:t xml:space="preserve">lgbm</w:t>
+            </w:r>
+          </w:p>
+        </w:tc>
+        <w:tc>
+          <w:tcPr/>
+          <w:p>
+            <w:pPr>
+              <w:pStyle w:val="Compact"/>
+              <w:jc w:val="left"/>
+            </w:pPr>
+            <w:r>
+              <w:t xml:space="preserve">SCP</w:t>
+            </w:r>
+          </w:p>
+        </w:tc>
+        <w:tc>
+          <w:tcPr/>
+          <w:p>
+            <w:pPr>
+              <w:pStyle w:val="Compact"/>
+              <w:jc w:val="left"/>
+            </w:pPr>
+            <w:r>
+              <w:t xml:space="preserve">0.9066</w:t>
+            </w:r>
+          </w:p>
+        </w:tc>
+        <w:tc>
+          <w:tcPr/>
+          <w:p>
+            <w:pPr>
+              <w:pStyle w:val="Compact"/>
+              <w:jc w:val="left"/>
+            </w:pPr>
+            <w:r>
+              <w:t xml:space="preserve">0.8876</w:t>
+            </w:r>
+          </w:p>
+        </w:tc>
+        <w:tc>
+          <w:tcPr/>
+          <w:p>
+            <w:pPr>
+              <w:pStyle w:val="Compact"/>
+              <w:jc w:val="left"/>
+            </w:pPr>
+            <w:r>
+              <w:t xml:space="preserve">0.9002</w:t>
+            </w:r>
+          </w:p>
+        </w:tc>
+        <w:tc>
+          <w:tcPr/>
+          <w:p>
+            <w:pPr>
+              <w:pStyle w:val="Compact"/>
+              <w:jc w:val="left"/>
+            </w:pPr>
+            <w:r>
+              <w:t xml:space="preserve">0.3335</w:t>
+            </w:r>
+          </w:p>
+        </w:tc>
+        <w:tc>
+          <w:tcPr/>
+          <w:p>
+            <w:pPr>
+              <w:pStyle w:val="Compact"/>
+              <w:jc w:val="left"/>
+            </w:pPr>
+            <w:r>
+              <w:t xml:space="preserve">1.6661</w:t>
+            </w:r>
+          </w:p>
+        </w:tc>
+        <w:tc>
+          <w:tcPr/>
+          <w:p>
+            <w:pPr>
+              <w:pStyle w:val="Compact"/>
+              <w:jc w:val="left"/>
+            </w:pPr>
+            <w:r>
+              <w:t xml:space="preserve">1.4936</w:t>
+            </w:r>
+          </w:p>
+        </w:tc>
+      </w:tr>
+      <w:tr>
+        <w:tc>
+          <w:tcPr/>
+          <w:p>
+            <w:pPr>
+              <w:pStyle w:val="Compact"/>
+              <w:jc w:val="left"/>
+            </w:pPr>
+            <w:r>
+              <w:t xml:space="preserve">44964</w:t>
+            </w:r>
+          </w:p>
+        </w:tc>
+        <w:tc>
+          <w:tcPr/>
+          <w:p>
+            <w:pPr>
+              <w:pStyle w:val="Compact"/>
+              <w:jc w:val="left"/>
+            </w:pPr>
+            <w:r>
+              <w:t xml:space="preserve">superconductivity</w:t>
+            </w:r>
+          </w:p>
+        </w:tc>
+        <w:tc>
+          <w:tcPr/>
+          <w:p>
+            <w:pPr>
+              <w:pStyle w:val="Compact"/>
+              <w:jc w:val="left"/>
+            </w:pPr>
+            <w:r>
+              <w:t xml:space="preserve">rf</w:t>
+            </w:r>
+          </w:p>
+        </w:tc>
+        <w:tc>
+          <w:tcPr/>
+          <w:p>
+            <w:pPr>
+              <w:pStyle w:val="Compact"/>
+              <w:jc w:val="left"/>
+            </w:pPr>
+            <w:r>
+              <w:t xml:space="preserve">MCP</w:t>
+            </w:r>
+          </w:p>
+        </w:tc>
+        <w:tc>
+          <w:tcPr/>
+          <w:p>
+            <w:pPr>
+              <w:pStyle w:val="Compact"/>
+              <w:jc w:val="left"/>
+            </w:pPr>
+            <w:r>
+              <w:t xml:space="preserve">0.9008</w:t>
+            </w:r>
+          </w:p>
+        </w:tc>
+        <w:tc>
+          <w:tcPr/>
+          <w:p>
+            <w:pPr>
+              <w:pStyle w:val="Compact"/>
+              <w:jc w:val="left"/>
+            </w:pPr>
+            <w:r>
+              <w:t xml:space="preserve">0.9024</w:t>
+            </w:r>
+          </w:p>
+        </w:tc>
+        <w:tc>
+          <w:tcPr/>
+          <w:p>
+            <w:pPr>
+              <w:pStyle w:val="Compact"/>
+              <w:jc w:val="left"/>
+            </w:pPr>
+            <w:r>
+              <w:t xml:space="preserve">0.9013</w:t>
+            </w:r>
+          </w:p>
+        </w:tc>
+        <w:tc>
+          <w:tcPr/>
+          <w:p>
+            <w:pPr>
+              <w:pStyle w:val="Compact"/>
+              <w:jc w:val="left"/>
+            </w:pPr>
+            <w:r>
+              <w:t xml:space="preserve">0.3335</w:t>
+            </w:r>
+          </w:p>
+        </w:tc>
+        <w:tc>
+          <w:tcPr/>
+          <w:p>
+            <w:pPr>
+              <w:pStyle w:val="Compact"/>
+              <w:jc w:val="left"/>
+            </w:pPr>
+            <w:r>
+              <w:t xml:space="preserve">1.4951</w:t>
+            </w:r>
+          </w:p>
+        </w:tc>
+        <w:tc>
+          <w:tcPr/>
+          <w:p>
+            <w:pPr>
+              <w:pStyle w:val="Compact"/>
+              <w:jc w:val="left"/>
+            </w:pPr>
+            <w:r>
+              <w:t xml:space="preserve">1.4265</w:t>
+            </w:r>
+          </w:p>
+        </w:tc>
+      </w:tr>
+      <w:tr>
+        <w:tc>
+          <w:tcPr/>
+          <w:p>
+            <w:pPr>
+              <w:pStyle w:val="Compact"/>
+              <w:jc w:val="left"/>
+            </w:pPr>
+            <w:r>
+              <w:t xml:space="preserve">44964</w:t>
+            </w:r>
+          </w:p>
+        </w:tc>
+        <w:tc>
+          <w:tcPr/>
+          <w:p>
+            <w:pPr>
+              <w:pStyle w:val="Compact"/>
+              <w:jc w:val="left"/>
+            </w:pPr>
+            <w:r>
+              <w:t xml:space="preserve">superconductivity</w:t>
+            </w:r>
+          </w:p>
+        </w:tc>
+        <w:tc>
+          <w:tcPr/>
+          <w:p>
+            <w:pPr>
+              <w:pStyle w:val="Compact"/>
+              <w:jc w:val="left"/>
+            </w:pPr>
+            <w:r>
+              <w:t xml:space="preserve">rf</w:t>
+            </w:r>
+          </w:p>
+        </w:tc>
+        <w:tc>
+          <w:tcPr/>
+          <w:p>
+            <w:pPr>
+              <w:pStyle w:val="Compact"/>
+              <w:jc w:val="left"/>
+            </w:pPr>
+            <w:r>
+              <w:t xml:space="preserve">SCP</w:t>
+            </w:r>
+          </w:p>
+        </w:tc>
+        <w:tc>
+          <w:tcPr/>
+          <w:p>
+            <w:pPr>
+              <w:pStyle w:val="Compact"/>
+              <w:jc w:val="left"/>
+            </w:pPr>
+            <w:r>
+              <w:t xml:space="preserve">0.9115</w:t>
+            </w:r>
+          </w:p>
+        </w:tc>
+        <w:tc>
+          <w:tcPr/>
+          <w:p>
+            <w:pPr>
+              <w:pStyle w:val="Compact"/>
+              <w:jc w:val="left"/>
+            </w:pPr>
+            <w:r>
+              <w:t xml:space="preserve">0.8788</w:t>
+            </w:r>
+          </w:p>
+        </w:tc>
+        <w:tc>
+          <w:tcPr/>
+          <w:p>
+            <w:pPr>
+              <w:pStyle w:val="Compact"/>
+              <w:jc w:val="left"/>
+            </w:pPr>
+            <w:r>
+              <w:t xml:space="preserve">0.9006</w:t>
+            </w:r>
+          </w:p>
+        </w:tc>
+        <w:tc>
+          <w:tcPr/>
+          <w:p>
+            <w:pPr>
+              <w:pStyle w:val="Compact"/>
+              <w:jc w:val="left"/>
+            </w:pPr>
+            <w:r>
+              <w:t xml:space="preserve">0.3335</w:t>
+            </w:r>
+          </w:p>
+        </w:tc>
+        <w:tc>
+          <w:tcPr/>
+          <w:p>
+            <w:pPr>
+              <w:pStyle w:val="Compact"/>
+              <w:jc w:val="left"/>
+            </w:pPr>
+            <w:r>
+              <w:t xml:space="preserve">1.6094</w:t>
+            </w:r>
+          </w:p>
+        </w:tc>
+        <w:tc>
+          <w:tcPr/>
+          <w:p>
+            <w:pPr>
+              <w:pStyle w:val="Compact"/>
+              <w:jc w:val="left"/>
+            </w:pPr>
+            <w:r>
+              <w:t xml:space="preserve">1.4426</w:t>
+            </w:r>
+          </w:p>
+        </w:tc>
+      </w:tr>
+      <w:tr>
+        <w:tc>
+          <w:tcPr/>
+          <w:p>
+            <w:pPr>
+              <w:pStyle w:val="Compact"/>
+              <w:jc w:val="left"/>
+            </w:pPr>
+            <w:r>
+              <w:t xml:space="preserve">44966</w:t>
+            </w:r>
+          </w:p>
+        </w:tc>
+        <w:tc>
+          <w:tcPr/>
+          <w:p>
+            <w:pPr>
+              <w:pStyle w:val="Compact"/>
+              <w:jc w:val="left"/>
+            </w:pPr>
+            <w:r>
+              <w:t xml:space="preserve">solar_flare</w:t>
+            </w:r>
+          </w:p>
+        </w:tc>
+        <w:tc>
+          <w:tcPr/>
+          <w:p>
+            <w:pPr>
+              <w:pStyle w:val="Compact"/>
+              <w:jc w:val="left"/>
+            </w:pPr>
+            <w:r>
+              <w:t xml:space="preserve">lgbm</w:t>
+            </w:r>
+          </w:p>
+        </w:tc>
+        <w:tc>
+          <w:tcPr/>
+          <w:p>
+            <w:pPr>
+              <w:pStyle w:val="Compact"/>
+              <w:jc w:val="left"/>
+            </w:pPr>
+            <w:r>
+              <w:t xml:space="preserve">MCP</w:t>
+            </w:r>
+          </w:p>
+        </w:tc>
+        <w:tc>
+          <w:tcPr/>
+          <w:p>
+            <w:pPr>
+              <w:pStyle w:val="Compact"/>
+              <w:jc w:val="left"/>
+            </w:pPr>
+            <w:r>
+              <w:t xml:space="preserve">0.8500</w:t>
+            </w:r>
+          </w:p>
+        </w:tc>
+        <w:tc>
+          <w:tcPr/>
+          <w:p>
+            <w:pPr>
+              <w:pStyle w:val="Compact"/>
+              <w:jc w:val="left"/>
+            </w:pPr>
+            <w:r>
+              <w:t xml:space="preserve">0.9058</w:t>
+            </w:r>
+          </w:p>
+        </w:tc>
+        <w:tc>
+          <w:tcPr/>
+          <w:p>
+            <w:pPr>
+              <w:pStyle w:val="Compact"/>
+              <w:jc w:val="left"/>
+            </w:pPr>
+            <w:r>
+              <w:t xml:space="preserve">0.8986</w:t>
+            </w:r>
+          </w:p>
+        </w:tc>
+        <w:tc>
+          <w:tcPr/>
+          <w:p>
+            <w:pPr>
+              <w:pStyle w:val="Compact"/>
+              <w:jc w:val="left"/>
+            </w:pPr>
+            <w:r>
+              <w:t xml:space="preserve">0.8535</w:t>
+            </w:r>
+          </w:p>
+        </w:tc>
+        <w:tc>
+          <w:tcPr/>
+          <w:p>
+            <w:pPr>
+              <w:pStyle w:val="Compact"/>
+              <w:jc w:val="left"/>
+            </w:pPr>
+            <w:r>
+              <w:t xml:space="preserve">3.8773</w:t>
+            </w:r>
+          </w:p>
+        </w:tc>
+        <w:tc>
+          <w:tcPr/>
+          <w:p>
+            <w:pPr>
+              <w:pStyle w:val="Compact"/>
+              <w:jc w:val="left"/>
+            </w:pPr>
+            <w:r>
+              <w:t xml:space="preserve">2.4263</w:t>
+            </w:r>
+          </w:p>
+        </w:tc>
+      </w:tr>
+      <w:tr>
+        <w:tc>
+          <w:tcPr/>
+          <w:p>
+            <w:pPr>
+              <w:pStyle w:val="Compact"/>
+              <w:jc w:val="left"/>
+            </w:pPr>
+            <w:r>
+              <w:t xml:space="preserve">44966</w:t>
+            </w:r>
+          </w:p>
+        </w:tc>
+        <w:tc>
+          <w:tcPr/>
+          <w:p>
+            <w:pPr>
+              <w:pStyle w:val="Compact"/>
+              <w:jc w:val="left"/>
+            </w:pPr>
+            <w:r>
+              <w:t xml:space="preserve">solar_flare</w:t>
+            </w:r>
+          </w:p>
+        </w:tc>
+        <w:tc>
+          <w:tcPr/>
+          <w:p>
+            <w:pPr>
+              <w:pStyle w:val="Compact"/>
+              <w:jc w:val="left"/>
+            </w:pPr>
+            <w:r>
+              <w:t xml:space="preserve">lgbm</w:t>
+            </w:r>
+          </w:p>
+        </w:tc>
+        <w:tc>
+          <w:tcPr/>
+          <w:p>
+            <w:pPr>
+              <w:pStyle w:val="Compact"/>
+              <w:jc w:val="left"/>
+            </w:pPr>
+            <w:r>
+              <w:t xml:space="preserve">SCP</w:t>
+            </w:r>
+          </w:p>
+        </w:tc>
+        <w:tc>
+          <w:tcPr/>
+          <w:p>
+            <w:pPr>
+              <w:pStyle w:val="Compact"/>
+              <w:jc w:val="left"/>
+            </w:pPr>
+            <w:r>
+              <w:t xml:space="preserve">0.8976</w:t>
+            </w:r>
+          </w:p>
+        </w:tc>
+        <w:tc>
+          <w:tcPr/>
+          <w:p>
+            <w:pPr>
+              <w:pStyle w:val="Compact"/>
+              <w:jc w:val="left"/>
+            </w:pPr>
+            <w:r>
+              <w:t xml:space="preserve">0.9015</w:t>
+            </w:r>
+          </w:p>
+        </w:tc>
+        <w:tc>
+          <w:tcPr/>
+          <w:p>
+            <w:pPr>
+              <w:pStyle w:val="Compact"/>
+              <w:jc w:val="left"/>
+            </w:pPr>
+            <w:r>
+              <w:t xml:space="preserve">0.9019</w:t>
+            </w:r>
+          </w:p>
+        </w:tc>
+        <w:tc>
+          <w:tcPr/>
+          <w:p>
+            <w:pPr>
+              <w:pStyle w:val="Compact"/>
+              <w:jc w:val="left"/>
+            </w:pPr>
+            <w:r>
+              <w:t xml:space="preserve">0.8535</w:t>
+            </w:r>
+          </w:p>
+        </w:tc>
+        <w:tc>
+          <w:tcPr/>
+          <w:p>
+            <w:pPr>
+              <w:pStyle w:val="Compact"/>
+              <w:jc w:val="left"/>
+            </w:pPr>
+            <w:r>
+              <w:t xml:space="preserve">4.5336</w:t>
+            </w:r>
+          </w:p>
+        </w:tc>
+        <w:tc>
+          <w:tcPr/>
+          <w:p>
+            <w:pPr>
+              <w:pStyle w:val="Compact"/>
+              <w:jc w:val="left"/>
+            </w:pPr>
+            <w:r>
+              <w:t xml:space="preserve">2.3932</w:t>
+            </w:r>
+          </w:p>
+        </w:tc>
+      </w:tr>
+      <w:tr>
+        <w:tc>
+          <w:tcPr/>
+          <w:p>
+            <w:pPr>
+              <w:pStyle w:val="Compact"/>
+              <w:jc w:val="left"/>
+            </w:pPr>
+            <w:r>
+              <w:t xml:space="preserve">44966</w:t>
+            </w:r>
+          </w:p>
+        </w:tc>
+        <w:tc>
+          <w:tcPr/>
+          <w:p>
+            <w:pPr>
+              <w:pStyle w:val="Compact"/>
+              <w:jc w:val="left"/>
+            </w:pPr>
+            <w:r>
+              <w:t xml:space="preserve">solar_flare</w:t>
+            </w:r>
+          </w:p>
+        </w:tc>
+        <w:tc>
+          <w:tcPr/>
+          <w:p>
+            <w:pPr>
+              <w:pStyle w:val="Compact"/>
+              <w:jc w:val="left"/>
+            </w:pPr>
+            <w:r>
+              <w:t xml:space="preserve">rf</w:t>
+            </w:r>
+          </w:p>
+        </w:tc>
+        <w:tc>
+          <w:tcPr/>
+          <w:p>
+            <w:pPr>
+              <w:pStyle w:val="Compact"/>
+              <w:jc w:val="left"/>
+            </w:pPr>
+            <w:r>
+              <w:t xml:space="preserve">MCP</w:t>
+            </w:r>
+          </w:p>
+        </w:tc>
+        <w:tc>
+          <w:tcPr/>
+          <w:p>
+            <w:pPr>
+              <w:pStyle w:val="Compact"/>
+              <w:jc w:val="left"/>
+            </w:pPr>
+            <w:r>
+              <w:t xml:space="preserve">0.8642</w:t>
+            </w:r>
+          </w:p>
+        </w:tc>
+        <w:tc>
+          <w:tcPr/>
+          <w:p>
+            <w:pPr>
+              <w:pStyle w:val="Compact"/>
+              <w:jc w:val="left"/>
+            </w:pPr>
+            <w:r>
+              <w:t xml:space="preserve">0.9023</w:t>
+            </w:r>
+          </w:p>
+        </w:tc>
+        <w:tc>
+          <w:tcPr/>
+          <w:p>
+            <w:pPr>
+              <w:pStyle w:val="Compact"/>
+              <w:jc w:val="left"/>
+            </w:pPr>
+            <w:r>
+              <w:t xml:space="preserve">0.8981</w:t>
+            </w:r>
+          </w:p>
+        </w:tc>
+        <w:tc>
+          <w:tcPr/>
+          <w:p>
+            <w:pPr>
+              <w:pStyle w:val="Compact"/>
+              <w:jc w:val="left"/>
+            </w:pPr>
+            <w:r>
+              <w:t xml:space="preserve">0.8535</w:t>
+            </w:r>
+          </w:p>
+        </w:tc>
+        <w:tc>
+          <w:tcPr/>
+          <w:p>
+            <w:pPr>
+              <w:pStyle w:val="Compact"/>
+              <w:jc w:val="left"/>
+            </w:pPr>
+            <w:r>
+              <w:t xml:space="preserve">4.3156</w:t>
+            </w:r>
+          </w:p>
+        </w:tc>
+        <w:tc>
+          <w:tcPr/>
+          <w:p>
+            <w:pPr>
+              <w:pStyle w:val="Compact"/>
+              <w:jc w:val="left"/>
+            </w:pPr>
+            <w:r>
+              <w:t xml:space="preserve">2.8043</w:t>
+            </w:r>
+          </w:p>
+        </w:tc>
+      </w:tr>
+      <w:tr>
+        <w:tc>
+          <w:tcPr/>
+          <w:p>
+            <w:pPr>
+              <w:pStyle w:val="Compact"/>
+              <w:jc w:val="left"/>
+            </w:pPr>
+            <w:r>
+              <w:t xml:space="preserve">44966</w:t>
+            </w:r>
+          </w:p>
+        </w:tc>
+        <w:tc>
+          <w:tcPr/>
+          <w:p>
+            <w:pPr>
+              <w:pStyle w:val="Compact"/>
+              <w:jc w:val="left"/>
+            </w:pPr>
+            <w:r>
+              <w:t xml:space="preserve">solar_flare</w:t>
+            </w:r>
+          </w:p>
+        </w:tc>
+        <w:tc>
+          <w:tcPr/>
+          <w:p>
+            <w:pPr>
+              <w:pStyle w:val="Compact"/>
+              <w:jc w:val="left"/>
+            </w:pPr>
+            <w:r>
+              <w:t xml:space="preserve">rf</w:t>
+            </w:r>
+          </w:p>
+        </w:tc>
+        <w:tc>
+          <w:tcPr/>
+          <w:p>
+            <w:pPr>
+              <w:pStyle w:val="Compact"/>
+              <w:jc w:val="left"/>
+            </w:pPr>
+            <w:r>
+              <w:t xml:space="preserve">SCP</w:t>
+            </w:r>
+          </w:p>
+        </w:tc>
+        <w:tc>
+          <w:tcPr/>
+          <w:p>
+            <w:pPr>
+              <w:pStyle w:val="Compact"/>
+              <w:jc w:val="left"/>
+            </w:pPr>
+            <w:r>
+              <w:t xml:space="preserve">0.9069</w:t>
+            </w:r>
+          </w:p>
+        </w:tc>
+        <w:tc>
+          <w:tcPr/>
+          <w:p>
+            <w:pPr>
+              <w:pStyle w:val="Compact"/>
+              <w:jc w:val="left"/>
+            </w:pPr>
+            <w:r>
+              <w:t xml:space="preserve">0.8909</w:t>
+            </w:r>
+          </w:p>
+        </w:tc>
+        <w:tc>
+          <w:tcPr/>
+          <w:p>
+            <w:pPr>
+              <w:pStyle w:val="Compact"/>
+              <w:jc w:val="left"/>
+            </w:pPr>
+            <w:r>
+              <w:t xml:space="preserve">0.8939</w:t>
+            </w:r>
+          </w:p>
+        </w:tc>
+        <w:tc>
+          <w:tcPr/>
+          <w:p>
+            <w:pPr>
+              <w:pStyle w:val="Compact"/>
+              <w:jc w:val="left"/>
+            </w:pPr>
+            <w:r>
+              <w:t xml:space="preserve">0.8535</w:t>
+            </w:r>
+          </w:p>
+        </w:tc>
+        <w:tc>
+          <w:tcPr/>
+          <w:p>
+            <w:pPr>
+              <w:pStyle w:val="Compact"/>
+              <w:jc w:val="left"/>
+            </w:pPr>
+            <w:r>
+              <w:t xml:space="preserve">5.2725</w:t>
+            </w:r>
+          </w:p>
+        </w:tc>
+        <w:tc>
+          <w:tcPr/>
+          <w:p>
+            <w:pPr>
+              <w:pStyle w:val="Compact"/>
+              <w:jc w:val="left"/>
+            </w:pPr>
+            <w:r>
+              <w:t xml:space="preserve">2.7854</w:t>
+            </w:r>
+          </w:p>
+        </w:tc>
+      </w:tr>
+      <w:tr>
+        <w:tc>
+          <w:tcPr/>
+          <w:p>
+            <w:pPr>
+              <w:pStyle w:val="Compact"/>
+              <w:jc w:val="left"/>
+            </w:pPr>
+            <w:r>
+              <w:t xml:space="preserve">44970</w:t>
+            </w:r>
+          </w:p>
+        </w:tc>
+        <w:tc>
+          <w:tcPr/>
+          <w:p>
+            <w:pPr>
+              <w:pStyle w:val="Compact"/>
+              <w:jc w:val="left"/>
+            </w:pPr>
+            <w:r>
+              <w:t xml:space="preserve">QSAR_fish_toxicity</w:t>
+            </w:r>
+          </w:p>
+        </w:tc>
+        <w:tc>
+          <w:tcPr/>
+          <w:p>
+            <w:pPr>
+              <w:pStyle w:val="Compact"/>
+              <w:jc w:val="left"/>
+            </w:pPr>
+            <w:r>
+              <w:t xml:space="preserve">lgbm</w:t>
+            </w:r>
+          </w:p>
+        </w:tc>
+        <w:tc>
+          <w:tcPr/>
+          <w:p>
+            <w:pPr>
+              <w:pStyle w:val="Compact"/>
+              <w:jc w:val="left"/>
+            </w:pPr>
+            <w:r>
+              <w:t xml:space="preserve">MCP</w:t>
+            </w:r>
+          </w:p>
+        </w:tc>
+        <w:tc>
+          <w:tcPr/>
+          <w:p>
+            <w:pPr>
+              <w:pStyle w:val="Compact"/>
+              <w:jc w:val="left"/>
+            </w:pPr>
+            <w:r>
+              <w:t xml:space="preserve">0.9074</w:t>
+            </w:r>
+          </w:p>
+        </w:tc>
+        <w:tc>
+          <w:tcPr/>
+          <w:p>
+            <w:pPr>
+              <w:pStyle w:val="Compact"/>
+              <w:jc w:val="left"/>
+            </w:pPr>
+            <w:r>
+              <w:t xml:space="preserve">0.9433</w:t>
+            </w:r>
+          </w:p>
+        </w:tc>
+        <w:tc>
+          <w:tcPr/>
+          <w:p>
+            <w:pPr>
+              <w:pStyle w:val="Compact"/>
+              <w:jc w:val="left"/>
+            </w:pPr>
+            <w:r>
+              <w:t xml:space="preserve">0.9133</w:t>
+            </w:r>
+          </w:p>
+        </w:tc>
+        <w:tc>
+          <w:tcPr/>
+          <w:p>
+            <w:pPr>
+              <w:pStyle w:val="Compact"/>
+              <w:jc w:val="left"/>
+            </w:pPr>
+            <w:r>
+              <w:t xml:space="preserve">0.1856</w:t>
+            </w:r>
+          </w:p>
+        </w:tc>
+        <w:tc>
+          <w:tcPr/>
+          <w:p>
+            <w:pPr>
+              <w:pStyle w:val="Compact"/>
+              <w:jc w:val="left"/>
+            </w:pPr>
+            <w:r>
+              <w:t xml:space="preserve">2.2286</w:t>
+            </w:r>
+          </w:p>
+        </w:tc>
+        <w:tc>
+          <w:tcPr/>
+          <w:p>
+            <w:pPr>
+              <w:pStyle w:val="Compact"/>
+              <w:jc w:val="left"/>
+            </w:pPr>
+            <w:r>
+              <w:t xml:space="preserve">2.0839</w:t>
+            </w:r>
+          </w:p>
+        </w:tc>
+      </w:tr>
+      <w:tr>
+        <w:tc>
+          <w:tcPr/>
+          <w:p>
+            <w:pPr>
+              <w:pStyle w:val="Compact"/>
+              <w:jc w:val="left"/>
+            </w:pPr>
+            <w:r>
+              <w:t xml:space="preserve">44970</w:t>
+            </w:r>
+          </w:p>
+        </w:tc>
+        <w:tc>
+          <w:tcPr/>
+          <w:p>
+            <w:pPr>
+              <w:pStyle w:val="Compact"/>
+              <w:jc w:val="left"/>
+            </w:pPr>
+            <w:r>
+              <w:t xml:space="preserve">QSAR_fish_toxicity</w:t>
+            </w:r>
+          </w:p>
+        </w:tc>
+        <w:tc>
+          <w:tcPr/>
+          <w:p>
+            <w:pPr>
+              <w:pStyle w:val="Compact"/>
+              <w:jc w:val="left"/>
+            </w:pPr>
+            <w:r>
+              <w:t xml:space="preserve">lgbm</w:t>
+            </w:r>
+          </w:p>
+        </w:tc>
+        <w:tc>
+          <w:tcPr/>
+          <w:p>
+            <w:pPr>
+              <w:pStyle w:val="Compact"/>
+              <w:jc w:val="left"/>
+            </w:pPr>
+            <w:r>
+              <w:t xml:space="preserve">SCP</w:t>
+            </w:r>
+          </w:p>
+        </w:tc>
+        <w:tc>
+          <w:tcPr/>
+          <w:p>
+            <w:pPr>
+              <w:pStyle w:val="Compact"/>
+              <w:jc w:val="left"/>
+            </w:pPr>
+            <w:r>
+              <w:t xml:space="preserve">0.8981</w:t>
+            </w:r>
+          </w:p>
+        </w:tc>
+        <w:tc>
+          <w:tcPr/>
+          <w:p>
+            <w:pPr>
+              <w:pStyle w:val="Compact"/>
+              <w:jc w:val="left"/>
+            </w:pPr>
+            <w:r>
+              <w:t xml:space="preserve">0.9610</w:t>
+            </w:r>
+          </w:p>
+        </w:tc>
+        <w:tc>
+          <w:tcPr/>
+          <w:p>
+            <w:pPr>
+              <w:pStyle w:val="Compact"/>
+              <w:jc w:val="left"/>
+            </w:pPr>
+            <w:r>
+              <w:t xml:space="preserve">0.9094</w:t>
+            </w:r>
+          </w:p>
+        </w:tc>
+        <w:tc>
+          <w:tcPr/>
+          <w:p>
+            <w:pPr>
+              <w:pStyle w:val="Compact"/>
+              <w:jc w:val="left"/>
+            </w:pPr>
+            <w:r>
+              <w:t xml:space="preserve">0.1856</w:t>
+            </w:r>
+          </w:p>
+        </w:tc>
+        <w:tc>
+          <w:tcPr/>
+          <w:p>
+            <w:pPr>
+              <w:pStyle w:val="Compact"/>
+              <w:jc w:val="left"/>
+            </w:pPr>
+            <w:r>
+              <w:t xml:space="preserve">2.1365</w:t>
+            </w:r>
+          </w:p>
+        </w:tc>
+        <w:tc>
+          <w:tcPr/>
+          <w:p>
+            <w:pPr>
+              <w:pStyle w:val="Compact"/>
+              <w:jc w:val="left"/>
+            </w:pPr>
+            <w:r>
+              <w:t xml:space="preserve">2.0188</w:t>
+            </w:r>
+          </w:p>
+        </w:tc>
+      </w:tr>
+      <w:tr>
+        <w:tc>
+          <w:tcPr/>
+          <w:p>
+            <w:pPr>
+              <w:pStyle w:val="Compact"/>
+              <w:jc w:val="left"/>
+            </w:pPr>
+            <w:r>
+              <w:t xml:space="preserve">44970</w:t>
+            </w:r>
+          </w:p>
+        </w:tc>
+        <w:tc>
+          <w:tcPr/>
+          <w:p>
+            <w:pPr>
+              <w:pStyle w:val="Compact"/>
+              <w:jc w:val="left"/>
+            </w:pPr>
+            <w:r>
+              <w:t xml:space="preserve">QSAR_fish_toxicity</w:t>
+            </w:r>
+          </w:p>
+        </w:tc>
+        <w:tc>
+          <w:tcPr/>
+          <w:p>
+            <w:pPr>
+              <w:pStyle w:val="Compact"/>
+              <w:jc w:val="left"/>
+            </w:pPr>
+            <w:r>
+              <w:t xml:space="preserve">rf</w:t>
+            </w:r>
+          </w:p>
+        </w:tc>
+        <w:tc>
+          <w:tcPr/>
+          <w:p>
+            <w:pPr>
+              <w:pStyle w:val="Compact"/>
+              <w:jc w:val="left"/>
+            </w:pPr>
+            <w:r>
+              <w:t xml:space="preserve">MCP</w:t>
+            </w:r>
+          </w:p>
+        </w:tc>
+        <w:tc>
+          <w:tcPr/>
+          <w:p>
+            <w:pPr>
+              <w:pStyle w:val="Compact"/>
+              <w:jc w:val="left"/>
+            </w:pPr>
+            <w:r>
+              <w:t xml:space="preserve">0.8968</w:t>
+            </w:r>
+          </w:p>
+        </w:tc>
+        <w:tc>
+          <w:tcPr/>
+          <w:p>
+            <w:pPr>
+              <w:pStyle w:val="Compact"/>
+              <w:jc w:val="left"/>
+            </w:pPr>
+            <w:r>
+              <w:t xml:space="preserve">0.9260</w:t>
+            </w:r>
+          </w:p>
+        </w:tc>
+        <w:tc>
+          <w:tcPr/>
+          <w:p>
+            <w:pPr>
+              <w:pStyle w:val="Compact"/>
+              <w:jc w:val="left"/>
+            </w:pPr>
+            <w:r>
+              <w:t xml:space="preserve">0.9011</w:t>
+            </w:r>
+          </w:p>
+        </w:tc>
+        <w:tc>
+          <w:tcPr/>
+          <w:p>
+            <w:pPr>
+              <w:pStyle w:val="Compact"/>
+              <w:jc w:val="left"/>
+            </w:pPr>
+            <w:r>
+              <w:t xml:space="preserve">0.1856</w:t>
+            </w:r>
+          </w:p>
+        </w:tc>
+        <w:tc>
+          <w:tcPr/>
+          <w:p>
+            <w:pPr>
+              <w:pStyle w:val="Compact"/>
+              <w:jc w:val="left"/>
+            </w:pPr>
+            <w:r>
+              <w:t xml:space="preserve">2.1146</w:t>
+            </w:r>
+          </w:p>
+        </w:tc>
+        <w:tc>
+          <w:tcPr/>
+          <w:p>
+            <w:pPr>
+              <w:pStyle w:val="Compact"/>
+              <w:jc w:val="left"/>
+            </w:pPr>
+            <w:r>
+              <w:t xml:space="preserve">1.9655</w:t>
+            </w:r>
+          </w:p>
+        </w:tc>
+      </w:tr>
+      <w:tr>
+        <w:tc>
+          <w:tcPr/>
+          <w:p>
+            <w:pPr>
+              <w:pStyle w:val="Compact"/>
+              <w:jc w:val="left"/>
+            </w:pPr>
+            <w:r>
+              <w:t xml:space="preserve">44970</w:t>
+            </w:r>
+          </w:p>
+        </w:tc>
+        <w:tc>
+          <w:tcPr/>
+          <w:p>
+            <w:pPr>
+              <w:pStyle w:val="Compact"/>
+              <w:jc w:val="left"/>
+            </w:pPr>
+            <w:r>
+              <w:t xml:space="preserve">QSAR_fish_toxicity</w:t>
+            </w:r>
+          </w:p>
+        </w:tc>
+        <w:tc>
+          <w:tcPr/>
+          <w:p>
+            <w:pPr>
+              <w:pStyle w:val="Compact"/>
+              <w:jc w:val="left"/>
+            </w:pPr>
+            <w:r>
+              <w:t xml:space="preserve">rf</w:t>
+            </w:r>
+          </w:p>
+        </w:tc>
+        <w:tc>
+          <w:tcPr/>
+          <w:p>
+            <w:pPr>
+              <w:pStyle w:val="Compact"/>
+              <w:jc w:val="left"/>
+            </w:pPr>
+            <w:r>
+              <w:t xml:space="preserve">SCP</w:t>
+            </w:r>
+          </w:p>
+        </w:tc>
+        <w:tc>
+          <w:tcPr/>
+          <w:p>
+            <w:pPr>
+              <w:pStyle w:val="Compact"/>
+              <w:jc w:val="left"/>
+            </w:pPr>
+            <w:r>
+              <w:t xml:space="preserve">0.8885</w:t>
+            </w:r>
+          </w:p>
+        </w:tc>
+        <w:tc>
+          <w:tcPr/>
+          <w:p>
+            <w:pPr>
+              <w:pStyle w:val="Compact"/>
+              <w:jc w:val="left"/>
+            </w:pPr>
+            <w:r>
+              <w:t xml:space="preserve">0.9580</w:t>
+            </w:r>
+          </w:p>
+        </w:tc>
+        <w:tc>
+          <w:tcPr/>
+          <w:p>
+            <w:pPr>
+              <w:pStyle w:val="Compact"/>
+              <w:jc w:val="left"/>
+            </w:pPr>
+            <w:r>
+              <w:t xml:space="preserve">0.9017</w:t>
+            </w:r>
+          </w:p>
+        </w:tc>
+        <w:tc>
+          <w:tcPr/>
+          <w:p>
+            <w:pPr>
+              <w:pStyle w:val="Compact"/>
+              <w:jc w:val="left"/>
+            </w:pPr>
+            <w:r>
+              <w:t xml:space="preserve">0.1856</w:t>
+            </w:r>
+          </w:p>
+        </w:tc>
+        <w:tc>
+          <w:tcPr/>
+          <w:p>
+            <w:pPr>
+              <w:pStyle w:val="Compact"/>
+              <w:jc w:val="left"/>
+            </w:pPr>
+            <w:r>
+              <w:t xml:space="preserve">2.0188</w:t>
+            </w:r>
+          </w:p>
+        </w:tc>
+        <w:tc>
+          <w:tcPr/>
+          <w:p>
+            <w:pPr>
+              <w:pStyle w:val="Compact"/>
+              <w:jc w:val="left"/>
+            </w:pPr>
+            <w:r>
+              <w:t xml:space="preserve">1.9084</w:t>
+            </w:r>
+          </w:p>
+        </w:tc>
+      </w:tr>
+      <w:tr>
+        <w:tc>
+          <w:tcPr/>
+          <w:p>
+            <w:pPr>
+              <w:pStyle w:val="Compact"/>
+              <w:jc w:val="left"/>
+            </w:pPr>
+            <w:r>
+              <w:t xml:space="preserve">44971</w:t>
+            </w:r>
+          </w:p>
+        </w:tc>
+        <w:tc>
+          <w:tcPr/>
+          <w:p>
+            <w:pPr>
+              <w:pStyle w:val="Compact"/>
+              <w:jc w:val="left"/>
+            </w:pPr>
+            <w:r>
+              <w:t xml:space="preserve">white_wine</w:t>
+            </w:r>
+          </w:p>
+        </w:tc>
+        <w:tc>
+          <w:tcPr/>
+          <w:p>
+            <w:pPr>
+              <w:pStyle w:val="Compact"/>
+              <w:jc w:val="left"/>
+            </w:pPr>
+            <w:r>
+              <w:t xml:space="preserve">lgbm</w:t>
+            </w:r>
+          </w:p>
+        </w:tc>
+        <w:tc>
+          <w:tcPr/>
+          <w:p>
+            <w:pPr>
+              <w:pStyle w:val="Compact"/>
+              <w:jc w:val="left"/>
+            </w:pPr>
+            <w:r>
+              <w:t xml:space="preserve">MCP</w:t>
+            </w:r>
+          </w:p>
+        </w:tc>
+        <w:tc>
+          <w:tcPr/>
+          <w:p>
+            <w:pPr>
+              <w:pStyle w:val="Compact"/>
+              <w:jc w:val="left"/>
+            </w:pPr>
+            <w:r>
+              <w:t xml:space="preserve">0.9031</w:t>
+            </w:r>
+          </w:p>
+        </w:tc>
+        <w:tc>
+          <w:tcPr/>
+          <w:p>
+            <w:pPr>
+              <w:pStyle w:val="Compact"/>
+              <w:jc w:val="left"/>
+            </w:pPr>
+            <w:r>
+              <w:t xml:space="preserve">0.8872</w:t>
+            </w:r>
+          </w:p>
+        </w:tc>
+        <w:tc>
+          <w:tcPr/>
+          <w:p>
+            <w:pPr>
+              <w:pStyle w:val="Compact"/>
+              <w:jc w:val="left"/>
+            </w:pPr>
+            <w:r>
+              <w:t xml:space="preserve">0.8991</w:t>
+            </w:r>
+          </w:p>
+        </w:tc>
+        <w:tc>
+          <w:tcPr/>
+          <w:p>
+            <w:pPr>
+              <w:pStyle w:val="Compact"/>
+              <w:jc w:val="left"/>
+            </w:pPr>
+            <w:r>
+              <w:t xml:space="preserve">0.2338</w:t>
+            </w:r>
+          </w:p>
+        </w:tc>
+        <w:tc>
+          <w:tcPr/>
+          <w:p>
+            <w:pPr>
+              <w:pStyle w:val="Compact"/>
+              <w:jc w:val="left"/>
+            </w:pPr>
+            <w:r>
+              <w:t xml:space="preserve">2.6822</w:t>
+            </w:r>
+          </w:p>
+        </w:tc>
+        <w:tc>
+          <w:tcPr/>
+          <w:p>
+            <w:pPr>
+              <w:pStyle w:val="Compact"/>
+              <w:jc w:val="left"/>
+            </w:pPr>
+            <w:r>
+              <w:t xml:space="preserve">2.3386</w:t>
+            </w:r>
+          </w:p>
+        </w:tc>
+      </w:tr>
+      <w:tr>
+        <w:tc>
+          <w:tcPr/>
+          <w:p>
+            <w:pPr>
+              <w:pStyle w:val="Compact"/>
+              <w:jc w:val="left"/>
+            </w:pPr>
+            <w:r>
+              <w:t xml:space="preserve">44971</w:t>
+            </w:r>
+          </w:p>
+        </w:tc>
+        <w:tc>
+          <w:tcPr/>
+          <w:p>
+            <w:pPr>
+              <w:pStyle w:val="Compact"/>
+              <w:jc w:val="left"/>
+            </w:pPr>
+            <w:r>
+              <w:t xml:space="preserve">white_wine</w:t>
+            </w:r>
+          </w:p>
+        </w:tc>
+        <w:tc>
+          <w:tcPr/>
+          <w:p>
+            <w:pPr>
+              <w:pStyle w:val="Compact"/>
+              <w:jc w:val="left"/>
+            </w:pPr>
+            <w:r>
+              <w:t xml:space="preserve">lgbm</w:t>
+            </w:r>
+          </w:p>
+        </w:tc>
+        <w:tc>
+          <w:tcPr/>
+          <w:p>
+            <w:pPr>
+              <w:pStyle w:val="Compact"/>
+              <w:jc w:val="left"/>
+            </w:pPr>
+            <w:r>
+              <w:t xml:space="preserve">SCP</w:t>
+            </w:r>
+          </w:p>
+        </w:tc>
+        <w:tc>
+          <w:tcPr/>
+          <w:p>
+            <w:pPr>
+              <w:pStyle w:val="Compact"/>
+              <w:jc w:val="left"/>
+            </w:pPr>
+            <w:r>
+              <w:t xml:space="preserve">0.8743</w:t>
+            </w:r>
+          </w:p>
+        </w:tc>
+        <w:tc>
+          <w:tcPr/>
+          <w:p>
+            <w:pPr>
+              <w:pStyle w:val="Compact"/>
+              <w:jc w:val="left"/>
+            </w:pPr>
+            <w:r>
+              <w:t xml:space="preserve">0.9895</w:t>
+            </w:r>
+          </w:p>
+        </w:tc>
+        <w:tc>
+          <w:tcPr/>
+          <w:p>
+            <w:pPr>
+              <w:pStyle w:val="Compact"/>
+              <w:jc w:val="left"/>
+            </w:pPr>
+            <w:r>
+              <w:t xml:space="preserve">0.9012</w:t>
+            </w:r>
+          </w:p>
+        </w:tc>
+        <w:tc>
+          <w:tcPr/>
+          <w:p>
+            <w:pPr>
+              <w:pStyle w:val="Compact"/>
+              <w:jc w:val="left"/>
+            </w:pPr>
+            <w:r>
+              <w:t xml:space="preserve">0.2338</w:t>
+            </w:r>
+          </w:p>
+        </w:tc>
+        <w:tc>
+          <w:tcPr/>
+          <w:p>
+            <w:pPr>
+              <w:pStyle w:val="Compact"/>
+              <w:jc w:val="left"/>
+            </w:pPr>
+            <w:r>
+              <w:t xml:space="preserve">2.4438</w:t>
+            </w:r>
+          </w:p>
+        </w:tc>
+        <w:tc>
+          <w:tcPr/>
+          <w:p>
+            <w:pPr>
+              <w:pStyle w:val="Compact"/>
+              <w:jc w:val="left"/>
+            </w:pPr>
+            <w:r>
+              <w:t xml:space="preserve">2.3782</w:t>
+            </w:r>
+          </w:p>
+        </w:tc>
+      </w:tr>
+      <w:tr>
+        <w:tc>
+          <w:tcPr/>
+          <w:p>
+            <w:pPr>
+              <w:pStyle w:val="Compact"/>
+              <w:jc w:val="left"/>
+            </w:pPr>
+            <w:r>
+              <w:t xml:space="preserve">44971</w:t>
+            </w:r>
+          </w:p>
+        </w:tc>
+        <w:tc>
+          <w:tcPr/>
+          <w:p>
+            <w:pPr>
+              <w:pStyle w:val="Compact"/>
+              <w:jc w:val="left"/>
+            </w:pPr>
+            <w:r>
+              <w:t xml:space="preserve">white_wine</w:t>
+            </w:r>
+          </w:p>
+        </w:tc>
+        <w:tc>
+          <w:tcPr/>
+          <w:p>
+            <w:pPr>
+              <w:pStyle w:val="Compact"/>
+              <w:jc w:val="left"/>
+            </w:pPr>
+            <w:r>
+              <w:t xml:space="preserve">rf</w:t>
+            </w:r>
+          </w:p>
+        </w:tc>
+        <w:tc>
+          <w:tcPr/>
+          <w:p>
+            <w:pPr>
+              <w:pStyle w:val="Compact"/>
+              <w:jc w:val="left"/>
+            </w:pPr>
+            <w:r>
+              <w:t xml:space="preserve">MCP</w:t>
+            </w:r>
+          </w:p>
+        </w:tc>
+        <w:tc>
+          <w:tcPr/>
+          <w:p>
+            <w:pPr>
+              <w:pStyle w:val="Compact"/>
+              <w:jc w:val="left"/>
+            </w:pPr>
+            <w:r>
+              <w:t xml:space="preserve">0.8967</w:t>
+            </w:r>
+          </w:p>
+        </w:tc>
+        <w:tc>
+          <w:tcPr/>
+          <w:p>
+            <w:pPr>
+              <w:pStyle w:val="Compact"/>
+              <w:jc w:val="left"/>
+            </w:pPr>
+            <w:r>
+              <w:t xml:space="preserve">0.8910</w:t>
+            </w:r>
+          </w:p>
+        </w:tc>
+        <w:tc>
+          <w:tcPr/>
+          <w:p>
+            <w:pPr>
+              <w:pStyle w:val="Compact"/>
+              <w:jc w:val="left"/>
+            </w:pPr>
+            <w:r>
+              <w:t xml:space="preserve">0.8952</w:t>
+            </w:r>
+          </w:p>
+        </w:tc>
+        <w:tc>
+          <w:tcPr/>
+          <w:p>
+            <w:pPr>
+              <w:pStyle w:val="Compact"/>
+              <w:jc w:val="left"/>
+            </w:pPr>
+            <w:r>
+              <w:t xml:space="preserve">0.2338</w:t>
+            </w:r>
+          </w:p>
+        </w:tc>
+        <w:tc>
+          <w:tcPr/>
+          <w:p>
+            <w:pPr>
+              <w:pStyle w:val="Compact"/>
+              <w:jc w:val="left"/>
+            </w:pPr>
+            <w:r>
+              <w:t xml:space="preserve">2.5892</w:t>
+            </w:r>
+          </w:p>
+        </w:tc>
+        <w:tc>
+          <w:tcPr/>
+          <w:p>
+            <w:pPr>
+              <w:pStyle w:val="Compact"/>
+              <w:jc w:val="left"/>
+            </w:pPr>
+            <w:r>
+              <w:t xml:space="preserve">2.1740</w:t>
+            </w:r>
+          </w:p>
+        </w:tc>
+      </w:tr>
+      <w:tr>
+        <w:tc>
+          <w:tcPr/>
+          <w:p>
+            <w:pPr>
+              <w:pStyle w:val="Compact"/>
+              <w:jc w:val="left"/>
+            </w:pPr>
+            <w:r>
+              <w:t xml:space="preserve">44971</w:t>
+            </w:r>
+          </w:p>
+        </w:tc>
+        <w:tc>
+          <w:tcPr/>
+          <w:p>
+            <w:pPr>
+              <w:pStyle w:val="Compact"/>
+              <w:jc w:val="left"/>
+            </w:pPr>
+            <w:r>
+              <w:t xml:space="preserve">white_wine</w:t>
+            </w:r>
+          </w:p>
+        </w:tc>
+        <w:tc>
+          <w:tcPr/>
+          <w:p>
+            <w:pPr>
+              <w:pStyle w:val="Compact"/>
+              <w:jc w:val="left"/>
+            </w:pPr>
+            <w:r>
+              <w:t xml:space="preserve">rf</w:t>
+            </w:r>
+          </w:p>
+        </w:tc>
+        <w:tc>
+          <w:tcPr/>
+          <w:p>
+            <w:pPr>
+              <w:pStyle w:val="Compact"/>
+              <w:jc w:val="left"/>
+            </w:pPr>
+            <w:r>
+              <w:t xml:space="preserve">SCP</w:t>
+            </w:r>
+          </w:p>
+        </w:tc>
+        <w:tc>
+          <w:tcPr/>
+          <w:p>
+            <w:pPr>
+              <w:pStyle w:val="Compact"/>
+              <w:jc w:val="left"/>
+            </w:pPr>
+            <w:r>
+              <w:t xml:space="preserve">0.8657</w:t>
+            </w:r>
+          </w:p>
+        </w:tc>
+        <w:tc>
+          <w:tcPr/>
+          <w:p>
+            <w:pPr>
+              <w:pStyle w:val="Compact"/>
+              <w:jc w:val="left"/>
+            </w:pPr>
+            <w:r>
+              <w:t xml:space="preserve">0.9992</w:t>
+            </w:r>
+          </w:p>
+        </w:tc>
+        <w:tc>
+          <w:tcPr/>
+          <w:p>
+            <w:pPr>
+              <w:pStyle w:val="Compact"/>
+              <w:jc w:val="left"/>
+            </w:pPr>
+            <w:r>
+              <w:t xml:space="preserve">0.8968</w:t>
+            </w:r>
+          </w:p>
+        </w:tc>
+        <w:tc>
+          <w:tcPr/>
+          <w:p>
+            <w:pPr>
+              <w:pStyle w:val="Compact"/>
+              <w:jc w:val="left"/>
+            </w:pPr>
+            <w:r>
+              <w:t xml:space="preserve">0.2338</w:t>
+            </w:r>
+          </w:p>
+        </w:tc>
+        <w:tc>
+          <w:tcPr/>
+          <w:p>
+            <w:pPr>
+              <w:pStyle w:val="Compact"/>
+              <w:jc w:val="left"/>
+            </w:pPr>
+            <w:r>
+              <w:t xml:space="preserve">2.3475</w:t>
+            </w:r>
+          </w:p>
+        </w:tc>
+        <w:tc>
+          <w:tcPr/>
+          <w:p>
+            <w:pPr>
+              <w:pStyle w:val="Compact"/>
+              <w:jc w:val="left"/>
+            </w:pPr>
+            <w:r>
+              <w:t xml:space="preserve">2.2845</w:t>
+            </w:r>
+          </w:p>
+        </w:tc>
+      </w:tr>
+      <w:tr>
+        <w:tc>
+          <w:tcPr/>
+          <w:p>
+            <w:pPr>
+              <w:pStyle w:val="Compact"/>
+              <w:jc w:val="left"/>
+            </w:pPr>
+            <w:r>
+              <w:t xml:space="preserve">44972</w:t>
+            </w:r>
+          </w:p>
+        </w:tc>
+        <w:tc>
+          <w:tcPr/>
+          <w:p>
+            <w:pPr>
+              <w:pStyle w:val="Compact"/>
+              <w:jc w:val="left"/>
+            </w:pPr>
+            <w:r>
+              <w:t xml:space="preserve">red_wine</w:t>
+            </w:r>
+          </w:p>
+        </w:tc>
+        <w:tc>
+          <w:tcPr/>
+          <w:p>
+            <w:pPr>
+              <w:pStyle w:val="Compact"/>
+              <w:jc w:val="left"/>
+            </w:pPr>
+            <w:r>
+              <w:t xml:space="preserve">lgbm</w:t>
+            </w:r>
+          </w:p>
+        </w:tc>
+        <w:tc>
+          <w:tcPr/>
+          <w:p>
+            <w:pPr>
+              <w:pStyle w:val="Compact"/>
+              <w:jc w:val="left"/>
+            </w:pPr>
+            <w:r>
+              <w:t xml:space="preserve">MCP</w:t>
+            </w:r>
+          </w:p>
+        </w:tc>
+        <w:tc>
+          <w:tcPr/>
+          <w:p>
+            <w:pPr>
+              <w:pStyle w:val="Compact"/>
+              <w:jc w:val="left"/>
+            </w:pPr>
+            <w:r>
+              <w:t xml:space="preserve">0.9080</w:t>
+            </w:r>
+          </w:p>
+        </w:tc>
+        <w:tc>
+          <w:tcPr/>
+          <w:p>
+            <w:pPr>
+              <w:pStyle w:val="Compact"/>
+              <w:jc w:val="left"/>
+            </w:pPr>
+            <w:r>
+              <w:t xml:space="preserve">0.8909</w:t>
+            </w:r>
+          </w:p>
+        </w:tc>
+        <w:tc>
+          <w:tcPr/>
+          <w:p>
+            <w:pPr>
+              <w:pStyle w:val="Compact"/>
+              <w:jc w:val="left"/>
+            </w:pPr>
+            <w:r>
+              <w:t xml:space="preserve">0.9050</w:t>
+            </w:r>
+          </w:p>
+        </w:tc>
+        <w:tc>
+          <w:tcPr/>
+          <w:p>
+            <w:pPr>
+              <w:pStyle w:val="Compact"/>
+              <w:jc w:val="left"/>
+            </w:pPr>
+            <w:r>
+              <w:t xml:space="preserve">0.1806</w:t>
+            </w:r>
+          </w:p>
+        </w:tc>
+        <w:tc>
+          <w:tcPr/>
+          <w:p>
+            <w:pPr>
+              <w:pStyle w:val="Compact"/>
+              <w:jc w:val="left"/>
+            </w:pPr>
+            <w:r>
+              <w:t xml:space="preserve">2.9832</w:t>
+            </w:r>
+          </w:p>
+        </w:tc>
+        <w:tc>
+          <w:tcPr/>
+          <w:p>
+            <w:pPr>
+              <w:pStyle w:val="Compact"/>
+              <w:jc w:val="left"/>
+            </w:pPr>
+            <w:r>
+              <w:t xml:space="preserve">2.5499</w:t>
+            </w:r>
+          </w:p>
+        </w:tc>
+      </w:tr>
+      <w:tr>
+        <w:tc>
+          <w:tcPr/>
+          <w:p>
+            <w:pPr>
+              <w:pStyle w:val="Compact"/>
+              <w:jc w:val="left"/>
+            </w:pPr>
+            <w:r>
+              <w:t xml:space="preserve">44972</w:t>
+            </w:r>
+          </w:p>
+        </w:tc>
+        <w:tc>
+          <w:tcPr/>
+          <w:p>
+            <w:pPr>
+              <w:pStyle w:val="Compact"/>
+              <w:jc w:val="left"/>
+            </w:pPr>
+            <w:r>
+              <w:t xml:space="preserve">red_wine</w:t>
+            </w:r>
+          </w:p>
+        </w:tc>
+        <w:tc>
+          <w:tcPr/>
+          <w:p>
+            <w:pPr>
+              <w:pStyle w:val="Compact"/>
+              <w:jc w:val="left"/>
+            </w:pPr>
+            <w:r>
+              <w:t xml:space="preserve">lgbm</w:t>
+            </w:r>
+          </w:p>
+        </w:tc>
+        <w:tc>
+          <w:tcPr/>
+          <w:p>
+            <w:pPr>
+              <w:pStyle w:val="Compact"/>
+              <w:jc w:val="left"/>
+            </w:pPr>
+            <w:r>
+              <w:t xml:space="preserve">SCP</w:t>
+            </w:r>
+          </w:p>
+        </w:tc>
+        <w:tc>
+          <w:tcPr/>
+          <w:p>
+            <w:pPr>
+              <w:pStyle w:val="Compact"/>
+              <w:jc w:val="left"/>
+            </w:pPr>
+            <w:r>
+              <w:t xml:space="preserve">0.8809</w:t>
+            </w:r>
+          </w:p>
+        </w:tc>
+        <w:tc>
+          <w:tcPr/>
+          <w:p>
+            <w:pPr>
+              <w:pStyle w:val="Compact"/>
+              <w:jc w:val="left"/>
+            </w:pPr>
+            <w:r>
+              <w:t xml:space="preserve">1.0000</w:t>
+            </w:r>
+          </w:p>
+        </w:tc>
+        <w:tc>
+          <w:tcPr/>
+          <w:p>
+            <w:pPr>
+              <w:pStyle w:val="Compact"/>
+              <w:jc w:val="left"/>
+            </w:pPr>
+            <w:r>
+              <w:t xml:space="preserve">0.9025</w:t>
+            </w:r>
+          </w:p>
+        </w:tc>
+        <w:tc>
+          <w:tcPr/>
+          <w:p>
+            <w:pPr>
+              <w:pStyle w:val="Compact"/>
+              <w:jc w:val="left"/>
+            </w:pPr>
+            <w:r>
+              <w:t xml:space="preserve">0.1806</w:t>
+            </w:r>
+          </w:p>
+        </w:tc>
+        <w:tc>
+          <w:tcPr/>
+          <w:p>
+            <w:pPr>
+              <w:pStyle w:val="Compact"/>
+              <w:jc w:val="left"/>
+            </w:pPr>
+            <w:r>
+              <w:t xml:space="preserve">2.7420</w:t>
+            </w:r>
+          </w:p>
+        </w:tc>
+        <w:tc>
+          <w:tcPr/>
+          <w:p>
+            <w:pPr>
+              <w:pStyle w:val="Compact"/>
+              <w:jc w:val="left"/>
+            </w:pPr>
+            <w:r>
+              <w:t xml:space="preserve">2.6989</w:t>
+            </w:r>
+          </w:p>
+        </w:tc>
+      </w:tr>
+      <w:tr>
+        <w:tc>
+          <w:tcPr/>
+          <w:p>
+            <w:pPr>
+              <w:pStyle w:val="Compact"/>
+              <w:jc w:val="left"/>
+            </w:pPr>
+            <w:r>
+              <w:t xml:space="preserve">44972</w:t>
+            </w:r>
+          </w:p>
+        </w:tc>
+        <w:tc>
+          <w:tcPr/>
+          <w:p>
+            <w:pPr>
+              <w:pStyle w:val="Compact"/>
+              <w:jc w:val="left"/>
+            </w:pPr>
+            <w:r>
+              <w:t xml:space="preserve">red_wine</w:t>
+            </w:r>
+          </w:p>
+        </w:tc>
+        <w:tc>
+          <w:tcPr/>
+          <w:p>
+            <w:pPr>
+              <w:pStyle w:val="Compact"/>
+              <w:jc w:val="left"/>
+            </w:pPr>
+            <w:r>
+              <w:t xml:space="preserve">rf</w:t>
+            </w:r>
+          </w:p>
+        </w:tc>
+        <w:tc>
+          <w:tcPr/>
+          <w:p>
+            <w:pPr>
+              <w:pStyle w:val="Compact"/>
+              <w:jc w:val="left"/>
+            </w:pPr>
+            <w:r>
+              <w:t xml:space="preserve">MCP</w:t>
+            </w:r>
+          </w:p>
+        </w:tc>
+        <w:tc>
+          <w:tcPr/>
+          <w:p>
+            <w:pPr>
+              <w:pStyle w:val="Compact"/>
+              <w:jc w:val="left"/>
+            </w:pPr>
+            <w:r>
+              <w:t xml:space="preserve">0.9026</w:t>
+            </w:r>
+          </w:p>
+        </w:tc>
+        <w:tc>
+          <w:tcPr/>
+          <w:p>
+            <w:pPr>
+              <w:pStyle w:val="Compact"/>
+              <w:jc w:val="left"/>
+            </w:pPr>
+            <w:r>
+              <w:t xml:space="preserve">0.9004</w:t>
+            </w:r>
+          </w:p>
+        </w:tc>
+        <w:tc>
+          <w:tcPr/>
+          <w:p>
+            <w:pPr>
+              <w:pStyle w:val="Compact"/>
+              <w:jc w:val="left"/>
+            </w:pPr>
+            <w:r>
+              <w:t xml:space="preserve">0.9022</w:t>
+            </w:r>
+          </w:p>
+        </w:tc>
+        <w:tc>
+          <w:tcPr/>
+          <w:p>
+            <w:pPr>
+              <w:pStyle w:val="Compact"/>
+              <w:jc w:val="left"/>
+            </w:pPr>
+            <w:r>
+              <w:t xml:space="preserve">0.1806</w:t>
+            </w:r>
+          </w:p>
+        </w:tc>
+        <w:tc>
+          <w:tcPr/>
+          <w:p>
+            <w:pPr>
+              <w:pStyle w:val="Compact"/>
+              <w:jc w:val="left"/>
+            </w:pPr>
+            <w:r>
+              <w:t xml:space="preserve">2.8203</w:t>
+            </w:r>
+          </w:p>
+        </w:tc>
+        <w:tc>
+          <w:tcPr/>
+          <w:p>
+            <w:pPr>
+              <w:pStyle w:val="Compact"/>
+              <w:jc w:val="left"/>
+            </w:pPr>
+            <w:r>
+              <w:t xml:space="preserve">2.4780</w:t>
+            </w:r>
+          </w:p>
+        </w:tc>
+      </w:tr>
+      <w:tr>
+        <w:tc>
+          <w:tcPr/>
+          <w:p>
+            <w:pPr>
+              <w:pStyle w:val="Compact"/>
+              <w:jc w:val="left"/>
+            </w:pPr>
+            <w:r>
+              <w:t xml:space="preserve">44972</w:t>
+            </w:r>
+          </w:p>
+        </w:tc>
+        <w:tc>
+          <w:tcPr/>
+          <w:p>
+            <w:pPr>
+              <w:pStyle w:val="Compact"/>
+              <w:jc w:val="left"/>
+            </w:pPr>
+            <w:r>
+              <w:t xml:space="preserve">red_wine</w:t>
+            </w:r>
+          </w:p>
+        </w:tc>
+        <w:tc>
+          <w:tcPr/>
+          <w:p>
+            <w:pPr>
+              <w:pStyle w:val="Compact"/>
+              <w:jc w:val="left"/>
+            </w:pPr>
+            <w:r>
+              <w:t xml:space="preserve">rf</w:t>
+            </w:r>
+          </w:p>
+        </w:tc>
+        <w:tc>
+          <w:tcPr/>
+          <w:p>
+            <w:pPr>
+              <w:pStyle w:val="Compact"/>
+              <w:jc w:val="left"/>
+            </w:pPr>
+            <w:r>
+              <w:t xml:space="preserve">SCP</w:t>
+            </w:r>
+          </w:p>
+        </w:tc>
+        <w:tc>
+          <w:tcPr/>
+          <w:p>
+            <w:pPr>
+              <w:pStyle w:val="Compact"/>
+              <w:jc w:val="left"/>
+            </w:pPr>
+            <w:r>
+              <w:t xml:space="preserve">0.8863</w:t>
+            </w:r>
+          </w:p>
+        </w:tc>
+        <w:tc>
+          <w:tcPr/>
+          <w:p>
+            <w:pPr>
+              <w:pStyle w:val="Compact"/>
+              <w:jc w:val="left"/>
+            </w:pPr>
+            <w:r>
+              <w:t xml:space="preserve">1.0000</w:t>
+            </w:r>
+          </w:p>
+        </w:tc>
+        <w:tc>
+          <w:tcPr/>
+          <w:p>
+            <w:pPr>
+              <w:pStyle w:val="Compact"/>
+              <w:jc w:val="left"/>
+            </w:pPr>
+            <w:r>
+              <w:t xml:space="preserve">0.9069</w:t>
+            </w:r>
+          </w:p>
+        </w:tc>
+        <w:tc>
+          <w:tcPr/>
+          <w:p>
+            <w:pPr>
+              <w:pStyle w:val="Compact"/>
+              <w:jc w:val="left"/>
+            </w:pPr>
+            <w:r>
+              <w:t xml:space="preserve">0.1806</w:t>
+            </w:r>
+          </w:p>
+        </w:tc>
+        <w:tc>
+          <w:tcPr/>
+          <w:p>
+            <w:pPr>
+              <w:pStyle w:val="Compact"/>
+              <w:jc w:val="left"/>
+            </w:pPr>
+            <w:r>
+              <w:t xml:space="preserve">2.6533</w:t>
+            </w:r>
+          </w:p>
+        </w:tc>
+        <w:tc>
+          <w:tcPr/>
+          <w:p>
+            <w:pPr>
+              <w:pStyle w:val="Compact"/>
+              <w:jc w:val="left"/>
+            </w:pPr>
+            <w:r>
+              <w:t xml:space="preserve">2.6117</w:t>
+            </w:r>
+          </w:p>
+        </w:tc>
+      </w:tr>
+      <w:tr>
+        <w:tc>
+          <w:tcPr/>
+          <w:p>
+            <w:pPr>
+              <w:pStyle w:val="Compact"/>
+              <w:jc w:val="left"/>
+            </w:pPr>
+            <w:r>
+              <w:t xml:space="preserve">44976</w:t>
+            </w:r>
+          </w:p>
+        </w:tc>
+        <w:tc>
+          <w:tcPr/>
+          <w:p>
+            <w:pPr>
+              <w:pStyle w:val="Compact"/>
+              <w:jc w:val="left"/>
+            </w:pPr>
+            <w:r>
+              <w:t xml:space="preserve">sarcos</w:t>
+            </w:r>
+          </w:p>
+        </w:tc>
+        <w:tc>
+          <w:tcPr/>
+          <w:p>
+            <w:pPr>
+              <w:pStyle w:val="Compact"/>
+              <w:jc w:val="left"/>
+            </w:pPr>
+            <w:r>
+              <w:t xml:space="preserve">lgbm</w:t>
+            </w:r>
+          </w:p>
+        </w:tc>
+        <w:tc>
+          <w:tcPr/>
+          <w:p>
+            <w:pPr>
+              <w:pStyle w:val="Compact"/>
+              <w:jc w:val="left"/>
+            </w:pPr>
+            <w:r>
+              <w:t xml:space="preserve">MCP</w:t>
+            </w:r>
+          </w:p>
+        </w:tc>
+        <w:tc>
+          <w:tcPr/>
+          <w:p>
+            <w:pPr>
+              <w:pStyle w:val="Compact"/>
+              <w:jc w:val="left"/>
+            </w:pPr>
+            <w:r>
+              <w:t xml:space="preserve">0.8995</w:t>
+            </w:r>
+          </w:p>
+        </w:tc>
+        <w:tc>
+          <w:tcPr/>
+          <w:p>
+            <w:pPr>
+              <w:pStyle w:val="Compact"/>
+              <w:jc w:val="left"/>
+            </w:pPr>
+            <w:r>
+              <w:t xml:space="preserve">0.9095</w:t>
+            </w:r>
+          </w:p>
+        </w:tc>
+        <w:tc>
+          <w:tcPr/>
+          <w:p>
+            <w:pPr>
+              <w:pStyle w:val="Compact"/>
+              <w:jc w:val="left"/>
+            </w:pPr>
+            <w:r>
+              <w:t xml:space="preserve">0.9006</w:t>
+            </w:r>
+          </w:p>
+        </w:tc>
+        <w:tc>
+          <w:tcPr/>
+          <w:p>
+            <w:pPr>
+              <w:pStyle w:val="Compact"/>
+              <w:jc w:val="left"/>
+            </w:pPr>
+            <w:r>
+              <w:t xml:space="preserve">0.1090</w:t>
+            </w:r>
+          </w:p>
+        </w:tc>
+        <w:tc>
+          <w:tcPr/>
+          <w:p>
+            <w:pPr>
+              <w:pStyle w:val="Compact"/>
+              <w:jc w:val="left"/>
+            </w:pPr>
+            <w:r>
+              <w:t xml:space="preserve">0.5241</w:t>
+            </w:r>
+          </w:p>
+        </w:tc>
+        <w:tc>
+          <w:tcPr/>
+          <w:p>
+            <w:pPr>
+              <w:pStyle w:val="Compact"/>
+              <w:jc w:val="left"/>
+            </w:pPr>
+            <w:r>
+              <w:t xml:space="preserve">0.5125</w:t>
+            </w:r>
+          </w:p>
+        </w:tc>
+      </w:tr>
+      <w:tr>
+        <w:tc>
+          <w:tcPr/>
+          <w:p>
+            <w:pPr>
+              <w:pStyle w:val="Compact"/>
+              <w:jc w:val="left"/>
+            </w:pPr>
+            <w:r>
+              <w:t xml:space="preserve">44976</w:t>
+            </w:r>
+          </w:p>
+        </w:tc>
+        <w:tc>
+          <w:tcPr/>
+          <w:p>
+            <w:pPr>
+              <w:pStyle w:val="Compact"/>
+              <w:jc w:val="left"/>
+            </w:pPr>
+            <w:r>
+              <w:t xml:space="preserve">sarcos</w:t>
+            </w:r>
+          </w:p>
+        </w:tc>
+        <w:tc>
+          <w:tcPr/>
+          <w:p>
+            <w:pPr>
+              <w:pStyle w:val="Compact"/>
+              <w:jc w:val="left"/>
+            </w:pPr>
+            <w:r>
+              <w:t xml:space="preserve">lgbm</w:t>
+            </w:r>
+          </w:p>
+        </w:tc>
+        <w:tc>
+          <w:tcPr/>
+          <w:p>
+            <w:pPr>
+              <w:pStyle w:val="Compact"/>
+              <w:jc w:val="left"/>
+            </w:pPr>
+            <w:r>
+              <w:t xml:space="preserve">SCP</w:t>
+            </w:r>
+          </w:p>
+        </w:tc>
+        <w:tc>
+          <w:tcPr/>
+          <w:p>
+            <w:pPr>
+              <w:pStyle w:val="Compact"/>
+              <w:jc w:val="left"/>
+            </w:pPr>
+            <w:r>
+              <w:t xml:space="preserve">0.8961</w:t>
+            </w:r>
+          </w:p>
+        </w:tc>
+        <w:tc>
+          <w:tcPr/>
+          <w:p>
+            <w:pPr>
+              <w:pStyle w:val="Compact"/>
+              <w:jc w:val="left"/>
+            </w:pPr>
+            <w:r>
+              <w:t xml:space="preserve">0.9395</w:t>
+            </w:r>
+          </w:p>
+        </w:tc>
+        <w:tc>
+          <w:tcPr/>
+          <w:p>
+            <w:pPr>
+              <w:pStyle w:val="Compact"/>
+              <w:jc w:val="left"/>
+            </w:pPr>
+            <w:r>
+              <w:t xml:space="preserve">0.9008</w:t>
+            </w:r>
+          </w:p>
+        </w:tc>
+        <w:tc>
+          <w:tcPr/>
+          <w:p>
+            <w:pPr>
+              <w:pStyle w:val="Compact"/>
+              <w:jc w:val="left"/>
+            </w:pPr>
+            <w:r>
+              <w:t xml:space="preserve">0.1090</w:t>
+            </w:r>
+          </w:p>
+        </w:tc>
+        <w:tc>
+          <w:tcPr/>
+          <w:p>
+            <w:pPr>
+              <w:pStyle w:val="Compact"/>
+              <w:jc w:val="left"/>
+            </w:pPr>
+            <w:r>
+              <w:t xml:space="preserve">0.5158</w:t>
+            </w:r>
+          </w:p>
+        </w:tc>
+        <w:tc>
+          <w:tcPr/>
+          <w:p>
+            <w:pPr>
+              <w:pStyle w:val="Compact"/>
+              <w:jc w:val="left"/>
+            </w:pPr>
+            <w:r>
+              <w:t xml:space="preserve">0.5122</w:t>
+            </w:r>
+          </w:p>
+        </w:tc>
+      </w:tr>
+      <w:tr>
+        <w:tc>
+          <w:tcPr/>
+          <w:p>
+            <w:pPr>
+              <w:pStyle w:val="Compact"/>
+              <w:jc w:val="left"/>
+            </w:pPr>
+            <w:r>
+              <w:t xml:space="preserve">44976</w:t>
+            </w:r>
+          </w:p>
+        </w:tc>
+        <w:tc>
+          <w:tcPr/>
+          <w:p>
+            <w:pPr>
+              <w:pStyle w:val="Compact"/>
+              <w:jc w:val="left"/>
+            </w:pPr>
+            <w:r>
+              <w:t xml:space="preserve">sarcos</w:t>
+            </w:r>
+          </w:p>
+        </w:tc>
+        <w:tc>
+          <w:tcPr/>
+          <w:p>
+            <w:pPr>
+              <w:pStyle w:val="Compact"/>
+              <w:jc w:val="left"/>
+            </w:pPr>
+            <w:r>
+              <w:t xml:space="preserve">rf</w:t>
+            </w:r>
+          </w:p>
+        </w:tc>
+        <w:tc>
+          <w:tcPr/>
+          <w:p>
+            <w:pPr>
+              <w:pStyle w:val="Compact"/>
+              <w:jc w:val="left"/>
+            </w:pPr>
+            <w:r>
+              <w:t xml:space="preserve">MCP</w:t>
+            </w:r>
+          </w:p>
+        </w:tc>
+        <w:tc>
+          <w:tcPr/>
+          <w:p>
+            <w:pPr>
+              <w:pStyle w:val="Compact"/>
+              <w:jc w:val="left"/>
+            </w:pPr>
+            <w:r>
+              <w:t xml:space="preserve">0.8993</w:t>
+            </w:r>
+          </w:p>
+        </w:tc>
+        <w:tc>
+          <w:tcPr/>
+          <w:p>
+            <w:pPr>
+              <w:pStyle w:val="Compact"/>
+              <w:jc w:val="left"/>
+            </w:pPr>
+            <w:r>
+              <w:t xml:space="preserve">0.8979</w:t>
+            </w:r>
+          </w:p>
+        </w:tc>
+        <w:tc>
+          <w:tcPr/>
+          <w:p>
+            <w:pPr>
+              <w:pStyle w:val="Compact"/>
+              <w:jc w:val="left"/>
+            </w:pPr>
+            <w:r>
+              <w:t xml:space="preserve">0.8992</w:t>
+            </w:r>
+          </w:p>
+        </w:tc>
+        <w:tc>
+          <w:tcPr/>
+          <w:p>
+            <w:pPr>
+              <w:pStyle w:val="Compact"/>
+              <w:jc w:val="left"/>
+            </w:pPr>
+            <w:r>
+              <w:t xml:space="preserve">0.1090</w:t>
+            </w:r>
+          </w:p>
+        </w:tc>
+        <w:tc>
+          <w:tcPr/>
+          <w:p>
+            <w:pPr>
+              <w:pStyle w:val="Compact"/>
+              <w:jc w:val="left"/>
+            </w:pPr>
+            <w:r>
+              <w:t xml:space="preserve">0.5470</w:t>
+            </w:r>
+          </w:p>
+        </w:tc>
+        <w:tc>
+          <w:tcPr/>
+          <w:p>
+            <w:pPr>
+              <w:pStyle w:val="Compact"/>
+              <w:jc w:val="left"/>
+            </w:pPr>
+            <w:r>
+              <w:t xml:space="preserve">0.5097</w:t>
+            </w:r>
+          </w:p>
+        </w:tc>
+      </w:tr>
+      <w:tr>
+        <w:tc>
+          <w:tcPr/>
+          <w:p>
+            <w:pPr>
+              <w:pStyle w:val="Compact"/>
+              <w:jc w:val="left"/>
+            </w:pPr>
+            <w:r>
+              <w:t xml:space="preserve">44976</w:t>
+            </w:r>
+          </w:p>
+        </w:tc>
+        <w:tc>
+          <w:tcPr/>
+          <w:p>
+            <w:pPr>
+              <w:pStyle w:val="Compact"/>
+              <w:jc w:val="left"/>
+            </w:pPr>
+            <w:r>
+              <w:t xml:space="preserve">sarcos</w:t>
+            </w:r>
+          </w:p>
+        </w:tc>
+        <w:tc>
+          <w:tcPr/>
+          <w:p>
+            <w:pPr>
+              <w:pStyle w:val="Compact"/>
+              <w:jc w:val="left"/>
+            </w:pPr>
+            <w:r>
+              <w:t xml:space="preserve">rf</w:t>
+            </w:r>
+          </w:p>
+        </w:tc>
+        <w:tc>
+          <w:tcPr/>
+          <w:p>
+            <w:pPr>
+              <w:pStyle w:val="Compact"/>
+              <w:jc w:val="left"/>
+            </w:pPr>
+            <w:r>
+              <w:t xml:space="preserve">SCP</w:t>
+            </w:r>
+          </w:p>
+        </w:tc>
+        <w:tc>
+          <w:tcPr/>
+          <w:p>
+            <w:pPr>
+              <w:pStyle w:val="Compact"/>
+              <w:jc w:val="left"/>
+            </w:pPr>
+            <w:r>
+              <w:t xml:space="preserve">0.8869</w:t>
+            </w:r>
+          </w:p>
+        </w:tc>
+        <w:tc>
+          <w:tcPr/>
+          <w:p>
+            <w:pPr>
+              <w:pStyle w:val="Compact"/>
+              <w:jc w:val="left"/>
+            </w:pPr>
+            <w:r>
+              <w:t xml:space="preserve">0.9931</w:t>
+            </w:r>
+          </w:p>
+        </w:tc>
+        <w:tc>
+          <w:tcPr/>
+          <w:p>
+            <w:pPr>
+              <w:pStyle w:val="Compact"/>
+              <w:jc w:val="left"/>
+            </w:pPr>
+            <w:r>
+              <w:t xml:space="preserve">0.8985</w:t>
+            </w:r>
+          </w:p>
+        </w:tc>
+        <w:tc>
+          <w:tcPr/>
+          <w:p>
+            <w:pPr>
+              <w:pStyle w:val="Compact"/>
+              <w:jc w:val="left"/>
+            </w:pPr>
+            <w:r>
+              <w:t xml:space="preserve">0.1090</w:t>
+            </w:r>
+          </w:p>
+        </w:tc>
+        <w:tc>
+          <w:tcPr/>
+          <w:p>
+            <w:pPr>
+              <w:pStyle w:val="Compact"/>
+              <w:jc w:val="left"/>
+            </w:pPr>
+            <w:r>
+              <w:t xml:space="preserve">0.5187</w:t>
+            </w:r>
+          </w:p>
+        </w:tc>
+        <w:tc>
+          <w:tcPr/>
+          <w:p>
+            <w:pPr>
+              <w:pStyle w:val="Compact"/>
+              <w:jc w:val="left"/>
+            </w:pPr>
+            <w:r>
+              <w:t xml:space="preserve">0.5151</w:t>
+            </w:r>
+          </w:p>
+        </w:tc>
+      </w:tr>
+      <w:tr>
+        <w:tc>
+          <w:tcPr/>
+          <w:p>
+            <w:pPr>
+              <w:pStyle w:val="Compact"/>
+              <w:jc w:val="left"/>
+            </w:pPr>
+            <w:r>
+              <w:t xml:space="preserve">44984</w:t>
+            </w:r>
+          </w:p>
+        </w:tc>
+        <w:tc>
+          <w:tcPr/>
+          <w:p>
+            <w:pPr>
+              <w:pStyle w:val="Compact"/>
+              <w:jc w:val="left"/>
+            </w:pPr>
+            <w:r>
+              <w:t xml:space="preserve">cps88wages</w:t>
+            </w:r>
+          </w:p>
+        </w:tc>
+        <w:tc>
+          <w:tcPr/>
+          <w:p>
+            <w:pPr>
+              <w:pStyle w:val="Compact"/>
+              <w:jc w:val="left"/>
+            </w:pPr>
+            <w:r>
+              <w:t xml:space="preserve">lgbm</w:t>
+            </w:r>
+          </w:p>
+        </w:tc>
+        <w:tc>
+          <w:tcPr/>
+          <w:p>
+            <w:pPr>
+              <w:pStyle w:val="Compact"/>
+              <w:jc w:val="left"/>
+            </w:pPr>
+            <w:r>
+              <w:t xml:space="preserve">MCP</w:t>
+            </w:r>
+          </w:p>
+        </w:tc>
+        <w:tc>
+          <w:tcPr/>
+          <w:p>
+            <w:pPr>
+              <w:pStyle w:val="Compact"/>
+              <w:jc w:val="left"/>
+            </w:pPr>
+            <w:r>
+              <w:t xml:space="preserve">0.8965</w:t>
+            </w:r>
+          </w:p>
+        </w:tc>
+        <w:tc>
+          <w:tcPr/>
+          <w:p>
+            <w:pPr>
+              <w:pStyle w:val="Compact"/>
+              <w:jc w:val="left"/>
+            </w:pPr>
+            <w:r>
+              <w:t xml:space="preserve">0.9017</w:t>
+            </w:r>
+          </w:p>
+        </w:tc>
+        <w:tc>
+          <w:tcPr/>
+          <w:p>
+            <w:pPr>
+              <w:pStyle w:val="Compact"/>
+              <w:jc w:val="left"/>
+            </w:pPr>
+            <w:r>
+              <w:t xml:space="preserve">0.9010</w:t>
+            </w:r>
+          </w:p>
+        </w:tc>
+        <w:tc>
+          <w:tcPr/>
+          <w:p>
+            <w:pPr>
+              <w:pStyle w:val="Compact"/>
+              <w:jc w:val="left"/>
+            </w:pPr>
+            <w:r>
+              <w:t xml:space="preserve">0.8527</w:t>
+            </w:r>
+          </w:p>
+        </w:tc>
+        <w:tc>
+          <w:tcPr/>
+          <w:p>
+            <w:pPr>
+              <w:pStyle w:val="Compact"/>
+              <w:jc w:val="left"/>
+            </w:pPr>
+            <w:r>
+              <w:t xml:space="preserve">3.0157</w:t>
+            </w:r>
+          </w:p>
+        </w:tc>
+        <w:tc>
+          <w:tcPr/>
+          <w:p>
+            <w:pPr>
+              <w:pStyle w:val="Compact"/>
+              <w:jc w:val="left"/>
+            </w:pPr>
+            <w:r>
+              <w:t xml:space="preserve">3.7609</w:t>
+            </w:r>
+          </w:p>
+        </w:tc>
+      </w:tr>
+      <w:tr>
+        <w:tc>
+          <w:tcPr/>
+          <w:p>
+            <w:pPr>
+              <w:pStyle w:val="Compact"/>
+              <w:jc w:val="left"/>
+            </w:pPr>
+            <w:r>
+              <w:t xml:space="preserve">44984</w:t>
+            </w:r>
+          </w:p>
+        </w:tc>
+        <w:tc>
+          <w:tcPr/>
+          <w:p>
+            <w:pPr>
+              <w:pStyle w:val="Compact"/>
+              <w:jc w:val="left"/>
+            </w:pPr>
+            <w:r>
+              <w:t xml:space="preserve">cps88wages</w:t>
+            </w:r>
+          </w:p>
+        </w:tc>
+        <w:tc>
+          <w:tcPr/>
+          <w:p>
+            <w:pPr>
+              <w:pStyle w:val="Compact"/>
+              <w:jc w:val="left"/>
+            </w:pPr>
+            <w:r>
+              <w:t xml:space="preserve">lgbm</w:t>
+            </w:r>
+          </w:p>
+        </w:tc>
+        <w:tc>
+          <w:tcPr/>
+          <w:p>
+            <w:pPr>
+              <w:pStyle w:val="Compact"/>
+              <w:jc w:val="left"/>
+            </w:pPr>
+            <w:r>
+              <w:t xml:space="preserve">SCP</w:t>
+            </w:r>
+          </w:p>
+        </w:tc>
+        <w:tc>
+          <w:tcPr/>
+          <w:p>
+            <w:pPr>
+              <w:pStyle w:val="Compact"/>
+              <w:jc w:val="left"/>
+            </w:pPr>
+            <w:r>
+              <w:t xml:space="preserve">0.9988</w:t>
+            </w:r>
+          </w:p>
+        </w:tc>
+        <w:tc>
+          <w:tcPr/>
+          <w:p>
+            <w:pPr>
+              <w:pStyle w:val="Compact"/>
+              <w:jc w:val="left"/>
+            </w:pPr>
+            <w:r>
+              <w:t xml:space="preserve">0.8835</w:t>
+            </w:r>
+          </w:p>
+        </w:tc>
+        <w:tc>
+          <w:tcPr/>
+          <w:p>
+            <w:pPr>
+              <w:pStyle w:val="Compact"/>
+              <w:jc w:val="left"/>
+            </w:pPr>
+            <w:r>
+              <w:t xml:space="preserve">0.9005</w:t>
+            </w:r>
+          </w:p>
+        </w:tc>
+        <w:tc>
+          <w:tcPr/>
+          <w:p>
+            <w:pPr>
+              <w:pStyle w:val="Compact"/>
+              <w:jc w:val="left"/>
+            </w:pPr>
+            <w:r>
+              <w:t xml:space="preserve">0.8527</w:t>
+            </w:r>
+          </w:p>
+        </w:tc>
+        <w:tc>
+          <w:tcPr/>
+          <w:p>
+            <w:pPr>
+              <w:pStyle w:val="Compact"/>
+              <w:jc w:val="left"/>
+            </w:pPr>
+            <w:r>
+              <w:t xml:space="preserve">19.9767</w:t>
+            </w:r>
+          </w:p>
+        </w:tc>
+        <w:tc>
+          <w:tcPr/>
+          <w:p>
+            <w:pPr>
+              <w:pStyle w:val="Compact"/>
+              <w:jc w:val="left"/>
+            </w:pPr>
+            <w:r>
+              <w:t xml:space="preserve">5.9962</w:t>
+            </w:r>
+          </w:p>
+        </w:tc>
+      </w:tr>
+      <w:tr>
+        <w:tc>
+          <w:tcPr/>
+          <w:p>
+            <w:pPr>
+              <w:pStyle w:val="Compact"/>
+              <w:jc w:val="left"/>
+            </w:pPr>
+            <w:r>
+              <w:t xml:space="preserve">44984</w:t>
+            </w:r>
+          </w:p>
+        </w:tc>
+        <w:tc>
+          <w:tcPr/>
+          <w:p>
+            <w:pPr>
+              <w:pStyle w:val="Compact"/>
+              <w:jc w:val="left"/>
+            </w:pPr>
+            <w:r>
+              <w:t xml:space="preserve">cps88wages</w:t>
+            </w:r>
+          </w:p>
+        </w:tc>
+        <w:tc>
+          <w:tcPr/>
+          <w:p>
+            <w:pPr>
+              <w:pStyle w:val="Compact"/>
+              <w:jc w:val="left"/>
+            </w:pPr>
+            <w:r>
+              <w:t xml:space="preserve">rf</w:t>
+            </w:r>
+          </w:p>
+        </w:tc>
+        <w:tc>
+          <w:tcPr/>
+          <w:p>
+            <w:pPr>
+              <w:pStyle w:val="Compact"/>
+              <w:jc w:val="left"/>
+            </w:pPr>
+            <w:r>
+              <w:t xml:space="preserve">MCP</w:t>
+            </w:r>
+          </w:p>
+        </w:tc>
+        <w:tc>
+          <w:tcPr/>
+          <w:p>
+            <w:pPr>
+              <w:pStyle w:val="Compact"/>
+              <w:jc w:val="left"/>
+            </w:pPr>
+            <w:r>
+              <w:t xml:space="preserve">0.8982</w:t>
+            </w:r>
+          </w:p>
+        </w:tc>
+        <w:tc>
+          <w:tcPr/>
+          <w:p>
+            <w:pPr>
+              <w:pStyle w:val="Compact"/>
+              <w:jc w:val="left"/>
+            </w:pPr>
+            <w:r>
+              <w:t xml:space="preserve">0.9019</w:t>
+            </w:r>
+          </w:p>
+        </w:tc>
+        <w:tc>
+          <w:tcPr/>
+          <w:p>
+            <w:pPr>
+              <w:pStyle w:val="Compact"/>
+              <w:jc w:val="left"/>
+            </w:pPr>
+            <w:r>
+              <w:t xml:space="preserve">0.9013</w:t>
+            </w:r>
+          </w:p>
+        </w:tc>
+        <w:tc>
+          <w:tcPr/>
+          <w:p>
+            <w:pPr>
+              <w:pStyle w:val="Compact"/>
+              <w:jc w:val="left"/>
+            </w:pPr>
+            <w:r>
+              <w:t xml:space="preserve">0.8527</w:t>
+            </w:r>
+          </w:p>
+        </w:tc>
+        <w:tc>
+          <w:tcPr/>
+          <w:p>
+            <w:pPr>
+              <w:pStyle w:val="Compact"/>
+              <w:jc w:val="left"/>
+            </w:pPr>
+            <w:r>
+              <w:t xml:space="preserve">3.4465</w:t>
+            </w:r>
+          </w:p>
+        </w:tc>
+        <w:tc>
+          <w:tcPr/>
+          <w:p>
+            <w:pPr>
+              <w:pStyle w:val="Compact"/>
+              <w:jc w:val="left"/>
+            </w:pPr>
+            <w:r>
+              <w:t xml:space="preserve">3.9701</w:t>
+            </w:r>
+          </w:p>
+        </w:tc>
+      </w:tr>
+      <w:tr>
+        <w:tc>
+          <w:tcPr/>
+          <w:p>
+            <w:pPr>
+              <w:pStyle w:val="Compact"/>
+              <w:jc w:val="left"/>
+            </w:pPr>
+            <w:r>
+              <w:t xml:space="preserve">44984</w:t>
+            </w:r>
+          </w:p>
+        </w:tc>
+        <w:tc>
+          <w:tcPr/>
+          <w:p>
+            <w:pPr>
+              <w:pStyle w:val="Compact"/>
+              <w:jc w:val="left"/>
+            </w:pPr>
+            <w:r>
+              <w:t xml:space="preserve">cps88wages</w:t>
+            </w:r>
+          </w:p>
+        </w:tc>
+        <w:tc>
+          <w:tcPr/>
+          <w:p>
+            <w:pPr>
+              <w:pStyle w:val="Compact"/>
+              <w:jc w:val="left"/>
+            </w:pPr>
+            <w:r>
+              <w:t xml:space="preserve">rf</w:t>
+            </w:r>
+          </w:p>
+        </w:tc>
+        <w:tc>
+          <w:tcPr/>
+          <w:p>
+            <w:pPr>
+              <w:pStyle w:val="Compact"/>
+              <w:jc w:val="left"/>
+            </w:pPr>
+            <w:r>
+              <w:t xml:space="preserve">SCP</w:t>
+            </w:r>
+          </w:p>
+        </w:tc>
+        <w:tc>
+          <w:tcPr/>
+          <w:p>
+            <w:pPr>
+              <w:pStyle w:val="Compact"/>
+              <w:jc w:val="left"/>
+            </w:pPr>
+            <w:r>
+              <w:t xml:space="preserve">0.9987</w:t>
+            </w:r>
+          </w:p>
+        </w:tc>
+        <w:tc>
+          <w:tcPr/>
+          <w:p>
+            <w:pPr>
+              <w:pStyle w:val="Compact"/>
+              <w:jc w:val="left"/>
+            </w:pPr>
+            <w:r>
+              <w:t xml:space="preserve">0.8843</w:t>
+            </w:r>
+          </w:p>
+        </w:tc>
+        <w:tc>
+          <w:tcPr/>
+          <w:p>
+            <w:pPr>
+              <w:pStyle w:val="Compact"/>
+              <w:jc w:val="left"/>
+            </w:pPr>
+            <w:r>
+              <w:t xml:space="preserve">0.9011</w:t>
+            </w:r>
+          </w:p>
+        </w:tc>
+        <w:tc>
+          <w:tcPr/>
+          <w:p>
+            <w:pPr>
+              <w:pStyle w:val="Compact"/>
+              <w:jc w:val="left"/>
+            </w:pPr>
+            <w:r>
+              <w:t xml:space="preserve">0.8527</w:t>
+            </w:r>
+          </w:p>
+        </w:tc>
+        <w:tc>
+          <w:tcPr/>
+          <w:p>
+            <w:pPr>
+              <w:pStyle w:val="Compact"/>
+              <w:jc w:val="left"/>
+            </w:pPr>
+            <w:r>
+              <w:t xml:space="preserve">20.9491</w:t>
+            </w:r>
+          </w:p>
+        </w:tc>
+        <w:tc>
+          <w:tcPr/>
+          <w:p>
+            <w:pPr>
+              <w:pStyle w:val="Compact"/>
+              <w:jc w:val="left"/>
+            </w:pPr>
+            <w:r>
+              <w:t xml:space="preserve">6.2874</w:t>
+            </w:r>
+          </w:p>
+        </w:tc>
+      </w:tr>
+      <w:tr>
+        <w:tc>
+          <w:tcPr/>
+          <w:p>
+            <w:pPr>
+              <w:pStyle w:val="Compact"/>
+              <w:jc w:val="left"/>
+            </w:pPr>
+            <w:r>
+              <w:t xml:space="preserve">44990</w:t>
+            </w:r>
+          </w:p>
+        </w:tc>
+        <w:tc>
+          <w:tcPr/>
+          <w:p>
+            <w:pPr>
+              <w:pStyle w:val="Compact"/>
+              <w:jc w:val="left"/>
+            </w:pPr>
+            <w:r>
+              <w:t xml:space="preserve">brazilian_houses</w:t>
+            </w:r>
+          </w:p>
+        </w:tc>
+        <w:tc>
+          <w:tcPr/>
+          <w:p>
+            <w:pPr>
+              <w:pStyle w:val="Compact"/>
+              <w:jc w:val="left"/>
+            </w:pPr>
+            <w:r>
+              <w:t xml:space="preserve">lgbm</w:t>
+            </w:r>
+          </w:p>
+        </w:tc>
+        <w:tc>
+          <w:tcPr/>
+          <w:p>
+            <w:pPr>
+              <w:pStyle w:val="Compact"/>
+              <w:jc w:val="left"/>
+            </w:pPr>
+            <w:r>
+              <w:t xml:space="preserve">MCP</w:t>
+            </w:r>
+          </w:p>
+        </w:tc>
+        <w:tc>
+          <w:tcPr/>
+          <w:p>
+            <w:pPr>
+              <w:pStyle w:val="Compact"/>
+              <w:jc w:val="left"/>
+            </w:pPr>
+            <w:r>
+              <w:t xml:space="preserve">0.9033</w:t>
+            </w:r>
+          </w:p>
+        </w:tc>
+        <w:tc>
+          <w:tcPr/>
+          <w:p>
+            <w:pPr>
+              <w:pStyle w:val="Compact"/>
+              <w:jc w:val="left"/>
+            </w:pPr>
+            <w:r>
+              <w:t xml:space="preserve">0.9022</w:t>
+            </w:r>
+          </w:p>
+        </w:tc>
+        <w:tc>
+          <w:tcPr/>
+          <w:p>
+            <w:pPr>
+              <w:pStyle w:val="Compact"/>
+              <w:jc w:val="left"/>
+            </w:pPr>
+            <w:r>
+              <w:t xml:space="preserve">0.9032</w:t>
+            </w:r>
+          </w:p>
+        </w:tc>
+        <w:tc>
+          <w:tcPr/>
+          <w:p>
+            <w:pPr>
+              <w:pStyle w:val="Compact"/>
+              <w:jc w:val="left"/>
+            </w:pPr>
+            <w:r>
+              <w:t xml:space="preserve">0.0829</w:t>
+            </w:r>
+          </w:p>
+        </w:tc>
+        <w:tc>
+          <w:tcPr/>
+          <w:p>
+            <w:pPr>
+              <w:pStyle w:val="Compact"/>
+              <w:jc w:val="left"/>
+            </w:pPr>
+            <w:r>
+              <w:t xml:space="preserve">0.6377</w:t>
+            </w:r>
+          </w:p>
+        </w:tc>
+        <w:tc>
+          <w:tcPr/>
+          <w:p>
+            <w:pPr>
+              <w:pStyle w:val="Compact"/>
+              <w:jc w:val="left"/>
+            </w:pPr>
+            <w:r>
+              <w:t xml:space="preserve">0.6131</w:t>
+            </w:r>
+          </w:p>
+        </w:tc>
+      </w:tr>
+      <w:tr>
+        <w:tc>
+          <w:tcPr/>
+          <w:p>
+            <w:pPr>
+              <w:pStyle w:val="Compact"/>
+              <w:jc w:val="left"/>
+            </w:pPr>
+            <w:r>
+              <w:t xml:space="preserve">44990</w:t>
+            </w:r>
+          </w:p>
+        </w:tc>
+        <w:tc>
+          <w:tcPr/>
+          <w:p>
+            <w:pPr>
+              <w:pStyle w:val="Compact"/>
+              <w:jc w:val="left"/>
+            </w:pPr>
+            <w:r>
+              <w:t xml:space="preserve">brazilian_houses</w:t>
+            </w:r>
+          </w:p>
+        </w:tc>
+        <w:tc>
+          <w:tcPr/>
+          <w:p>
+            <w:pPr>
+              <w:pStyle w:val="Compact"/>
+              <w:jc w:val="left"/>
+            </w:pPr>
+            <w:r>
+              <w:t xml:space="preserve">lgbm</w:t>
+            </w:r>
+          </w:p>
+        </w:tc>
+        <w:tc>
+          <w:tcPr/>
+          <w:p>
+            <w:pPr>
+              <w:pStyle w:val="Compact"/>
+              <w:jc w:val="left"/>
+            </w:pPr>
+            <w:r>
+              <w:t xml:space="preserve">SCP</w:t>
+            </w:r>
+          </w:p>
+        </w:tc>
+        <w:tc>
+          <w:tcPr/>
+          <w:p>
+            <w:pPr>
+              <w:pStyle w:val="Compact"/>
+              <w:jc w:val="left"/>
+            </w:pPr>
+            <w:r>
+              <w:t xml:space="preserve">0.9004</w:t>
+            </w:r>
+          </w:p>
+        </w:tc>
+        <w:tc>
+          <w:tcPr/>
+          <w:p>
+            <w:pPr>
+              <w:pStyle w:val="Compact"/>
+              <w:jc w:val="left"/>
+            </w:pPr>
+            <w:r>
+              <w:t xml:space="preserve">0.9353</w:t>
+            </w:r>
+          </w:p>
+        </w:tc>
+        <w:tc>
+          <w:tcPr/>
+          <w:p>
+            <w:pPr>
+              <w:pStyle w:val="Compact"/>
+              <w:jc w:val="left"/>
+            </w:pPr>
+            <w:r>
+              <w:t xml:space="preserve">0.9033</w:t>
+            </w:r>
+          </w:p>
+        </w:tc>
+        <w:tc>
+          <w:tcPr/>
+          <w:p>
+            <w:pPr>
+              <w:pStyle w:val="Compact"/>
+              <w:jc w:val="left"/>
+            </w:pPr>
+            <w:r>
+              <w:t xml:space="preserve">0.0829</w:t>
+            </w:r>
+          </w:p>
+        </w:tc>
+        <w:tc>
+          <w:tcPr/>
+          <w:p>
+            <w:pPr>
+              <w:pStyle w:val="Compact"/>
+              <w:jc w:val="left"/>
+            </w:pPr>
+            <w:r>
+              <w:t xml:space="preserve">0.6279</w:t>
+            </w:r>
+          </w:p>
+        </w:tc>
+        <w:tc>
+          <w:tcPr/>
+          <w:p>
+            <w:pPr>
+              <w:pStyle w:val="Compact"/>
+              <w:jc w:val="left"/>
+            </w:pPr>
+            <w:r>
+              <w:t xml:space="preserve">0.6117</w:t>
+            </w:r>
+          </w:p>
+        </w:tc>
+      </w:tr>
+      <w:tr>
+        <w:tc>
+          <w:tcPr/>
+          <w:p>
+            <w:pPr>
+              <w:pStyle w:val="Compact"/>
+              <w:jc w:val="left"/>
+            </w:pPr>
+            <w:r>
+              <w:t xml:space="preserve">44990</w:t>
+            </w:r>
+          </w:p>
+        </w:tc>
+        <w:tc>
+          <w:tcPr/>
+          <w:p>
+            <w:pPr>
+              <w:pStyle w:val="Compact"/>
+              <w:jc w:val="left"/>
+            </w:pPr>
+            <w:r>
+              <w:t xml:space="preserve">brazilian_houses</w:t>
+            </w:r>
+          </w:p>
+        </w:tc>
+        <w:tc>
+          <w:tcPr/>
+          <w:p>
+            <w:pPr>
+              <w:pStyle w:val="Compact"/>
+              <w:jc w:val="left"/>
+            </w:pPr>
+            <w:r>
+              <w:t xml:space="preserve">rf</w:t>
+            </w:r>
+          </w:p>
+        </w:tc>
+        <w:tc>
+          <w:tcPr/>
+          <w:p>
+            <w:pPr>
+              <w:pStyle w:val="Compact"/>
+              <w:jc w:val="left"/>
+            </w:pPr>
+            <w:r>
+              <w:t xml:space="preserve">MCP</w:t>
+            </w:r>
+          </w:p>
+        </w:tc>
+        <w:tc>
+          <w:tcPr/>
+          <w:p>
+            <w:pPr>
+              <w:pStyle w:val="Compact"/>
+              <w:jc w:val="left"/>
+            </w:pPr>
+            <w:r>
+              <w:t xml:space="preserve">0.8995</w:t>
+            </w:r>
+          </w:p>
+        </w:tc>
+        <w:tc>
+          <w:tcPr/>
+          <w:p>
+            <w:pPr>
+              <w:pStyle w:val="Compact"/>
+              <w:jc w:val="left"/>
+            </w:pPr>
+            <w:r>
+              <w:t xml:space="preserve">0.9001</w:t>
+            </w:r>
+          </w:p>
+        </w:tc>
+        <w:tc>
+          <w:tcPr/>
+          <w:p>
+            <w:pPr>
+              <w:pStyle w:val="Compact"/>
+              <w:jc w:val="left"/>
+            </w:pPr>
+            <w:r>
+              <w:t xml:space="preserve">0.8995</w:t>
+            </w:r>
+          </w:p>
+        </w:tc>
+        <w:tc>
+          <w:tcPr/>
+          <w:p>
+            <w:pPr>
+              <w:pStyle w:val="Compact"/>
+              <w:jc w:val="left"/>
+            </w:pPr>
+            <w:r>
+              <w:t xml:space="preserve">0.0829</w:t>
+            </w:r>
+          </w:p>
+        </w:tc>
+        <w:tc>
+          <w:tcPr/>
+          <w:p>
+            <w:pPr>
+              <w:pStyle w:val="Compact"/>
+              <w:jc w:val="left"/>
+            </w:pPr>
+            <w:r>
+              <w:t xml:space="preserve">0.6119</w:t>
+            </w:r>
+          </w:p>
+        </w:tc>
+        <w:tc>
+          <w:tcPr/>
+          <w:p>
+            <w:pPr>
+              <w:pStyle w:val="Compact"/>
+              <w:jc w:val="left"/>
+            </w:pPr>
+            <w:r>
+              <w:t xml:space="preserve">0.5870</w:t>
+            </w:r>
+          </w:p>
+        </w:tc>
+      </w:tr>
+      <w:tr>
+        <w:tc>
+          <w:tcPr/>
+          <w:p>
+            <w:pPr>
+              <w:pStyle w:val="Compact"/>
+              <w:jc w:val="left"/>
+            </w:pPr>
+            <w:r>
+              <w:t xml:space="preserve">44990</w:t>
+            </w:r>
+          </w:p>
+        </w:tc>
+        <w:tc>
+          <w:tcPr/>
+          <w:p>
+            <w:pPr>
+              <w:pStyle w:val="Compact"/>
+              <w:jc w:val="left"/>
+            </w:pPr>
+            <w:r>
+              <w:t xml:space="preserve">brazilian_houses</w:t>
+            </w:r>
+          </w:p>
+        </w:tc>
+        <w:tc>
+          <w:tcPr/>
+          <w:p>
+            <w:pPr>
+              <w:pStyle w:val="Compact"/>
+              <w:jc w:val="left"/>
+            </w:pPr>
+            <w:r>
+              <w:t xml:space="preserve">rf</w:t>
+            </w:r>
+          </w:p>
+        </w:tc>
+        <w:tc>
+          <w:tcPr/>
+          <w:p>
+            <w:pPr>
+              <w:pStyle w:val="Compact"/>
+              <w:jc w:val="left"/>
+            </w:pPr>
+            <w:r>
+              <w:t xml:space="preserve">SCP</w:t>
+            </w:r>
+          </w:p>
+        </w:tc>
+        <w:tc>
+          <w:tcPr/>
+          <w:p>
+            <w:pPr>
+              <w:pStyle w:val="Compact"/>
+              <w:jc w:val="left"/>
+            </w:pPr>
+            <w:r>
+              <w:t xml:space="preserve">0.8970</w:t>
+            </w:r>
+          </w:p>
+        </w:tc>
+        <w:tc>
+          <w:tcPr/>
+          <w:p>
+            <w:pPr>
+              <w:pStyle w:val="Compact"/>
+              <w:jc w:val="left"/>
+            </w:pPr>
+            <w:r>
+              <w:t xml:space="preserve">0.9265</w:t>
+            </w:r>
+          </w:p>
+        </w:tc>
+        <w:tc>
+          <w:tcPr/>
+          <w:p>
+            <w:pPr>
+              <w:pStyle w:val="Compact"/>
+              <w:jc w:val="left"/>
+            </w:pPr>
+            <w:r>
+              <w:t xml:space="preserve">0.8994</w:t>
+            </w:r>
+          </w:p>
+        </w:tc>
+        <w:tc>
+          <w:tcPr/>
+          <w:p>
+            <w:pPr>
+              <w:pStyle w:val="Compact"/>
+              <w:jc w:val="left"/>
+            </w:pPr>
+            <w:r>
+              <w:t xml:space="preserve">0.0829</w:t>
+            </w:r>
+          </w:p>
+        </w:tc>
+        <w:tc>
+          <w:tcPr/>
+          <w:p>
+            <w:pPr>
+              <w:pStyle w:val="Compact"/>
+              <w:jc w:val="left"/>
+            </w:pPr>
+            <w:r>
+              <w:t xml:space="preserve">0.6044</w:t>
+            </w:r>
+          </w:p>
+        </w:tc>
+        <w:tc>
+          <w:tcPr/>
+          <w:p>
+            <w:pPr>
+              <w:pStyle w:val="Compact"/>
+              <w:jc w:val="left"/>
+            </w:pPr>
+            <w:r>
+              <w:t xml:space="preserve">0.5885</w:t>
+            </w:r>
+          </w:p>
+        </w:tc>
+      </w:tr>
+      <w:tr>
+        <w:tc>
+          <w:tcPr/>
+          <w:p>
+            <w:pPr>
+              <w:pStyle w:val="Compact"/>
+              <w:jc w:val="left"/>
+            </w:pPr>
+            <w:r>
+              <w:t xml:space="preserve">44993</w:t>
+            </w:r>
+          </w:p>
+        </w:tc>
+        <w:tc>
+          <w:tcPr/>
+          <w:p>
+            <w:pPr>
+              <w:pStyle w:val="Compact"/>
+              <w:jc w:val="left"/>
+            </w:pPr>
+            <w:r>
+              <w:t xml:space="preserve">health_insurance</w:t>
+            </w:r>
+          </w:p>
+        </w:tc>
+        <w:tc>
+          <w:tcPr/>
+          <w:p>
+            <w:pPr>
+              <w:pStyle w:val="Compact"/>
+              <w:jc w:val="left"/>
+            </w:pPr>
+            <w:r>
+              <w:t xml:space="preserve">lgbm</w:t>
+            </w:r>
+          </w:p>
+        </w:tc>
+        <w:tc>
+          <w:tcPr/>
+          <w:p>
+            <w:pPr>
+              <w:pStyle w:val="Compact"/>
+              <w:jc w:val="left"/>
+            </w:pPr>
+            <w:r>
+              <w:t xml:space="preserve">MCP</w:t>
+            </w:r>
+          </w:p>
+        </w:tc>
+        <w:tc>
+          <w:tcPr/>
+          <w:p>
+            <w:pPr>
+              <w:pStyle w:val="Compact"/>
+              <w:jc w:val="left"/>
+            </w:pPr>
+            <w:r>
+              <w:t xml:space="preserve">0.9026</w:t>
+            </w:r>
+          </w:p>
+        </w:tc>
+        <w:tc>
+          <w:tcPr/>
+          <w:p>
+            <w:pPr>
+              <w:pStyle w:val="Compact"/>
+              <w:jc w:val="left"/>
+            </w:pPr>
+            <w:r>
+              <w:t xml:space="preserve">0.9021</w:t>
+            </w:r>
+          </w:p>
+        </w:tc>
+        <w:tc>
+          <w:tcPr/>
+          <w:p>
+            <w:pPr>
+              <w:pStyle w:val="Compact"/>
+              <w:jc w:val="left"/>
+            </w:pPr>
+            <w:r>
+              <w:t xml:space="preserve">0.9026</w:t>
+            </w:r>
+          </w:p>
+        </w:tc>
+        <w:tc>
+          <w:tcPr/>
+          <w:p>
+            <w:pPr>
+              <w:pStyle w:val="Compact"/>
+              <w:jc w:val="left"/>
+            </w:pPr>
+            <w:r>
+              <w:t xml:space="preserve">0.0970</w:t>
+            </w:r>
+          </w:p>
+        </w:tc>
+        <w:tc>
+          <w:tcPr/>
+          <w:p>
+            <w:pPr>
+              <w:pStyle w:val="Compact"/>
+              <w:jc w:val="left"/>
+            </w:pPr>
+            <w:r>
+              <w:t xml:space="preserve">3.0965</w:t>
+            </w:r>
+          </w:p>
+        </w:tc>
+        <w:tc>
+          <w:tcPr/>
+          <w:p>
+            <w:pPr>
+              <w:pStyle w:val="Compact"/>
+              <w:jc w:val="left"/>
+            </w:pPr>
+            <w:r>
+              <w:t xml:space="preserve">3.0631</w:t>
+            </w:r>
+          </w:p>
+        </w:tc>
+      </w:tr>
+      <w:tr>
+        <w:tc>
+          <w:tcPr/>
+          <w:p>
+            <w:pPr>
+              <w:pStyle w:val="Compact"/>
+              <w:jc w:val="left"/>
+            </w:pPr>
+            <w:r>
+              <w:t xml:space="preserve">44993</w:t>
+            </w:r>
+          </w:p>
+        </w:tc>
+        <w:tc>
+          <w:tcPr/>
+          <w:p>
+            <w:pPr>
+              <w:pStyle w:val="Compact"/>
+              <w:jc w:val="left"/>
+            </w:pPr>
+            <w:r>
+              <w:t xml:space="preserve">health_insurance</w:t>
+            </w:r>
+          </w:p>
+        </w:tc>
+        <w:tc>
+          <w:tcPr/>
+          <w:p>
+            <w:pPr>
+              <w:pStyle w:val="Compact"/>
+              <w:jc w:val="left"/>
+            </w:pPr>
+            <w:r>
+              <w:t xml:space="preserve">lgbm</w:t>
+            </w:r>
+          </w:p>
+        </w:tc>
+        <w:tc>
+          <w:tcPr/>
+          <w:p>
+            <w:pPr>
+              <w:pStyle w:val="Compact"/>
+              <w:jc w:val="left"/>
+            </w:pPr>
+            <w:r>
+              <w:t xml:space="preserve">SCP</w:t>
+            </w:r>
+          </w:p>
+        </w:tc>
+        <w:tc>
+          <w:tcPr/>
+          <w:p>
+            <w:pPr>
+              <w:pStyle w:val="Compact"/>
+              <w:jc w:val="left"/>
+            </w:pPr>
+            <w:r>
+              <w:t xml:space="preserve">0.9124</w:t>
+            </w:r>
+          </w:p>
+        </w:tc>
+        <w:tc>
+          <w:tcPr/>
+          <w:p>
+            <w:pPr>
+              <w:pStyle w:val="Compact"/>
+              <w:jc w:val="left"/>
+            </w:pPr>
+            <w:r>
+              <w:t xml:space="preserve">0.7915</w:t>
+            </w:r>
+          </w:p>
+        </w:tc>
+        <w:tc>
+          <w:tcPr/>
+          <w:p>
+            <w:pPr>
+              <w:pStyle w:val="Compact"/>
+              <w:jc w:val="left"/>
+            </w:pPr>
+            <w:r>
+              <w:t xml:space="preserve">0.9007</w:t>
+            </w:r>
+          </w:p>
+        </w:tc>
+        <w:tc>
+          <w:tcPr/>
+          <w:p>
+            <w:pPr>
+              <w:pStyle w:val="Compact"/>
+              <w:jc w:val="left"/>
+            </w:pPr>
+            <w:r>
+              <w:t xml:space="preserve">0.0970</w:t>
+            </w:r>
+          </w:p>
+        </w:tc>
+        <w:tc>
+          <w:tcPr/>
+          <w:p>
+            <w:pPr>
+              <w:pStyle w:val="Compact"/>
+              <w:jc w:val="left"/>
+            </w:pPr>
+            <w:r>
+              <w:t xml:space="preserve">3.2024</w:t>
+            </w:r>
+          </w:p>
+        </w:tc>
+        <w:tc>
+          <w:tcPr/>
+          <w:p>
+            <w:pPr>
+              <w:pStyle w:val="Compact"/>
+              <w:jc w:val="left"/>
+            </w:pPr>
+            <w:r>
+              <w:t xml:space="preserve">3.0830</w:t>
+            </w:r>
+          </w:p>
+        </w:tc>
+      </w:tr>
+      <w:tr>
+        <w:tc>
+          <w:tcPr/>
+          <w:p>
+            <w:pPr>
+              <w:pStyle w:val="Compact"/>
+              <w:jc w:val="left"/>
+            </w:pPr>
+            <w:r>
+              <w:t xml:space="preserve">44993</w:t>
+            </w:r>
+          </w:p>
+        </w:tc>
+        <w:tc>
+          <w:tcPr/>
+          <w:p>
+            <w:pPr>
+              <w:pStyle w:val="Compact"/>
+              <w:jc w:val="left"/>
+            </w:pPr>
+            <w:r>
+              <w:t xml:space="preserve">health_insurance</w:t>
+            </w:r>
+          </w:p>
+        </w:tc>
+        <w:tc>
+          <w:tcPr/>
+          <w:p>
+            <w:pPr>
+              <w:pStyle w:val="Compact"/>
+              <w:jc w:val="left"/>
+            </w:pPr>
+            <w:r>
+              <w:t xml:space="preserve">rf</w:t>
+            </w:r>
+          </w:p>
+        </w:tc>
+        <w:tc>
+          <w:tcPr/>
+          <w:p>
+            <w:pPr>
+              <w:pStyle w:val="Compact"/>
+              <w:jc w:val="left"/>
+            </w:pPr>
+            <w:r>
+              <w:t xml:space="preserve">MCP</w:t>
+            </w:r>
+          </w:p>
+        </w:tc>
+        <w:tc>
+          <w:tcPr/>
+          <w:p>
+            <w:pPr>
+              <w:pStyle w:val="Compact"/>
+              <w:jc w:val="left"/>
+            </w:pPr>
+            <w:r>
+              <w:t xml:space="preserve">0.9031</w:t>
+            </w:r>
+          </w:p>
+        </w:tc>
+        <w:tc>
+          <w:tcPr/>
+          <w:p>
+            <w:pPr>
+              <w:pStyle w:val="Compact"/>
+              <w:jc w:val="left"/>
+            </w:pPr>
+            <w:r>
+              <w:t xml:space="preserve">0.9024</w:t>
+            </w:r>
+          </w:p>
+        </w:tc>
+        <w:tc>
+          <w:tcPr/>
+          <w:p>
+            <w:pPr>
+              <w:pStyle w:val="Compact"/>
+              <w:jc w:val="left"/>
+            </w:pPr>
+            <w:r>
+              <w:t xml:space="preserve">0.9030</w:t>
+            </w:r>
+          </w:p>
+        </w:tc>
+        <w:tc>
+          <w:tcPr/>
+          <w:p>
+            <w:pPr>
+              <w:pStyle w:val="Compact"/>
+              <w:jc w:val="left"/>
+            </w:pPr>
+            <w:r>
+              <w:t xml:space="preserve">0.0970</w:t>
+            </w:r>
+          </w:p>
+        </w:tc>
+        <w:tc>
+          <w:tcPr/>
+          <w:p>
+            <w:pPr>
+              <w:pStyle w:val="Compact"/>
+              <w:jc w:val="left"/>
+            </w:pPr>
+            <w:r>
+              <w:t xml:space="preserve">3.2356</w:t>
+            </w:r>
+          </w:p>
+        </w:tc>
+        <w:tc>
+          <w:tcPr/>
+          <w:p>
+            <w:pPr>
+              <w:pStyle w:val="Compact"/>
+              <w:jc w:val="left"/>
+            </w:pPr>
+            <w:r>
+              <w:t xml:space="preserve">3.2470</w:t>
+            </w:r>
+          </w:p>
+        </w:tc>
+      </w:tr>
+      <w:tr>
+        <w:tc>
+          <w:tcPr/>
+          <w:p>
+            <w:pPr>
+              <w:pStyle w:val="Compact"/>
+              <w:jc w:val="left"/>
+            </w:pPr>
+            <w:r>
+              <w:t xml:space="preserve">44993</w:t>
+            </w:r>
+          </w:p>
+        </w:tc>
+        <w:tc>
+          <w:tcPr/>
+          <w:p>
+            <w:pPr>
+              <w:pStyle w:val="Compact"/>
+              <w:jc w:val="left"/>
+            </w:pPr>
+            <w:r>
+              <w:t xml:space="preserve">health_insurance</w:t>
+            </w:r>
+          </w:p>
+        </w:tc>
+        <w:tc>
+          <w:tcPr/>
+          <w:p>
+            <w:pPr>
+              <w:pStyle w:val="Compact"/>
+              <w:jc w:val="left"/>
+            </w:pPr>
+            <w:r>
+              <w:t xml:space="preserve">rf</w:t>
+            </w:r>
+          </w:p>
+        </w:tc>
+        <w:tc>
+          <w:tcPr/>
+          <w:p>
+            <w:pPr>
+              <w:pStyle w:val="Compact"/>
+              <w:jc w:val="left"/>
+            </w:pPr>
+            <w:r>
+              <w:t xml:space="preserve">SCP</w:t>
+            </w:r>
+          </w:p>
+        </w:tc>
+        <w:tc>
+          <w:tcPr/>
+          <w:p>
+            <w:pPr>
+              <w:pStyle w:val="Compact"/>
+              <w:jc w:val="left"/>
+            </w:pPr>
+            <w:r>
+              <w:t xml:space="preserve">0.9165</w:t>
+            </w:r>
+          </w:p>
+        </w:tc>
+        <w:tc>
+          <w:tcPr/>
+          <w:p>
+            <w:pPr>
+              <w:pStyle w:val="Compact"/>
+              <w:jc w:val="left"/>
+            </w:pPr>
+            <w:r>
+              <w:t xml:space="preserve">0.7597</w:t>
+            </w:r>
+          </w:p>
+        </w:tc>
+        <w:tc>
+          <w:tcPr/>
+          <w:p>
+            <w:pPr>
+              <w:pStyle w:val="Compact"/>
+              <w:jc w:val="left"/>
+            </w:pPr>
+            <w:r>
+              <w:t xml:space="preserve">0.9013</w:t>
+            </w:r>
+          </w:p>
+        </w:tc>
+        <w:tc>
+          <w:tcPr/>
+          <w:p>
+            <w:pPr>
+              <w:pStyle w:val="Compact"/>
+              <w:jc w:val="left"/>
+            </w:pPr>
+            <w:r>
+              <w:t xml:space="preserve">0.0970</w:t>
+            </w:r>
+          </w:p>
+        </w:tc>
+        <w:tc>
+          <w:tcPr/>
+          <w:p>
+            <w:pPr>
+              <w:pStyle w:val="Compact"/>
+              <w:jc w:val="left"/>
+            </w:pPr>
+            <w:r>
+              <w:t xml:space="preserve">3.4218</w:t>
+            </w:r>
+          </w:p>
+        </w:tc>
+        <w:tc>
+          <w:tcPr/>
+          <w:p>
+            <w:pPr>
+              <w:pStyle w:val="Compact"/>
+              <w:jc w:val="left"/>
+            </w:pPr>
+            <w:r>
+              <w:t xml:space="preserve">3.2943</w:t>
+            </w:r>
+          </w:p>
+        </w:tc>
+      </w:tr>
+    </w:tbl>
+    <w:bookmarkEnd w:id="32"/>
+    <w:bookmarkStart w:id="33" w:name="s11-computational-cost-experiment-g"/>
     <w:p>
       <w:pPr>
         <w:pStyle w:val="Heading1"/>
@@ -41826,8 +47883,8 @@
         </w:tc>
       </w:tr>
     </w:tbl>
-    <w:bookmarkEnd w:id="32"/>
-    <w:bookmarkStart w:id="36" w:name="fig.-s1"/>
+    <w:bookmarkEnd w:id="33"/>
+    <w:bookmarkStart w:id="37" w:name="fig.-s1"/>
     <w:p>
       <w:pPr>
         <w:pStyle w:val="Heading1"/>
@@ -41845,18 +47902,18 @@
           <wp:inline>
             <wp:extent cx="5334000" cy="2031254"/>
             <wp:effectExtent b="0" l="0" r="0" t="0"/>
-            <wp:docPr descr="Fig. S1 Novel-record coverage gap per duplicated dataset (dots) and learner, split CP vs novelty-Mondrian CP, alpha = 0.1; bars: medians" title="" id="34" name="Picture"/>
+            <wp:docPr descr="Fig. S1 Novel-record coverage gap per duplicated dataset (dots) and learner, split CP vs novelty-Mondrian CP, alpha = 0.1; bars: medians" title="" id="35" name="Picture"/>
             <a:graphic>
               <a:graphicData uri="http://schemas.openxmlformats.org/drawingml/2006/picture">
                 <pic:pic>
                   <pic:nvPicPr>
-                    <pic:cNvPr descr="FigS1.png" id="35" name="Picture"/>
+                    <pic:cNvPr descr="FigS1.png" id="36" name="Picture"/>
                     <pic:cNvPicPr>
                       <a:picLocks noChangeArrowheads="1" noChangeAspect="1"/>
                     </pic:cNvPicPr>
                   </pic:nvPicPr>
                   <pic:blipFill>
-                    <a:blip r:embed="rId33"/>
+                    <a:blip r:embed="rId34"/>
                     <a:stretch>
                       <a:fillRect/>
                     </a:stretch>
@@ -41901,8 +47958,8 @@
         <w:t xml:space="preserve">Novel-record coverage gap per duplicated dataset (dots) and learner, split CP vs novelty-Mondrian CP, alpha = 0.1; bars: medians</w:t>
       </w:r>
     </w:p>
-    <w:bookmarkEnd w:id="36"/>
-    <w:bookmarkStart w:id="37" w:name="s12-computational-environment"/>
+    <w:bookmarkEnd w:id="37"/>
+    <w:bookmarkStart w:id="38" w:name="s12-computational-environment"/>
     <w:p>
       <w:pPr>
         <w:pStyle w:val="Heading1"/>
@@ -42206,13 +48263,13 @@
               <w:jc w:val="left"/>
             </w:pPr>
             <w:r>
-              <w:t xml:space="preserve">2026-10-21 03:12:28</w:t>
+              <w:t xml:space="preserve">2026-10-21 11:05:55</w:t>
             </w:r>
           </w:p>
         </w:tc>
       </w:tr>
     </w:tbl>
-    <w:bookmarkEnd w:id="37"/>
+    <w:bookmarkEnd w:id="38"/>
     <w:sectPr/>
   </w:body>
 </w:document>
